--- a/files/paper-push/daily_paper_push_2026-06-05.docx
+++ b/files/paper-push/daily_paper_push_2026-06-05.docx
@@ -42,7 +42,7 @@
         <w:rPr>
           <w:rFonts w:ascii="Microsoft YaHei" w:hAnsi="Microsoft YaHei" w:eastAsia="Microsoft YaHei"/>
         </w:rPr>
-        <w:t>历史去重后今日新增 1 篇。排序规则：Nature 系列、Science 系列、其余重点期刊按影响力和主题相关性排序。</w:t>
+        <w:t>历史去重后今日新增 16 篇。排序规则：Nature 系列、Science 系列、其余重点期刊按影响力和主题相关性排序。</w:t>
       </w:r>
     </w:p>
     <w:p>
@@ -70,7 +70,7 @@
           <w:rFonts w:ascii="Microsoft YaHei" w:hAnsi="Microsoft YaHei" w:eastAsia="Microsoft YaHei"/>
           <w:b/>
         </w:rPr>
-        <w:t>1. Trace Metal Biogeochemistry in the Nordic Seas: Arctic and Atlantic Water Inflows Determine (Micro)Nutrient Availability</w:t>
+        <w:t>1. Global Eddy Subduction Carbon Pump From Argo Floats</w:t>
       </w:r>
     </w:p>
     <w:p>
@@ -80,7 +80,7 @@
           <w:color w:val="55697D"/>
           <w:sz w:val="18"/>
         </w:rPr>
-        <w:t>作者：Yaqing Ruan; Stephan Krisch; Thomas J. Browning; C. Mark Moore; Mario Esposito; Tim Steffens; Eric P. Achterberg</w:t>
+        <w:t>作者：Maxime Keutgen De Greef; Laure Resplandy; Mathieu A. Poupon</w:t>
       </w:r>
     </w:p>
     <w:p>
@@ -100,6 +100,246 @@
           <w:color w:val="55697D"/>
           <w:sz w:val="18"/>
         </w:rPr>
+        <w:t>发表月份：2026-03</w:t>
+      </w:r>
+    </w:p>
+    <w:p>
+      <w:r>
+        <w:rPr>
+          <w:rFonts w:ascii="Microsoft YaHei" w:hAnsi="Microsoft YaHei" w:eastAsia="Microsoft YaHei"/>
+          <w:color w:val="55697D"/>
+          <w:sz w:val="18"/>
+        </w:rPr>
+        <w:t>DOI：10.1029/2025gb008912</w:t>
+      </w:r>
+    </w:p>
+    <w:p>
+      <w:r>
+        <w:rPr>
+          <w:rFonts w:ascii="Microsoft YaHei" w:hAnsi="Microsoft YaHei" w:eastAsia="Microsoft YaHei"/>
+          <w:b/>
+          <w:sz w:val="19"/>
+        </w:rPr>
+        <w:t>关键词：BGC-Argo; carbon pump; backscattering; bio-optics; microbial carbon</w:t>
+      </w:r>
+    </w:p>
+    <w:p>
+      <w:r>
+        <w:rPr>
+          <w:rFonts w:ascii="Microsoft YaHei" w:hAnsi="Microsoft YaHei" w:eastAsia="Microsoft YaHei"/>
+        </w:rPr>
+        <w:t>这项研究关注BGC-Argo 剖面约束的生物地球化学变化。 数据基础是 BGC-Argo 浮标剖面及相关生物地球化学观测，可用于连接垂向结构和过程变化。 研究主要分析变化趋势、事件响应、驱动机制或方法表现，并把观测结果与生态和生物地球化学过程联系起来。 核心结果或实现为该主题提供了新的观测约束、方法基准或过程解释。 它有助于解释观测现象、比较方法差异，并为后续海洋生物地球化学分析提供线索。</w:t>
+      </w:r>
+    </w:p>
+    <w:p>
+      <w:r>
+        <w:rPr>
+          <w:rFonts w:ascii="Microsoft YaHei" w:hAnsi="Microsoft YaHei" w:eastAsia="Microsoft YaHei"/>
+          <w:color w:val="0563C1"/>
+          <w:sz w:val="18"/>
+        </w:rPr>
+        <w:t>链接：https://doi.org/10.1029/2025gb008912</w:t>
+      </w:r>
+    </w:p>
+    <w:p>
+      <w:pPr>
+        <w:pStyle w:val="Heading3"/>
+      </w:pPr>
+      <w:r>
+        <w:rPr>
+          <w:rFonts w:ascii="Microsoft YaHei" w:hAnsi="Microsoft YaHei" w:eastAsia="Microsoft YaHei"/>
+          <w:b/>
+        </w:rPr>
+        <w:t>2. Delineating Marine Planktonic Habitats Through the Biogeochemical‐Argo Array Data</w:t>
+      </w:r>
+    </w:p>
+    <w:p>
+      <w:r>
+        <w:rPr>
+          <w:rFonts w:ascii="Microsoft YaHei" w:hAnsi="Microsoft YaHei" w:eastAsia="Microsoft YaHei"/>
+          <w:color w:val="55697D"/>
+          <w:sz w:val="18"/>
+        </w:rPr>
+        <w:t>作者：Anh H. Pham; Ajit Subramaniam; Joseph P. Montoya</w:t>
+      </w:r>
+    </w:p>
+    <w:p>
+      <w:r>
+        <w:rPr>
+          <w:rFonts w:ascii="Microsoft YaHei" w:hAnsi="Microsoft YaHei" w:eastAsia="Microsoft YaHei"/>
+          <w:color w:val="55697D"/>
+          <w:sz w:val="18"/>
+        </w:rPr>
+        <w:t>期刊：Journal of Geophysical Research: Oceans</w:t>
+      </w:r>
+    </w:p>
+    <w:p>
+      <w:r>
+        <w:rPr>
+          <w:rFonts w:ascii="Microsoft YaHei" w:hAnsi="Microsoft YaHei" w:eastAsia="Microsoft YaHei"/>
+          <w:color w:val="55697D"/>
+          <w:sz w:val="18"/>
+        </w:rPr>
+        <w:t>发表月份：2026-02</w:t>
+      </w:r>
+    </w:p>
+    <w:p>
+      <w:r>
+        <w:rPr>
+          <w:rFonts w:ascii="Microsoft YaHei" w:hAnsi="Microsoft YaHei" w:eastAsia="Microsoft YaHei"/>
+          <w:color w:val="55697D"/>
+          <w:sz w:val="18"/>
+        </w:rPr>
+        <w:t>DOI：10.1029/2025jc022543</w:t>
+      </w:r>
+    </w:p>
+    <w:p>
+      <w:r>
+        <w:rPr>
+          <w:rFonts w:ascii="Microsoft YaHei" w:hAnsi="Microsoft YaHei" w:eastAsia="Microsoft YaHei"/>
+          <w:b/>
+          <w:sz w:val="19"/>
+        </w:rPr>
+        <w:t>关键词：BGC-Argo; phytoplankton</w:t>
+      </w:r>
+    </w:p>
+    <w:p>
+      <w:r>
+        <w:rPr>
+          <w:rFonts w:ascii="Microsoft YaHei" w:hAnsi="Microsoft YaHei" w:eastAsia="Microsoft YaHei"/>
+        </w:rPr>
+        <w:t>这项研究关注BGC-Argo 剖面约束的生物地球化学变化。 数据基础是 BGC-Argo 浮标剖面及相关生物地球化学观测，可用于连接垂向结构和过程变化。 研究主要分析变化趋势、事件响应、驱动机制或方法表现，并把观测结果与生态和生物地球化学过程联系起来。 核心结果或实现为该主题提供了新的观测约束、方法基准或过程解释。 它有助于解释观测现象、比较方法差异，并为后续海洋生物地球化学分析提供线索。</w:t>
+      </w:r>
+    </w:p>
+    <w:p>
+      <w:r>
+        <w:rPr>
+          <w:rFonts w:ascii="Microsoft YaHei" w:hAnsi="Microsoft YaHei" w:eastAsia="Microsoft YaHei"/>
+          <w:color w:val="0563C1"/>
+          <w:sz w:val="18"/>
+        </w:rPr>
+        <w:t>链接：https://doi.org/10.1029/2025jc022543</w:t>
+      </w:r>
+    </w:p>
+    <w:p>
+      <w:pPr>
+        <w:pStyle w:val="Heading3"/>
+      </w:pPr>
+      <w:r>
+        <w:rPr>
+          <w:rFonts w:ascii="Microsoft YaHei" w:hAnsi="Microsoft YaHei" w:eastAsia="Microsoft YaHei"/>
+          <w:b/>
+        </w:rPr>
+        <w:t>3. Fresh Phytoplankton Bloom Growth in the Fall and Its Control on Ocean Heating in the Pacific Arctic Region</w:t>
+      </w:r>
+    </w:p>
+    <w:p>
+      <w:r>
+        <w:rPr>
+          <w:rFonts w:ascii="Microsoft YaHei" w:hAnsi="Microsoft YaHei" w:eastAsia="Microsoft YaHei"/>
+          <w:color w:val="55697D"/>
+          <w:sz w:val="18"/>
+        </w:rPr>
+        <w:t>作者：Clare B. Gaffey; Karen E. Frey; Bonnie Light; Lee W. Cooper; Jacqueline M. Grebmeier</w:t>
+      </w:r>
+    </w:p>
+    <w:p>
+      <w:r>
+        <w:rPr>
+          <w:rFonts w:ascii="Microsoft YaHei" w:hAnsi="Microsoft YaHei" w:eastAsia="Microsoft YaHei"/>
+          <w:color w:val="55697D"/>
+          <w:sz w:val="18"/>
+        </w:rPr>
+        <w:t>期刊：Journal of Geophysical Research: Oceans</w:t>
+      </w:r>
+    </w:p>
+    <w:p>
+      <w:r>
+        <w:rPr>
+          <w:rFonts w:ascii="Microsoft YaHei" w:hAnsi="Microsoft YaHei" w:eastAsia="Microsoft YaHei"/>
+          <w:color w:val="55697D"/>
+          <w:sz w:val="18"/>
+        </w:rPr>
+        <w:t>发表月份：2026-05</w:t>
+      </w:r>
+    </w:p>
+    <w:p>
+      <w:r>
+        <w:rPr>
+          <w:rFonts w:ascii="Microsoft YaHei" w:hAnsi="Microsoft YaHei" w:eastAsia="Microsoft YaHei"/>
+          <w:color w:val="55697D"/>
+          <w:sz w:val="18"/>
+        </w:rPr>
+        <w:t>DOI：10.1029/2025jc022895</w:t>
+      </w:r>
+    </w:p>
+    <w:p>
+      <w:r>
+        <w:rPr>
+          <w:rFonts w:ascii="Microsoft YaHei" w:hAnsi="Microsoft YaHei" w:eastAsia="Microsoft YaHei"/>
+          <w:b/>
+          <w:sz w:val="19"/>
+        </w:rPr>
+        <w:t>关键词：phytoplankton; bio-optics; vertical structure</w:t>
+      </w:r>
+    </w:p>
+    <w:p>
+      <w:r>
+        <w:rPr>
+          <w:rFonts w:ascii="Microsoft YaHei" w:hAnsi="Microsoft YaHei" w:eastAsia="Microsoft YaHei"/>
+        </w:rPr>
+        <w:t>这项研究关注海洋生物光学和海洋光学参数、方法与应用。 数据或方法上围绕沉积物捕获器、原位光学、生物光学参数或光谱观测展开。 研究主要分析变化趋势、事件响应、驱动机制或方法表现，并把观测结果与生态和生物地球化学过程联系起来。 核心结果或实现为该主题提供了新的观测约束、方法基准或过程解释。 它有助于解释观测现象、比较方法差异，并为后续海洋生物地球化学分析提供线索。</w:t>
+      </w:r>
+    </w:p>
+    <w:p>
+      <w:r>
+        <w:rPr>
+          <w:rFonts w:ascii="Microsoft YaHei" w:hAnsi="Microsoft YaHei" w:eastAsia="Microsoft YaHei"/>
+          <w:color w:val="0563C1"/>
+          <w:sz w:val="18"/>
+        </w:rPr>
+        <w:t>链接：https://doi.org/10.1029/2025jc022895</w:t>
+      </w:r>
+    </w:p>
+    <w:p>
+      <w:pPr>
+        <w:pStyle w:val="Heading3"/>
+      </w:pPr>
+      <w:r>
+        <w:rPr>
+          <w:rFonts w:ascii="Microsoft YaHei" w:hAnsi="Microsoft YaHei" w:eastAsia="Microsoft YaHei"/>
+          <w:b/>
+        </w:rPr>
+        <w:t>4. Distribution and Export of Particulate 3‐Hydroxy Fatty Acids in the Northwestern Pacific Ocean: Implications for Seawater Temperature Reconstructions</w:t>
+      </w:r>
+    </w:p>
+    <w:p>
+      <w:r>
+        <w:rPr>
+          <w:rFonts w:ascii="Microsoft YaHei" w:hAnsi="Microsoft YaHei" w:eastAsia="Microsoft YaHei"/>
+          <w:color w:val="55697D"/>
+          <w:sz w:val="18"/>
+        </w:rPr>
+        <w:t>作者：Fengmin Pan; Huamao Yuan; Jinming Song; Xuegang Li; Liqin Duan</w:t>
+      </w:r>
+    </w:p>
+    <w:p>
+      <w:r>
+        <w:rPr>
+          <w:rFonts w:ascii="Microsoft YaHei" w:hAnsi="Microsoft YaHei" w:eastAsia="Microsoft YaHei"/>
+          <w:color w:val="55697D"/>
+          <w:sz w:val="18"/>
+        </w:rPr>
+        <w:t>期刊：Journal of Geophysical Research: Oceans</w:t>
+      </w:r>
+    </w:p>
+    <w:p>
+      <w:r>
+        <w:rPr>
+          <w:rFonts w:ascii="Microsoft YaHei" w:hAnsi="Microsoft YaHei" w:eastAsia="Microsoft YaHei"/>
+          <w:color w:val="55697D"/>
+          <w:sz w:val="18"/>
+        </w:rPr>
         <w:t>发表月份：2026-06</w:t>
       </w:r>
     </w:p>
@@ -110,7 +350,87 @@
           <w:color w:val="55697D"/>
           <w:sz w:val="18"/>
         </w:rPr>
-        <w:t>DOI：10.1029/2025gb008954</w:t>
+        <w:t>DOI：10.1029/2026jc024079</w:t>
+      </w:r>
+    </w:p>
+    <w:p>
+      <w:r>
+        <w:rPr>
+          <w:rFonts w:ascii="Microsoft YaHei" w:hAnsi="Microsoft YaHei" w:eastAsia="Microsoft YaHei"/>
+          <w:b/>
+          <w:sz w:val="19"/>
+        </w:rPr>
+        <w:t>关键词：carbon pump; vertical structure</w:t>
+      </w:r>
+    </w:p>
+    <w:p>
+      <w:r>
+        <w:rPr>
+          <w:rFonts w:ascii="Microsoft YaHei" w:hAnsi="Microsoft YaHei" w:eastAsia="Microsoft YaHei"/>
+        </w:rPr>
+        <w:t>这项研究关注有机碳输出和生物碳泵过程。 研究结合观测、模型或实验结果来刻画海洋生态和生物地球化学过程。 研究主要分析变化趋势、事件响应、驱动机制或方法表现，并把观测结果与生态和生物地球化学过程联系起来。 核心结果或实现为该主题提供了新的观测约束、方法基准或过程解释。 它有助于解释观测现象、比较方法差异，并为后续海洋生物地球化学分析提供线索。</w:t>
+      </w:r>
+    </w:p>
+    <w:p>
+      <w:r>
+        <w:rPr>
+          <w:rFonts w:ascii="Microsoft YaHei" w:hAnsi="Microsoft YaHei" w:eastAsia="Microsoft YaHei"/>
+          <w:color w:val="0563C1"/>
+          <w:sz w:val="18"/>
+        </w:rPr>
+        <w:t>链接：https://doi.org/10.1029/2026jc024079</w:t>
+      </w:r>
+    </w:p>
+    <w:p>
+      <w:pPr>
+        <w:pStyle w:val="Heading3"/>
+      </w:pPr>
+      <w:r>
+        <w:rPr>
+          <w:rFonts w:ascii="Microsoft YaHei" w:hAnsi="Microsoft YaHei" w:eastAsia="Microsoft YaHei"/>
+          <w:b/>
+        </w:rPr>
+        <w:t>5. Amplifying effects of multiyear La Niña on phytoplankton biomass in the tropical Pacific</w:t>
+      </w:r>
+    </w:p>
+    <w:p>
+      <w:r>
+        <w:rPr>
+          <w:rFonts w:ascii="Microsoft YaHei" w:hAnsi="Microsoft YaHei" w:eastAsia="Microsoft YaHei"/>
+          <w:color w:val="55697D"/>
+          <w:sz w:val="18"/>
+        </w:rPr>
+        <w:t>作者：Lei Lin; Kun Xu; Wei Tan; Jinliang Liu; Bingzhang Chen; Dongyan Liu</w:t>
+      </w:r>
+    </w:p>
+    <w:p>
+      <w:r>
+        <w:rPr>
+          <w:rFonts w:ascii="Microsoft YaHei" w:hAnsi="Microsoft YaHei" w:eastAsia="Microsoft YaHei"/>
+          <w:color w:val="55697D"/>
+          <w:sz w:val="18"/>
+        </w:rPr>
+        <w:t>期刊：Limnology and Oceanography</w:t>
+      </w:r>
+    </w:p>
+    <w:p>
+      <w:r>
+        <w:rPr>
+          <w:rFonts w:ascii="Microsoft YaHei" w:hAnsi="Microsoft YaHei" w:eastAsia="Microsoft YaHei"/>
+          <w:color w:val="55697D"/>
+          <w:sz w:val="18"/>
+        </w:rPr>
+        <w:t>发表月份：2026-05</w:t>
+      </w:r>
+    </w:p>
+    <w:p>
+      <w:r>
+        <w:rPr>
+          <w:rFonts w:ascii="Microsoft YaHei" w:hAnsi="Microsoft YaHei" w:eastAsia="Microsoft YaHei"/>
+          <w:color w:val="55697D"/>
+          <w:sz w:val="18"/>
+        </w:rPr>
+        <w:t>DOI：10.1002/lol2.70143</w:t>
       </w:r>
     </w:p>
     <w:p>
@@ -138,7 +458,895 @@
           <w:color w:val="0563C1"/>
           <w:sz w:val="18"/>
         </w:rPr>
-        <w:t>链接：https://doi.org/10.1029/2025gb008954</w:t>
+        <w:t>链接：https://doi.org/10.1002/lol2.70143</w:t>
+      </w:r>
+    </w:p>
+    <w:p>
+      <w:pPr>
+        <w:pStyle w:val="Heading3"/>
+      </w:pPr>
+      <w:r>
+        <w:rPr>
+          <w:rFonts w:ascii="Microsoft YaHei" w:hAnsi="Microsoft YaHei" w:eastAsia="Microsoft YaHei"/>
+          <w:b/>
+        </w:rPr>
+        <w:t>6. The impact of large-scale macroalgae cultivation and harvesting strategies on the marine carbon dioxide removal efficacy and marine biogeochemistry</w:t>
+      </w:r>
+    </w:p>
+    <w:p>
+      <w:r>
+        <w:rPr>
+          <w:rFonts w:ascii="Microsoft YaHei" w:hAnsi="Microsoft YaHei" w:eastAsia="Microsoft YaHei"/>
+          <w:color w:val="55697D"/>
+          <w:sz w:val="18"/>
+        </w:rPr>
+        <w:t>作者：Prima Anugerahanti; Julien Palmiéri; Chelsey A. Baker; Ekaterina Popova; Andrew Yool</w:t>
+      </w:r>
+    </w:p>
+    <w:p>
+      <w:r>
+        <w:rPr>
+          <w:rFonts w:ascii="Microsoft YaHei" w:hAnsi="Microsoft YaHei" w:eastAsia="Microsoft YaHei"/>
+          <w:color w:val="55697D"/>
+          <w:sz w:val="18"/>
+        </w:rPr>
+        <w:t>期刊：Biogeosciences</w:t>
+      </w:r>
+    </w:p>
+    <w:p>
+      <w:r>
+        <w:rPr>
+          <w:rFonts w:ascii="Microsoft YaHei" w:hAnsi="Microsoft YaHei" w:eastAsia="Microsoft YaHei"/>
+          <w:color w:val="55697D"/>
+          <w:sz w:val="18"/>
+        </w:rPr>
+        <w:t>发表月份：2026-06</w:t>
+      </w:r>
+    </w:p>
+    <w:p>
+      <w:r>
+        <w:rPr>
+          <w:rFonts w:ascii="Microsoft YaHei" w:hAnsi="Microsoft YaHei" w:eastAsia="Microsoft YaHei"/>
+          <w:color w:val="55697D"/>
+          <w:sz w:val="18"/>
+        </w:rPr>
+        <w:t>DOI：10.5194/bg-23-3735-2026</w:t>
+      </w:r>
+    </w:p>
+    <w:p>
+      <w:r>
+        <w:rPr>
+          <w:rFonts w:ascii="Microsoft YaHei" w:hAnsi="Microsoft YaHei" w:eastAsia="Microsoft YaHei"/>
+          <w:b/>
+          <w:sz w:val="19"/>
+        </w:rPr>
+        <w:t>关键词：phytoplankton</w:t>
+      </w:r>
+    </w:p>
+    <w:p>
+      <w:r>
+        <w:rPr>
+          <w:rFonts w:ascii="Microsoft YaHei" w:hAnsi="Microsoft YaHei" w:eastAsia="Microsoft YaHei"/>
+        </w:rPr>
+        <w:t>这项研究关注浮游植物群落、生理状态和生产力变化。 研究结合观测、模型或实验结果来刻画海洋生态和生物地球化学过程。 研究主要分析变化趋势、事件响应、驱动机制或方法表现，并把观测结果与生态和生物地球化学过程联系起来。 核心结果或实现为该主题提供了新的观测约束、方法基准或过程解释。 它有助于解释观测现象、比较方法差异，并为后续海洋生物地球化学分析提供线索。</w:t>
+      </w:r>
+    </w:p>
+    <w:p>
+      <w:r>
+        <w:rPr>
+          <w:rFonts w:ascii="Microsoft YaHei" w:hAnsi="Microsoft YaHei" w:eastAsia="Microsoft YaHei"/>
+          <w:color w:val="0563C1"/>
+          <w:sz w:val="18"/>
+        </w:rPr>
+        <w:t>链接：https://doi.org/10.5194/bg-23-3735-2026</w:t>
+      </w:r>
+    </w:p>
+    <w:p>
+      <w:pPr>
+        <w:pStyle w:val="Heading3"/>
+      </w:pPr>
+      <w:r>
+        <w:rPr>
+          <w:rFonts w:ascii="Microsoft YaHei" w:hAnsi="Microsoft YaHei" w:eastAsia="Microsoft YaHei"/>
+          <w:b/>
+        </w:rPr>
+        <w:t>7. Trait-Based Micro-Phytoplankton Community Structure Across Hydrographic Gradients in the Eastern Indian Ocean</w:t>
+      </w:r>
+    </w:p>
+    <w:p>
+      <w:r>
+        <w:rPr>
+          <w:rFonts w:ascii="Microsoft YaHei" w:hAnsi="Microsoft YaHei" w:eastAsia="Microsoft YaHei"/>
+          <w:color w:val="55697D"/>
+          <w:sz w:val="18"/>
+        </w:rPr>
+        <w:t>作者：Aparna Mol T A; Jagadish S Patil; Pranoy Paul</w:t>
+      </w:r>
+    </w:p>
+    <w:p>
+      <w:r>
+        <w:rPr>
+          <w:rFonts w:ascii="Microsoft YaHei" w:hAnsi="Microsoft YaHei" w:eastAsia="Microsoft YaHei"/>
+          <w:color w:val="55697D"/>
+          <w:sz w:val="18"/>
+        </w:rPr>
+        <w:t>期刊：Deep Sea Research Part II: Topical Studies in Oceanography</w:t>
+      </w:r>
+    </w:p>
+    <w:p>
+      <w:r>
+        <w:rPr>
+          <w:rFonts w:ascii="Microsoft YaHei" w:hAnsi="Microsoft YaHei" w:eastAsia="Microsoft YaHei"/>
+          <w:color w:val="55697D"/>
+          <w:sz w:val="18"/>
+        </w:rPr>
+        <w:t>发表月份：2026-05</w:t>
+      </w:r>
+    </w:p>
+    <w:p>
+      <w:r>
+        <w:rPr>
+          <w:rFonts w:ascii="Microsoft YaHei" w:hAnsi="Microsoft YaHei" w:eastAsia="Microsoft YaHei"/>
+          <w:color w:val="55697D"/>
+          <w:sz w:val="18"/>
+        </w:rPr>
+        <w:t>DOI：10.1016/j.dsr2.2026.105663</w:t>
+      </w:r>
+    </w:p>
+    <w:p>
+      <w:r>
+        <w:rPr>
+          <w:rFonts w:ascii="Microsoft YaHei" w:hAnsi="Microsoft YaHei" w:eastAsia="Microsoft YaHei"/>
+          <w:b/>
+          <w:sz w:val="19"/>
+        </w:rPr>
+        <w:t>关键词：phytoplankton</w:t>
+      </w:r>
+    </w:p>
+    <w:p>
+      <w:r>
+        <w:rPr>
+          <w:rFonts w:ascii="Microsoft YaHei" w:hAnsi="Microsoft YaHei" w:eastAsia="Microsoft YaHei"/>
+        </w:rPr>
+        <w:t>这项研究关注浮游植物群落、生理状态和生产力变化。 研究结合观测、模型或实验结果来刻画海洋生态和生物地球化学过程。 研究主要分析变化趋势、事件响应、驱动机制或方法表现，并把观测结果与生态和生物地球化学过程联系起来。 核心结果或实现为该主题提供了新的观测约束、方法基准或过程解释。 它有助于解释观测现象、比较方法差异，并为后续海洋生物地球化学分析提供线索。</w:t>
+      </w:r>
+    </w:p>
+    <w:p>
+      <w:r>
+        <w:rPr>
+          <w:rFonts w:ascii="Microsoft YaHei" w:hAnsi="Microsoft YaHei" w:eastAsia="Microsoft YaHei"/>
+          <w:color w:val="0563C1"/>
+          <w:sz w:val="18"/>
+        </w:rPr>
+        <w:t>链接：https://doi.org/10.1016/j.dsr2.2026.105663</w:t>
+      </w:r>
+    </w:p>
+    <w:p>
+      <w:pPr>
+        <w:pStyle w:val="Heading3"/>
+      </w:pPr>
+      <w:r>
+        <w:rPr>
+          <w:rFonts w:ascii="Microsoft YaHei" w:hAnsi="Microsoft YaHei" w:eastAsia="Microsoft YaHei"/>
+          <w:b/>
+        </w:rPr>
+        <w:t>8. Achieving Consistent Estimates of Particulate Organic Carbon from Satellites, Ships and Argo Floats</w:t>
+      </w:r>
+    </w:p>
+    <w:p>
+      <w:r>
+        <w:rPr>
+          <w:rFonts w:ascii="Microsoft YaHei" w:hAnsi="Microsoft YaHei" w:eastAsia="Microsoft YaHei"/>
+          <w:color w:val="55697D"/>
+          <w:sz w:val="18"/>
+        </w:rPr>
+        <w:t>作者：Graham D. Quartly; Shubha Sathyendranath; Martí Galí</w:t>
+      </w:r>
+    </w:p>
+    <w:p>
+      <w:r>
+        <w:rPr>
+          <w:rFonts w:ascii="Microsoft YaHei" w:hAnsi="Microsoft YaHei" w:eastAsia="Microsoft YaHei"/>
+          <w:color w:val="55697D"/>
+          <w:sz w:val="18"/>
+        </w:rPr>
+        <w:t>期刊：Remote Sensing</w:t>
+      </w:r>
+    </w:p>
+    <w:p>
+      <w:r>
+        <w:rPr>
+          <w:rFonts w:ascii="Microsoft YaHei" w:hAnsi="Microsoft YaHei" w:eastAsia="Microsoft YaHei"/>
+          <w:color w:val="55697D"/>
+          <w:sz w:val="18"/>
+        </w:rPr>
+        <w:t>发表月份：2026-03</w:t>
+      </w:r>
+    </w:p>
+    <w:p>
+      <w:r>
+        <w:rPr>
+          <w:rFonts w:ascii="Microsoft YaHei" w:hAnsi="Microsoft YaHei" w:eastAsia="Microsoft YaHei"/>
+          <w:color w:val="55697D"/>
+          <w:sz w:val="18"/>
+        </w:rPr>
+        <w:t>DOI：10.3390/rs18050832</w:t>
+      </w:r>
+    </w:p>
+    <w:p>
+      <w:r>
+        <w:rPr>
+          <w:rFonts w:ascii="Microsoft YaHei" w:hAnsi="Microsoft YaHei" w:eastAsia="Microsoft YaHei"/>
+          <w:b/>
+          <w:sz w:val="19"/>
+        </w:rPr>
+        <w:t>关键词：BGC-Argo; carbon pump; phytoplankton; ocean colour; backscattering</w:t>
+      </w:r>
+    </w:p>
+    <w:p>
+      <w:r>
+        <w:rPr>
+          <w:rFonts w:ascii="Microsoft YaHei" w:hAnsi="Microsoft YaHei" w:eastAsia="Microsoft YaHei"/>
+        </w:rPr>
+        <w:t>这项研究关注BGC-Argo 剖面约束的生物地球化学变化。 数据基础是 BGC-Argo 浮标剖面及相关生物地球化学观测，可用于连接垂向结构和过程变化。 研究主要分析变化趋势、事件响应、驱动机制或方法表现，并把观测结果与生态和生物地球化学过程联系起来。 核心结果或实现为该主题提供了新的观测约束、方法基准或过程解释。 它有助于解释观测现象、比较方法差异，并为后续海洋生物地球化学分析提供线索。</w:t>
+      </w:r>
+    </w:p>
+    <w:p>
+      <w:r>
+        <w:rPr>
+          <w:rFonts w:ascii="Microsoft YaHei" w:hAnsi="Microsoft YaHei" w:eastAsia="Microsoft YaHei"/>
+          <w:color w:val="0563C1"/>
+          <w:sz w:val="18"/>
+        </w:rPr>
+        <w:t>链接：https://doi.org/10.3390/rs18050832</w:t>
+      </w:r>
+    </w:p>
+    <w:p>
+      <w:pPr>
+        <w:pStyle w:val="Heading3"/>
+      </w:pPr>
+      <w:r>
+        <w:rPr>
+          <w:rFonts w:ascii="Microsoft YaHei" w:hAnsi="Microsoft YaHei" w:eastAsia="Microsoft YaHei"/>
+          <w:b/>
+        </w:rPr>
+        <w:t>9. Decline in satellite-derived primary production in the north-east Atlantic driven by changes in sea surface temperature and mixed layer depth</w:t>
+      </w:r>
+    </w:p>
+    <w:p>
+      <w:r>
+        <w:rPr>
+          <w:rFonts w:ascii="Microsoft YaHei" w:hAnsi="Microsoft YaHei" w:eastAsia="Microsoft YaHei"/>
+          <w:color w:val="55697D"/>
+          <w:sz w:val="18"/>
+        </w:rPr>
+        <w:t>作者：Gavin H. Tilstone; Peter E. Land</w:t>
+      </w:r>
+    </w:p>
+    <w:p>
+      <w:r>
+        <w:rPr>
+          <w:rFonts w:ascii="Microsoft YaHei" w:hAnsi="Microsoft YaHei" w:eastAsia="Microsoft YaHei"/>
+          <w:color w:val="55697D"/>
+          <w:sz w:val="18"/>
+        </w:rPr>
+        <w:t>期刊：Remote Sensing</w:t>
+      </w:r>
+    </w:p>
+    <w:p>
+      <w:r>
+        <w:rPr>
+          <w:rFonts w:ascii="Microsoft YaHei" w:hAnsi="Microsoft YaHei" w:eastAsia="Microsoft YaHei"/>
+          <w:color w:val="55697D"/>
+          <w:sz w:val="18"/>
+        </w:rPr>
+        <w:t>发表月份：2026-06</w:t>
+      </w:r>
+    </w:p>
+    <w:p>
+      <w:r>
+        <w:rPr>
+          <w:rFonts w:ascii="Microsoft YaHei" w:hAnsi="Microsoft YaHei" w:eastAsia="Microsoft YaHei"/>
+          <w:color w:val="55697D"/>
+          <w:sz w:val="18"/>
+        </w:rPr>
+        <w:t>DOI：10.3389/frsen.2026.1703257</w:t>
+      </w:r>
+    </w:p>
+    <w:p>
+      <w:r>
+        <w:rPr>
+          <w:rFonts w:ascii="Microsoft YaHei" w:hAnsi="Microsoft YaHei" w:eastAsia="Microsoft YaHei"/>
+          <w:b/>
+          <w:sz w:val="19"/>
+        </w:rPr>
+        <w:t>关键词：phytoplankton; ocean colour</w:t>
+      </w:r>
+    </w:p>
+    <w:p>
+      <w:r>
+        <w:rPr>
+          <w:rFonts w:ascii="Microsoft YaHei" w:hAnsi="Microsoft YaHei" w:eastAsia="Microsoft YaHei"/>
+        </w:rPr>
+        <w:t>这项研究关注海色遥感中的浮游植物和光学信号变化。 数据上主要面向卫星海色、叶绿素或遥感反射率记录，并在需要时结合原位或剖面观测进行约束。 研究主要分析变化趋势、事件响应、驱动机制或方法表现，并把观测结果与生态和生物地球化学过程联系起来。 核心结果是识别出上升、下降或异常事件信号，并把这些变化放进气候变暖、生产力或碳循环背景下解释。 它有助于解释观测现象、比较方法差异，并为后续海洋生物地球化学分析提供线索。</w:t>
+      </w:r>
+    </w:p>
+    <w:p>
+      <w:r>
+        <w:rPr>
+          <w:rFonts w:ascii="Microsoft YaHei" w:hAnsi="Microsoft YaHei" w:eastAsia="Microsoft YaHei"/>
+          <w:color w:val="0563C1"/>
+          <w:sz w:val="18"/>
+        </w:rPr>
+        <w:t>链接：https://doi.org/10.3389/frsen.2026.1703257</w:t>
+      </w:r>
+    </w:p>
+    <w:p>
+      <w:pPr>
+        <w:pStyle w:val="Heading2"/>
+      </w:pPr>
+      <w:r>
+        <w:t>其他相关期刊：按主题相关性补充</w:t>
+      </w:r>
+    </w:p>
+    <w:p>
+      <w:pPr>
+        <w:pStyle w:val="Heading3"/>
+      </w:pPr>
+      <w:r>
+        <w:rPr>
+          <w:rFonts w:ascii="Microsoft YaHei" w:hAnsi="Microsoft YaHei" w:eastAsia="Microsoft YaHei"/>
+          <w:b/>
+        </w:rPr>
+        <w:t>10. Identification of phytoplankton pigment assemblages using derivative spectroscopy of hyperspectral remote-sensing reflectances</w:t>
+      </w:r>
+    </w:p>
+    <w:p>
+      <w:r>
+        <w:rPr>
+          <w:rFonts w:ascii="Microsoft YaHei" w:hAnsi="Microsoft YaHei" w:eastAsia="Microsoft YaHei"/>
+          <w:color w:val="55697D"/>
+          <w:sz w:val="18"/>
+        </w:rPr>
+        <w:t>作者：Elena Torrecilla Ribalta; Jaume Piera Fernández; D. Stramski; R. Reynolds; E. Millán-Nuñez</w:t>
+      </w:r>
+    </w:p>
+    <w:p>
+      <w:r>
+        <w:rPr>
+          <w:rFonts w:ascii="Microsoft YaHei" w:hAnsi="Microsoft YaHei" w:eastAsia="Microsoft YaHei"/>
+          <w:color w:val="55697D"/>
+          <w:sz w:val="18"/>
+        </w:rPr>
+        <w:t>期刊：Instrumentation Viewpoint</w:t>
+      </w:r>
+    </w:p>
+    <w:p>
+      <w:r>
+        <w:rPr>
+          <w:rFonts w:ascii="Microsoft YaHei" w:hAnsi="Microsoft YaHei" w:eastAsia="Microsoft YaHei"/>
+          <w:color w:val="55697D"/>
+          <w:sz w:val="18"/>
+        </w:rPr>
+        <w:t>发表月份：2010-04</w:t>
+      </w:r>
+    </w:p>
+    <w:p>
+      <w:r>
+        <w:rPr>
+          <w:rFonts w:ascii="Microsoft YaHei" w:hAnsi="Microsoft YaHei" w:eastAsia="Microsoft YaHei"/>
+          <w:color w:val="55697D"/>
+          <w:sz w:val="18"/>
+        </w:rPr>
+        <w:t>DOI：10.5821/iwp.2009.8.15680</w:t>
+      </w:r>
+    </w:p>
+    <w:p>
+      <w:r>
+        <w:rPr>
+          <w:rFonts w:ascii="Microsoft YaHei" w:hAnsi="Microsoft YaHei" w:eastAsia="Microsoft YaHei"/>
+          <w:b/>
+          <w:sz w:val="19"/>
+        </w:rPr>
+        <w:t>关键词：phytoplankton; ocean colour; ocean optics</w:t>
+      </w:r>
+    </w:p>
+    <w:p>
+      <w:r>
+        <w:rPr>
+          <w:rFonts w:ascii="Microsoft YaHei" w:hAnsi="Microsoft YaHei" w:eastAsia="Microsoft YaHei"/>
+        </w:rPr>
+        <w:t>这项研究关注海洋生物光学和海洋光学参数、方法与应用。 数据上主要面向卫星海色、叶绿素或遥感反射率记录，并在需要时结合原位或剖面观测进行约束。 研究主要分析变化趋势、事件响应、驱动机制或方法表现，并把观测结果与生态和生物地球化学过程联系起来。 核心结果或实现为该主题提供了新的观测约束、方法基准或过程解释。 它有助于解释观测现象、比较方法差异，并为后续海洋生物地球化学分析提供线索。</w:t>
+      </w:r>
+    </w:p>
+    <w:p>
+      <w:r>
+        <w:rPr>
+          <w:rFonts w:ascii="Microsoft YaHei" w:hAnsi="Microsoft YaHei" w:eastAsia="Microsoft YaHei"/>
+          <w:color w:val="0563C1"/>
+          <w:sz w:val="18"/>
+        </w:rPr>
+        <w:t>链接：https://doi.org/10.5821/iwp.2009.8.15680</w:t>
+      </w:r>
+    </w:p>
+    <w:p>
+      <w:pPr>
+        <w:pStyle w:val="Heading3"/>
+      </w:pPr>
+      <w:r>
+        <w:rPr>
+          <w:rFonts w:ascii="Microsoft YaHei" w:hAnsi="Microsoft YaHei" w:eastAsia="Microsoft YaHei"/>
+          <w:b/>
+        </w:rPr>
+        <w:t>11. Phytoplankton Bloom and Enhanced Carbon Uptake Induced by Marine Heatwaves in the Mid-High Latitudes of the Northwestern Pacific in 2022 and 2023</w:t>
+      </w:r>
+    </w:p>
+    <w:p>
+      <w:r>
+        <w:rPr>
+          <w:rFonts w:ascii="Microsoft YaHei" w:hAnsi="Microsoft YaHei" w:eastAsia="Microsoft YaHei"/>
+          <w:color w:val="55697D"/>
+          <w:sz w:val="18"/>
+        </w:rPr>
+        <w:t>作者：立斌 董</w:t>
+      </w:r>
+    </w:p>
+    <w:p>
+      <w:r>
+        <w:rPr>
+          <w:rFonts w:ascii="Microsoft YaHei" w:hAnsi="Microsoft YaHei" w:eastAsia="Microsoft YaHei"/>
+          <w:color w:val="55697D"/>
+          <w:sz w:val="18"/>
+        </w:rPr>
+        <w:t>期刊：Climate Change Research Letters</w:t>
+      </w:r>
+    </w:p>
+    <w:p>
+      <w:r>
+        <w:rPr>
+          <w:rFonts w:ascii="Microsoft YaHei" w:hAnsi="Microsoft YaHei" w:eastAsia="Microsoft YaHei"/>
+          <w:color w:val="55697D"/>
+          <w:sz w:val="18"/>
+        </w:rPr>
+        <w:t>发表月份：2026（月份未核准）</w:t>
+      </w:r>
+    </w:p>
+    <w:p>
+      <w:r>
+        <w:rPr>
+          <w:rFonts w:ascii="Microsoft YaHei" w:hAnsi="Microsoft YaHei" w:eastAsia="Microsoft YaHei"/>
+          <w:color w:val="55697D"/>
+          <w:sz w:val="18"/>
+        </w:rPr>
+        <w:t>DOI：10.12677/ccrl.2026.153070</w:t>
+      </w:r>
+    </w:p>
+    <w:p>
+      <w:r>
+        <w:rPr>
+          <w:rFonts w:ascii="Microsoft YaHei" w:hAnsi="Microsoft YaHei" w:eastAsia="Microsoft YaHei"/>
+          <w:b/>
+          <w:sz w:val="19"/>
+        </w:rPr>
+        <w:t>关键词：phytoplankton; marine heatwaves</w:t>
+      </w:r>
+    </w:p>
+    <w:p>
+      <w:r>
+        <w:rPr>
+          <w:rFonts w:ascii="Microsoft YaHei" w:hAnsi="Microsoft YaHei" w:eastAsia="Microsoft YaHei"/>
+        </w:rPr>
+        <w:t>这项研究关注海洋热浪对生态结构和碳循环的影响。 研究结合观测、模型或实验结果来刻画海洋生态和生物地球化学过程。 研究主要分析变化趋势、事件响应、驱动机制或方法表现，并把观测结果与生态和生物地球化学过程联系起来。 核心结果帮助说明海洋热浪如何通过强度、持续时间或垂向结构影响生态和碳循环过程。 它有助于解释观测现象、比较方法差异，并为后续海洋生物地球化学分析提供线索。</w:t>
+      </w:r>
+    </w:p>
+    <w:p>
+      <w:r>
+        <w:rPr>
+          <w:rFonts w:ascii="Microsoft YaHei" w:hAnsi="Microsoft YaHei" w:eastAsia="Microsoft YaHei"/>
+          <w:color w:val="0563C1"/>
+          <w:sz w:val="18"/>
+        </w:rPr>
+        <w:t>链接：https://doi.org/10.12677/ccrl.2026.153070</w:t>
+      </w:r>
+    </w:p>
+    <w:p>
+      <w:pPr>
+        <w:pStyle w:val="Heading3"/>
+      </w:pPr>
+      <w:r>
+        <w:rPr>
+          <w:rFonts w:ascii="Microsoft YaHei" w:hAnsi="Microsoft YaHei" w:eastAsia="Microsoft YaHei"/>
+          <w:b/>
+        </w:rPr>
+        <w:t>12. Review of potential impacts of marine heatwaves in the Caribbean, Gulf and Southeastern U.S</w:t>
+      </w:r>
+    </w:p>
+    <w:p>
+      <w:r>
+        <w:rPr>
+          <w:rFonts w:ascii="Microsoft YaHei" w:hAnsi="Microsoft YaHei" w:eastAsia="Microsoft YaHei"/>
+          <w:color w:val="55697D"/>
+          <w:sz w:val="18"/>
+        </w:rPr>
+        <w:t>作者：Renata Poulton Kamakura; Chris Simoniello; Devanarayana R.M. Rao; Brian Dzwonkowski; Xiao Qi; Megan Howson; Jorge Brenner</w:t>
+      </w:r>
+    </w:p>
+    <w:p>
+      <w:r>
+        <w:rPr>
+          <w:rFonts w:ascii="Microsoft YaHei" w:hAnsi="Microsoft YaHei" w:eastAsia="Microsoft YaHei"/>
+          <w:color w:val="55697D"/>
+          <w:sz w:val="18"/>
+        </w:rPr>
+        <w:t>期刊：Environmental Research Communications</w:t>
+      </w:r>
+    </w:p>
+    <w:p>
+      <w:r>
+        <w:rPr>
+          <w:rFonts w:ascii="Microsoft YaHei" w:hAnsi="Microsoft YaHei" w:eastAsia="Microsoft YaHei"/>
+          <w:color w:val="55697D"/>
+          <w:sz w:val="18"/>
+        </w:rPr>
+        <w:t>发表月份：2026-06</w:t>
+      </w:r>
+    </w:p>
+    <w:p>
+      <w:r>
+        <w:rPr>
+          <w:rFonts w:ascii="Microsoft YaHei" w:hAnsi="Microsoft YaHei" w:eastAsia="Microsoft YaHei"/>
+          <w:color w:val="55697D"/>
+          <w:sz w:val="18"/>
+        </w:rPr>
+        <w:t>DOI：10.1088/2515-7620/ae78b5</w:t>
+      </w:r>
+    </w:p>
+    <w:p>
+      <w:r>
+        <w:rPr>
+          <w:rFonts w:ascii="Microsoft YaHei" w:hAnsi="Microsoft YaHei" w:eastAsia="Microsoft YaHei"/>
+          <w:b/>
+          <w:sz w:val="19"/>
+        </w:rPr>
+        <w:t>关键词：marine heatwaves</w:t>
+      </w:r>
+    </w:p>
+    <w:p>
+      <w:r>
+        <w:rPr>
+          <w:rFonts w:ascii="Microsoft YaHei" w:hAnsi="Microsoft YaHei" w:eastAsia="Microsoft YaHei"/>
+        </w:rPr>
+        <w:t>这项研究关注海洋热浪对生态结构和碳循环的影响。 这类论文主要综合已有观测、理论、模型、外场设计或社区训练材料，而不是发布一个新的单一观测数据集。 研究主要通过综述、模型框架或概念整合来梳理关键过程和不确定性来源。 核心结果帮助说明海洋热浪如何通过强度、持续时间或垂向结构影响生态和碳循环过程。 它有助于解释观测现象、比较方法差异，并为后续海洋生物地球化学分析提供线索。</w:t>
+      </w:r>
+    </w:p>
+    <w:p>
+      <w:r>
+        <w:rPr>
+          <w:rFonts w:ascii="Microsoft YaHei" w:hAnsi="Microsoft YaHei" w:eastAsia="Microsoft YaHei"/>
+          <w:color w:val="0563C1"/>
+          <w:sz w:val="18"/>
+        </w:rPr>
+        <w:t>链接：https://doi.org/10.1088/2515-7620/ae78b5</w:t>
+      </w:r>
+    </w:p>
+    <w:p>
+      <w:pPr>
+        <w:pStyle w:val="Heading3"/>
+      </w:pPr>
+      <w:r>
+        <w:rPr>
+          <w:rFonts w:ascii="Microsoft YaHei" w:hAnsi="Microsoft YaHei" w:eastAsia="Microsoft YaHei"/>
+          <w:b/>
+        </w:rPr>
+        <w:t>13. Evaluation of Trophic State in the Banda Sea Utilizing Marine Biogeochemistry Parameters and Phytoplankton Diversity</w:t>
+      </w:r>
+    </w:p>
+    <w:p>
+      <w:r>
+        <w:rPr>
+          <w:rFonts w:ascii="Microsoft YaHei" w:hAnsi="Microsoft YaHei" w:eastAsia="Microsoft YaHei"/>
+          <w:color w:val="55697D"/>
+          <w:sz w:val="18"/>
+        </w:rPr>
+        <w:t>作者：Iis Triyulianti; Faisal Hamzah; Dessy Berlianty; Bayu Priyono; Teguh Agustiadi; Rikha Widiaratih; Marsya J. Rugebregt; Irma Kesaulya; et al.</w:t>
+      </w:r>
+    </w:p>
+    <w:p>
+      <w:r>
+        <w:rPr>
+          <w:rFonts w:ascii="Microsoft YaHei" w:hAnsi="Microsoft YaHei" w:eastAsia="Microsoft YaHei"/>
+          <w:color w:val="55697D"/>
+          <w:sz w:val="18"/>
+        </w:rPr>
+        <w:t>期刊：IOP Conference Series: Earth and Environmental Science</w:t>
+      </w:r>
+    </w:p>
+    <w:p>
+      <w:r>
+        <w:rPr>
+          <w:rFonts w:ascii="Microsoft YaHei" w:hAnsi="Microsoft YaHei" w:eastAsia="Microsoft YaHei"/>
+          <w:color w:val="55697D"/>
+          <w:sz w:val="18"/>
+        </w:rPr>
+        <w:t>发表月份：2026-05</w:t>
+      </w:r>
+    </w:p>
+    <w:p>
+      <w:r>
+        <w:rPr>
+          <w:rFonts w:ascii="Microsoft YaHei" w:hAnsi="Microsoft YaHei" w:eastAsia="Microsoft YaHei"/>
+          <w:color w:val="55697D"/>
+          <w:sz w:val="18"/>
+        </w:rPr>
+        <w:t>DOI：10.1088/1755-1315/1624/1/012006</w:t>
+      </w:r>
+    </w:p>
+    <w:p>
+      <w:r>
+        <w:rPr>
+          <w:rFonts w:ascii="Microsoft YaHei" w:hAnsi="Microsoft YaHei" w:eastAsia="Microsoft YaHei"/>
+          <w:b/>
+          <w:sz w:val="19"/>
+        </w:rPr>
+        <w:t>关键词：phytoplankton</w:t>
+      </w:r>
+    </w:p>
+    <w:p>
+      <w:r>
+        <w:rPr>
+          <w:rFonts w:ascii="Microsoft YaHei" w:hAnsi="Microsoft YaHei" w:eastAsia="Microsoft YaHei"/>
+        </w:rPr>
+        <w:t>这项研究关注浮游植物群落、生理状态和生产力变化。 研究结合观测、模型或实验结果来刻画海洋生态和生物地球化学过程。 研究主要分析变化趋势、事件响应、驱动机制或方法表现，并把观测结果与生态和生物地球化学过程联系起来。 核心结果或实现为该主题提供了新的观测约束、方法基准或过程解释。 它有助于解释观测现象、比较方法差异，并为后续海洋生物地球化学分析提供线索。</w:t>
+      </w:r>
+    </w:p>
+    <w:p>
+      <w:r>
+        <w:rPr>
+          <w:rFonts w:ascii="Microsoft YaHei" w:hAnsi="Microsoft YaHei" w:eastAsia="Microsoft YaHei"/>
+          <w:color w:val="0563C1"/>
+          <w:sz w:val="18"/>
+        </w:rPr>
+        <w:t>链接：https://doi.org/10.1088/1755-1315/1624/1/012006</w:t>
+      </w:r>
+    </w:p>
+    <w:p>
+      <w:pPr>
+        <w:pStyle w:val="Heading3"/>
+      </w:pPr>
+      <w:r>
+        <w:rPr>
+          <w:rFonts w:ascii="Microsoft YaHei" w:hAnsi="Microsoft YaHei" w:eastAsia="Microsoft YaHei"/>
+          <w:b/>
+        </w:rPr>
+        <w:t>14. Variability of chlorophyll-a in the central part of the eastern Arabian Sea using biogeochemical Argo observations</w:t>
+      </w:r>
+    </w:p>
+    <w:p>
+      <w:r>
+        <w:rPr>
+          <w:rFonts w:ascii="Microsoft YaHei" w:hAnsi="Microsoft YaHei" w:eastAsia="Microsoft YaHei"/>
+          <w:color w:val="55697D"/>
+          <w:sz w:val="18"/>
+        </w:rPr>
+        <w:t>作者：Madhurima Paul; Rashmi R. Nayak; Arun Chakraborty</w:t>
+      </w:r>
+    </w:p>
+    <w:p>
+      <w:r>
+        <w:rPr>
+          <w:rFonts w:ascii="Microsoft YaHei" w:hAnsi="Microsoft YaHei" w:eastAsia="Microsoft YaHei"/>
+          <w:color w:val="55697D"/>
+          <w:sz w:val="18"/>
+        </w:rPr>
+        <w:t>期刊：Discover Oceans</w:t>
+      </w:r>
+    </w:p>
+    <w:p>
+      <w:r>
+        <w:rPr>
+          <w:rFonts w:ascii="Microsoft YaHei" w:hAnsi="Microsoft YaHei" w:eastAsia="Microsoft YaHei"/>
+          <w:color w:val="55697D"/>
+          <w:sz w:val="18"/>
+        </w:rPr>
+        <w:t>发表月份：2026-03</w:t>
+      </w:r>
+    </w:p>
+    <w:p>
+      <w:r>
+        <w:rPr>
+          <w:rFonts w:ascii="Microsoft YaHei" w:hAnsi="Microsoft YaHei" w:eastAsia="Microsoft YaHei"/>
+          <w:color w:val="55697D"/>
+          <w:sz w:val="18"/>
+        </w:rPr>
+        <w:t>DOI：10.1007/s44289-026-00128-2</w:t>
+      </w:r>
+    </w:p>
+    <w:p>
+      <w:r>
+        <w:rPr>
+          <w:rFonts w:ascii="Microsoft YaHei" w:hAnsi="Microsoft YaHei" w:eastAsia="Microsoft YaHei"/>
+          <w:b/>
+          <w:sz w:val="19"/>
+        </w:rPr>
+        <w:t>关键词：BGC-Argo; phytoplankton</w:t>
+      </w:r>
+    </w:p>
+    <w:p>
+      <w:r>
+        <w:rPr>
+          <w:rFonts w:ascii="Microsoft YaHei" w:hAnsi="Microsoft YaHei" w:eastAsia="Microsoft YaHei"/>
+        </w:rPr>
+        <w:t>这项研究关注BGC-Argo 剖面约束的生物地球化学变化。 数据基础是 BGC-Argo 浮标剖面及相关生物地球化学观测，可用于连接垂向结构和过程变化。 研究主要分析变化趋势、事件响应、驱动机制或方法表现，并把观测结果与生态和生物地球化学过程联系起来。 核心结果或实现为该主题提供了新的观测约束、方法基准或过程解释。 它有助于解释观测现象、比较方法差异，并为后续海洋生物地球化学分析提供线索。</w:t>
+      </w:r>
+    </w:p>
+    <w:p>
+      <w:r>
+        <w:rPr>
+          <w:rFonts w:ascii="Microsoft YaHei" w:hAnsi="Microsoft YaHei" w:eastAsia="Microsoft YaHei"/>
+          <w:color w:val="0563C1"/>
+          <w:sz w:val="18"/>
+        </w:rPr>
+        <w:t>链接：https://doi.org/10.1007/s44289-026-00128-2</w:t>
+      </w:r>
+    </w:p>
+    <w:p>
+      <w:pPr>
+        <w:pStyle w:val="Heading3"/>
+      </w:pPr>
+      <w:r>
+        <w:rPr>
+          <w:rFonts w:ascii="Microsoft YaHei" w:hAnsi="Microsoft YaHei" w:eastAsia="Microsoft YaHei"/>
+          <w:b/>
+        </w:rPr>
+        <w:t>15. Annual net community production in the western North Pacific subtropical gyre estimated from Argo float observations</w:t>
+      </w:r>
+    </w:p>
+    <w:p>
+      <w:r>
+        <w:rPr>
+          <w:rFonts w:ascii="Microsoft YaHei" w:hAnsi="Microsoft YaHei" w:eastAsia="Microsoft YaHei"/>
+          <w:color w:val="55697D"/>
+          <w:sz w:val="18"/>
+        </w:rPr>
+        <w:t>作者：Doshik Hahm; Inhee Lee</w:t>
+      </w:r>
+    </w:p>
+    <w:p>
+      <w:r>
+        <w:rPr>
+          <w:rFonts w:ascii="Microsoft YaHei" w:hAnsi="Microsoft YaHei" w:eastAsia="Microsoft YaHei"/>
+          <w:color w:val="55697D"/>
+          <w:sz w:val="18"/>
+        </w:rPr>
+        <w:t>期刊：Ocean Science Journal</w:t>
+      </w:r>
+    </w:p>
+    <w:p>
+      <w:r>
+        <w:rPr>
+          <w:rFonts w:ascii="Microsoft YaHei" w:hAnsi="Microsoft YaHei" w:eastAsia="Microsoft YaHei"/>
+          <w:color w:val="55697D"/>
+          <w:sz w:val="18"/>
+        </w:rPr>
+        <w:t>发表月份：2026-06</w:t>
+      </w:r>
+    </w:p>
+    <w:p>
+      <w:r>
+        <w:rPr>
+          <w:rFonts w:ascii="Microsoft YaHei" w:hAnsi="Microsoft YaHei" w:eastAsia="Microsoft YaHei"/>
+          <w:color w:val="55697D"/>
+          <w:sz w:val="18"/>
+        </w:rPr>
+        <w:t>DOI：10.1007/s12601-026-00277-7</w:t>
+      </w:r>
+    </w:p>
+    <w:p>
+      <w:r>
+        <w:rPr>
+          <w:rFonts w:ascii="Microsoft YaHei" w:hAnsi="Microsoft YaHei" w:eastAsia="Microsoft YaHei"/>
+          <w:b/>
+          <w:sz w:val="19"/>
+        </w:rPr>
+        <w:t>关键词：BGC-Argo; carbon pump</w:t>
+      </w:r>
+    </w:p>
+    <w:p>
+      <w:r>
+        <w:rPr>
+          <w:rFonts w:ascii="Microsoft YaHei" w:hAnsi="Microsoft YaHei" w:eastAsia="Microsoft YaHei"/>
+        </w:rPr>
+        <w:t>这项研究关注BGC-Argo 剖面约束的生物地球化学变化。 数据基础是 BGC-Argo 浮标剖面及相关生物地球化学观测，可用于连接垂向结构和过程变化。 研究主要分析变化趋势、事件响应、驱动机制或方法表现，并把观测结果与生态和生物地球化学过程联系起来。 核心结果或实现为该主题提供了新的观测约束、方法基准或过程解释。 它有助于解释观测现象、比较方法差异，并为后续海洋生物地球化学分析提供线索。</w:t>
+      </w:r>
+    </w:p>
+    <w:p>
+      <w:r>
+        <w:rPr>
+          <w:rFonts w:ascii="Microsoft YaHei" w:hAnsi="Microsoft YaHei" w:eastAsia="Microsoft YaHei"/>
+          <w:color w:val="0563C1"/>
+          <w:sz w:val="18"/>
+        </w:rPr>
+        <w:t>链接：https://doi.org/10.1007/s12601-026-00277-7</w:t>
+      </w:r>
+    </w:p>
+    <w:p>
+      <w:pPr>
+        <w:pStyle w:val="Heading3"/>
+      </w:pPr>
+      <w:r>
+        <w:rPr>
+          <w:rFonts w:ascii="Microsoft YaHei" w:hAnsi="Microsoft YaHei" w:eastAsia="Microsoft YaHei"/>
+          <w:b/>
+        </w:rPr>
+        <w:t>16. Phytoplankton Community in Blue Carbon Ecosystem: Responses to Colour-Producing Agents and Nutrients Variability in Kota Belud, North Borneo, Malaysia</w:t>
+      </w:r>
+    </w:p>
+    <w:p>
+      <w:r>
+        <w:rPr>
+          <w:rFonts w:ascii="Microsoft YaHei" w:hAnsi="Microsoft YaHei" w:eastAsia="Microsoft YaHei"/>
+          <w:color w:val="55697D"/>
+          <w:sz w:val="18"/>
+        </w:rPr>
+        <w:t>作者：Nur Natasha Abd Manap; Madihah Jafar Sidik; Muhammad Ikhlas Zabidi; Noramira Mahadir; B Mabel Manjaji Matsumoto; Ejria Saleh; Muhammad Ali Syed Hussein; Mohd Fikri Mohd Akmal Khodzori; et al.</w:t>
+      </w:r>
+    </w:p>
+    <w:p>
+      <w:r>
+        <w:rPr>
+          <w:rFonts w:ascii="Microsoft YaHei" w:hAnsi="Microsoft YaHei" w:eastAsia="Microsoft YaHei"/>
+          <w:color w:val="55697D"/>
+          <w:sz w:val="18"/>
+        </w:rPr>
+        <w:t>期刊：IOP Conference Series: Earth and Environmental Science</w:t>
+      </w:r>
+    </w:p>
+    <w:p>
+      <w:r>
+        <w:rPr>
+          <w:rFonts w:ascii="Microsoft YaHei" w:hAnsi="Microsoft YaHei" w:eastAsia="Microsoft YaHei"/>
+          <w:color w:val="55697D"/>
+          <w:sz w:val="18"/>
+        </w:rPr>
+        <w:t>发表月份：2026-05</w:t>
+      </w:r>
+    </w:p>
+    <w:p>
+      <w:r>
+        <w:rPr>
+          <w:rFonts w:ascii="Microsoft YaHei" w:hAnsi="Microsoft YaHei" w:eastAsia="Microsoft YaHei"/>
+          <w:color w:val="55697D"/>
+          <w:sz w:val="18"/>
+        </w:rPr>
+        <w:t>DOI：10.1088/1755-1315/1624/1/012002</w:t>
+      </w:r>
+    </w:p>
+    <w:p>
+      <w:r>
+        <w:rPr>
+          <w:rFonts w:ascii="Microsoft YaHei" w:hAnsi="Microsoft YaHei" w:eastAsia="Microsoft YaHei"/>
+          <w:b/>
+          <w:sz w:val="19"/>
+        </w:rPr>
+        <w:t>关键词：phytoplankton; bio-optics</w:t>
+      </w:r>
+    </w:p>
+    <w:p>
+      <w:r>
+        <w:rPr>
+          <w:rFonts w:ascii="Microsoft YaHei" w:hAnsi="Microsoft YaHei" w:eastAsia="Microsoft YaHei"/>
+        </w:rPr>
+        <w:t>这项研究关注海洋生物光学和海洋光学参数、方法与应用。 数据或方法上围绕沉积物捕获器、原位光学、生物光学参数或光谱观测展开。 研究主要分析变化趋势、事件响应、驱动机制或方法表现，并把观测结果与生态和生物地球化学过程联系起来。 核心结果或实现为该主题提供了新的观测约束、方法基准或过程解释。 它有助于解释观测现象、比较方法差异，并为后续海洋生物地球化学分析提供线索。</w:t>
+      </w:r>
+    </w:p>
+    <w:p>
+      <w:r>
+        <w:rPr>
+          <w:rFonts w:ascii="Microsoft YaHei" w:hAnsi="Microsoft YaHei" w:eastAsia="Microsoft YaHei"/>
+          <w:color w:val="0563C1"/>
+          <w:sz w:val="18"/>
+        </w:rPr>
+        <w:t>链接：https://doi.org/10.1088/1755-1315/1624/1/012002</w:t>
       </w:r>
     </w:p>
     <w:sectPr>

--- a/files/paper-push/daily_paper_push_2026-06-05.docx
+++ b/files/paper-push/daily_paper_push_2026-06-05.docx
@@ -42,7 +42,7 @@
         <w:rPr>
           <w:rFonts w:ascii="Microsoft YaHei" w:hAnsi="Microsoft YaHei" w:eastAsia="Microsoft YaHei"/>
         </w:rPr>
-        <w:t>历史去重后今日新增 16 篇。排序规则：Nature 系列、Science 系列、其余重点期刊按影响力和主题相关性排序。</w:t>
+        <w:t>历史去重后今日新增 39 篇。排序规则：Nature 系列、Science 系列、其余重点期刊、重点关注团队、其他相关补充论文。</w:t>
       </w:r>
     </w:p>
     <w:p>
@@ -70,7 +70,7 @@
           <w:rFonts w:ascii="Microsoft YaHei" w:hAnsi="Microsoft YaHei" w:eastAsia="Microsoft YaHei"/>
           <w:b/>
         </w:rPr>
-        <w:t>1. Global Eddy Subduction Carbon Pump From Argo Floats</w:t>
+        <w:t>1. Advancing Earth System Science With the NASA Plankton, Aerosol, Cloud, Ocean Ecosystem ( PACE ) Satellite Mission</w:t>
       </w:r>
     </w:p>
     <w:p>
@@ -80,7 +80,7 @@
           <w:color w:val="55697D"/>
           <w:sz w:val="18"/>
         </w:rPr>
-        <w:t>作者：Maxime Keutgen De Greef; Laure Resplandy; Mathieu A. Poupon</w:t>
+        <w:t>作者：P. Jeremy Werdell; Brian Cairns; Skyelar A. Caplan; Ivona Cetinić; Sean R. Foley; Bryan A. Franz; Meng Gao; Zachary T. Fasnacht; et al.</w:t>
       </w:r>
     </w:p>
     <w:p>
@@ -90,7 +90,7 @@
           <w:color w:val="55697D"/>
           <w:sz w:val="18"/>
         </w:rPr>
-        <w:t>期刊：Global Biogeochemical Cycles</w:t>
+        <w:t>期刊：Global Change Biology</w:t>
       </w:r>
     </w:p>
     <w:p>
@@ -100,7 +100,7 @@
           <w:color w:val="55697D"/>
           <w:sz w:val="18"/>
         </w:rPr>
-        <w:t>发表月份：2026-03</w:t>
+        <w:t>发表月份：2026-04</w:t>
       </w:r>
     </w:p>
     <w:p>
@@ -110,7 +110,7 @@
           <w:color w:val="55697D"/>
           <w:sz w:val="18"/>
         </w:rPr>
-        <w:t>DOI：10.1029/2025gb008912</w:t>
+        <w:t>DOI：10.1111/gcb.70869</w:t>
       </w:r>
     </w:p>
     <w:p>
@@ -120,15 +120,15 @@
           <w:b/>
           <w:sz w:val="19"/>
         </w:rPr>
-        <w:t>关键词：BGC-Argo; carbon pump; backscattering; bio-optics; microbial carbon</w:t>
-      </w:r>
-    </w:p>
-    <w:p>
-      <w:r>
-        <w:rPr>
-          <w:rFonts w:ascii="Microsoft YaHei" w:hAnsi="Microsoft YaHei" w:eastAsia="Microsoft YaHei"/>
-        </w:rPr>
-        <w:t>这项研究关注BGC-Argo 剖面约束的生物地球化学变化。 数据基础是 BGC-Argo 浮标剖面及相关生物地球化学观测，可用于连接垂向结构和过程变化。 研究主要分析变化趋势、事件响应、驱动机制或方法表现，并把观测结果与生态和生物地球化学过程联系起来。 核心结果或实现为该主题提供了新的观测约束、方法基准或过程解释。 它有助于解释观测现象、比较方法差异，并为后续海洋生物地球化学分析提供线索。</w:t>
+        <w:t>关键词：phytoplankton; ocean colour</w:t>
+      </w:r>
+    </w:p>
+    <w:p>
+      <w:r>
+        <w:rPr>
+          <w:rFonts w:ascii="Microsoft YaHei" w:hAnsi="Microsoft YaHei" w:eastAsia="Microsoft YaHei"/>
+        </w:rPr>
+        <w:t>这项研究关注海色遥感中的浮游植物和光学信号变化。 数据或应用场景围绕 NASA PACE/OCI 高光谱海色观测、产品验证和社区使用展开。 研究主要分析变化趋势、事件响应、驱动机制或方法表现，并把观测结果与生态和生物地球化学过程联系起来。 核心结果或实现为该主题提供了新的观测约束、方法基准或过程解释。 它有助于解释观测现象、比较方法差异，并为后续海洋生物地球化学分析提供线索。</w:t>
       </w:r>
     </w:p>
     <w:p>
@@ -138,7 +138,7 @@
           <w:color w:val="0563C1"/>
           <w:sz w:val="18"/>
         </w:rPr>
-        <w:t>链接：https://doi.org/10.1029/2025gb008912</w:t>
+        <w:t>链接：https://doi.org/10.1111/gcb.70869</w:t>
       </w:r>
     </w:p>
     <w:p>
@@ -150,7 +150,7 @@
           <w:rFonts w:ascii="Microsoft YaHei" w:hAnsi="Microsoft YaHei" w:eastAsia="Microsoft YaHei"/>
           <w:b/>
         </w:rPr>
-        <w:t>2. Delineating Marine Planktonic Habitats Through the Biogeochemical‐Argo Array Data</w:t>
+        <w:t>2. Beyond the Nutrient Paradigm: Thermal Intensity and Duration Trigger Opposite Phytoplankton Responses to Marine Heatwaves in the East China Sea</w:t>
       </w:r>
     </w:p>
     <w:p>
@@ -160,7 +160,7 @@
           <w:color w:val="55697D"/>
           <w:sz w:val="18"/>
         </w:rPr>
-        <w:t>作者：Anh H. Pham; Ajit Subramaniam; Joseph P. Montoya</w:t>
+        <w:t>作者：Jiarui Zhou; Xin Liu; Edward A. Laws; Charlotte Laufkötter; Weinan Li; Jingxiao Wang; Changlin Li; Wupeng Xiao; et al.</w:t>
       </w:r>
     </w:p>
     <w:p>
@@ -170,7 +170,7 @@
           <w:color w:val="55697D"/>
           <w:sz w:val="18"/>
         </w:rPr>
-        <w:t>期刊：Journal of Geophysical Research: Oceans</w:t>
+        <w:t>期刊：Geophysical Research Letters</w:t>
       </w:r>
     </w:p>
     <w:p>
@@ -180,7 +180,7 @@
           <w:color w:val="55697D"/>
           <w:sz w:val="18"/>
         </w:rPr>
-        <w:t>发表月份：2026-02</w:t>
+        <w:t>发表月份：2026-04</w:t>
       </w:r>
     </w:p>
     <w:p>
@@ -190,7 +190,7 @@
           <w:color w:val="55697D"/>
           <w:sz w:val="18"/>
         </w:rPr>
-        <w:t>DOI：10.1029/2025jc022543</w:t>
+        <w:t>DOI：10.1029/2025gl121124</w:t>
       </w:r>
     </w:p>
     <w:p>
@@ -200,15 +200,15 @@
           <w:b/>
           <w:sz w:val="19"/>
         </w:rPr>
-        <w:t>关键词：BGC-Argo; phytoplankton</w:t>
-      </w:r>
-    </w:p>
-    <w:p>
-      <w:r>
-        <w:rPr>
-          <w:rFonts w:ascii="Microsoft YaHei" w:hAnsi="Microsoft YaHei" w:eastAsia="Microsoft YaHei"/>
-        </w:rPr>
-        <w:t>这项研究关注BGC-Argo 剖面约束的生物地球化学变化。 数据基础是 BGC-Argo 浮标剖面及相关生物地球化学观测，可用于连接垂向结构和过程变化。 研究主要分析变化趋势、事件响应、驱动机制或方法表现，并把观测结果与生态和生物地球化学过程联系起来。 核心结果或实现为该主题提供了新的观测约束、方法基准或过程解释。 它有助于解释观测现象、比较方法差异，并为后续海洋生物地球化学分析提供线索。</w:t>
+        <w:t>关键词：phytoplankton; marine heatwaves</w:t>
+      </w:r>
+    </w:p>
+    <w:p>
+      <w:r>
+        <w:rPr>
+          <w:rFonts w:ascii="Microsoft YaHei" w:hAnsi="Microsoft YaHei" w:eastAsia="Microsoft YaHei"/>
+        </w:rPr>
+        <w:t>这项研究关注海洋热浪对生态结构和碳循环的影响。 研究结合观测、模型或实验结果来刻画海洋生态和生物地球化学过程。 研究主要分析变化趋势、事件响应、驱动机制或方法表现，并把观测结果与生态和生物地球化学过程联系起来。 核心结果帮助说明海洋热浪如何通过强度、持续时间或垂向结构影响生态和碳循环过程。 它有助于解释观测现象、比较方法差异，并为后续海洋生物地球化学分析提供线索。</w:t>
       </w:r>
     </w:p>
     <w:p>
@@ -218,7 +218,7 @@
           <w:color w:val="0563C1"/>
           <w:sz w:val="18"/>
         </w:rPr>
-        <w:t>链接：https://doi.org/10.1029/2025jc022543</w:t>
+        <w:t>链接：https://doi.org/10.1029/2025gl121124</w:t>
       </w:r>
     </w:p>
     <w:p>
@@ -230,7 +230,7 @@
           <w:rFonts w:ascii="Microsoft YaHei" w:hAnsi="Microsoft YaHei" w:eastAsia="Microsoft YaHei"/>
           <w:b/>
         </w:rPr>
-        <w:t>3. Fresh Phytoplankton Bloom Growth in the Fall and Its Control on Ocean Heating in the Pacific Arctic Region</w:t>
+        <w:t>3. Terrestrial Runoff Divides the Central Arctic Ocean and Shapes the Biologically Relevant Marine Lightscape</w:t>
       </w:r>
     </w:p>
     <w:p>
@@ -240,7 +240,7 @@
           <w:color w:val="55697D"/>
           <w:sz w:val="18"/>
         </w:rPr>
-        <w:t>作者：Clare B. Gaffey; Karen E. Frey; Bonnie Light; Lee W. Cooper; Jacqueline M. Grebmeier</w:t>
+        <w:t>作者：Håkon Sandven; David McKee; Rafael Gonçalves‐Araujo; Rüdiger Röttgers; Anders F. Opdal; Philipp Assmy; Mats A. Granskog</w:t>
       </w:r>
     </w:p>
     <w:p>
@@ -250,7 +250,7 @@
           <w:color w:val="55697D"/>
           <w:sz w:val="18"/>
         </w:rPr>
-        <w:t>期刊：Journal of Geophysical Research: Oceans</w:t>
+        <w:t>期刊：Geophysical Research Letters</w:t>
       </w:r>
     </w:p>
     <w:p>
@@ -270,7 +270,7 @@
           <w:color w:val="55697D"/>
           <w:sz w:val="18"/>
         </w:rPr>
-        <w:t>DOI：10.1029/2025jc022895</w:t>
+        <w:t>DOI：10.1029/2025gl121318</w:t>
       </w:r>
     </w:p>
     <w:p>
@@ -280,7 +280,7 @@
           <w:b/>
           <w:sz w:val="19"/>
         </w:rPr>
-        <w:t>关键词：phytoplankton; bio-optics; vertical structure</w:t>
+        <w:t>关键词：phytoplankton; absorption; bio-optics; microbial carbon</w:t>
       </w:r>
     </w:p>
     <w:p>
@@ -298,7 +298,7 @@
           <w:color w:val="0563C1"/>
           <w:sz w:val="18"/>
         </w:rPr>
-        <w:t>链接：https://doi.org/10.1029/2025jc022895</w:t>
+        <w:t>链接：https://doi.org/10.1029/2025gl121318</w:t>
       </w:r>
     </w:p>
     <w:p>
@@ -310,7 +310,7 @@
           <w:rFonts w:ascii="Microsoft YaHei" w:hAnsi="Microsoft YaHei" w:eastAsia="Microsoft YaHei"/>
           <w:b/>
         </w:rPr>
-        <w:t>4. Distribution and Export of Particulate 3‐Hydroxy Fatty Acids in the Northwestern Pacific Ocean: Implications for Seawater Temperature Reconstructions</w:t>
+        <w:t>4. Surface Ocean Chlorophyll: Do the Green Get Greener and the Blue Bluer?</w:t>
       </w:r>
     </w:p>
     <w:p>
@@ -320,7 +320,7 @@
           <w:color w:val="55697D"/>
           <w:sz w:val="18"/>
         </w:rPr>
-        <w:t>作者：Fengmin Pan; Huamao Yuan; Jinming Song; Xuegang Li; Liqin Duan</w:t>
+        <w:t>作者：B. B. Cael; Kelsey Bisson; Emmanuel Boss; Ziyin Liu</w:t>
       </w:r>
     </w:p>
     <w:p>
@@ -330,7 +330,7 @@
           <w:color w:val="55697D"/>
           <w:sz w:val="18"/>
         </w:rPr>
-        <w:t>期刊：Journal of Geophysical Research: Oceans</w:t>
+        <w:t>期刊：Geophysical Research Letters</w:t>
       </w:r>
     </w:p>
     <w:p>
@@ -340,7 +340,7 @@
           <w:color w:val="55697D"/>
           <w:sz w:val="18"/>
         </w:rPr>
-        <w:t>发表月份：2026-06</w:t>
+        <w:t>发表月份：2026-05</w:t>
       </w:r>
     </w:p>
     <w:p>
@@ -350,7 +350,7 @@
           <w:color w:val="55697D"/>
           <w:sz w:val="18"/>
         </w:rPr>
-        <w:t>DOI：10.1029/2026jc024079</w:t>
+        <w:t>DOI：10.1029/2025gl120527</w:t>
       </w:r>
     </w:p>
     <w:p>
@@ -360,15 +360,15 @@
           <w:b/>
           <w:sz w:val="19"/>
         </w:rPr>
-        <w:t>关键词：carbon pump; vertical structure</w:t>
-      </w:r>
-    </w:p>
-    <w:p>
-      <w:r>
-        <w:rPr>
-          <w:rFonts w:ascii="Microsoft YaHei" w:hAnsi="Microsoft YaHei" w:eastAsia="Microsoft YaHei"/>
-        </w:rPr>
-        <w:t>这项研究关注有机碳输出和生物碳泵过程。 研究结合观测、模型或实验结果来刻画海洋生态和生物地球化学过程。 研究主要分析变化趋势、事件响应、驱动机制或方法表现，并把观测结果与生态和生物地球化学过程联系起来。 核心结果或实现为该主题提供了新的观测约束、方法基准或过程解释。 它有助于解释观测现象、比较方法差异，并为后续海洋生物地球化学分析提供线索。</w:t>
+        <w:t>关键词：phytoplankton</w:t>
+      </w:r>
+    </w:p>
+    <w:p>
+      <w:r>
+        <w:rPr>
+          <w:rFonts w:ascii="Microsoft YaHei" w:hAnsi="Microsoft YaHei" w:eastAsia="Microsoft YaHei"/>
+        </w:rPr>
+        <w:t>这项研究关注表层海洋叶绿素长期变化及其气候驱动。 数据上主要面向卫星海色、叶绿素或遥感反射率记录，并在需要时结合原位或剖面观测进行约束。 研究主要分析变化趋势、事件响应、驱动机制或方法表现，并把观测结果与生态和生物地球化学过程联系起来。 核心结果或实现为该主题提供了新的观测约束、方法基准或过程解释。 它有助于解释观测现象、比较方法差异，并为后续海洋生物地球化学分析提供线索。</w:t>
       </w:r>
     </w:p>
     <w:p>
@@ -378,7 +378,7 @@
           <w:color w:val="0563C1"/>
           <w:sz w:val="18"/>
         </w:rPr>
-        <w:t>链接：https://doi.org/10.1029/2026jc024079</w:t>
+        <w:t>链接：https://doi.org/10.1029/2025gl120527</w:t>
       </w:r>
     </w:p>
     <w:p>
@@ -390,7 +390,7 @@
           <w:rFonts w:ascii="Microsoft YaHei" w:hAnsi="Microsoft YaHei" w:eastAsia="Microsoft YaHei"/>
           <w:b/>
         </w:rPr>
-        <w:t>5. Amplifying effects of multiyear La Niña on phytoplankton biomass in the tropical Pacific</w:t>
+        <w:t>5. Spatiotemporal Variability in the Vertical Distribution of Phytoplankton Biomass in the Ice‐Free Southern Ocean: A Bioregionalization Approach</w:t>
       </w:r>
     </w:p>
     <w:p>
@@ -400,7 +400,7 @@
           <w:color w:val="55697D"/>
           <w:sz w:val="18"/>
         </w:rPr>
-        <w:t>作者：Lei Lin; Kun Xu; Wei Tan; Jinliang Liu; Bingzhang Chen; Dongyan Liu</w:t>
+        <w:t>作者：N. Mayot; J. Uitz; L. Lacour; R. Sauzède; L. Izard; D. Nerini</w:t>
       </w:r>
     </w:p>
     <w:p>
@@ -410,7 +410,7 @@
           <w:color w:val="55697D"/>
           <w:sz w:val="18"/>
         </w:rPr>
-        <w:t>期刊：Limnology and Oceanography</w:t>
+        <w:t>期刊：Global Biogeochemical Cycles</w:t>
       </w:r>
     </w:p>
     <w:p>
@@ -420,7 +420,7 @@
           <w:color w:val="55697D"/>
           <w:sz w:val="18"/>
         </w:rPr>
-        <w:t>发表月份：2026-05</w:t>
+        <w:t>发表月份：2026-04</w:t>
       </w:r>
     </w:p>
     <w:p>
@@ -430,7 +430,7 @@
           <w:color w:val="55697D"/>
           <w:sz w:val="18"/>
         </w:rPr>
-        <w:t>DOI：10.1002/lol2.70143</w:t>
+        <w:t>DOI：10.1029/2025gb008930</w:t>
       </w:r>
     </w:p>
     <w:p>
@@ -440,15 +440,15 @@
           <w:b/>
           <w:sz w:val="19"/>
         </w:rPr>
-        <w:t>关键词：phytoplankton</w:t>
-      </w:r>
-    </w:p>
-    <w:p>
-      <w:r>
-        <w:rPr>
-          <w:rFonts w:ascii="Microsoft YaHei" w:hAnsi="Microsoft YaHei" w:eastAsia="Microsoft YaHei"/>
-        </w:rPr>
-        <w:t>这项研究关注浮游植物群落、生理状态和生产力变化。 研究结合观测、模型或实验结果来刻画海洋生态和生物地球化学过程。 研究主要分析变化趋势、事件响应、驱动机制或方法表现，并把观测结果与生态和生物地球化学过程联系起来。 核心结果或实现为该主题提供了新的观测约束、方法基准或过程解释。 它有助于解释观测现象、比较方法差异，并为后续海洋生物地球化学分析提供线索。</w:t>
+        <w:t>关键词：phytoplankton; backscattering; vertical structure</w:t>
+      </w:r>
+    </w:p>
+    <w:p>
+      <w:r>
+        <w:rPr>
+          <w:rFonts w:ascii="Microsoft YaHei" w:hAnsi="Microsoft YaHei" w:eastAsia="Microsoft YaHei"/>
+        </w:rPr>
+        <w:t>这项研究关注海洋生物光学和海洋光学参数、方法与应用。 数据或方法上围绕沉积物捕获器、原位光学、生物光学参数或光谱观测展开。 研究主要分析变化趋势、事件响应、驱动机制或方法表现，并把观测结果与生态和生物地球化学过程联系起来。 核心实现是提出可复用的框架、流程或数据产品，使类似观测、反演、验证或趋势分析可以更系统地开展。 它有助于解释观测现象、比较方法差异，并为后续海洋生物地球化学分析提供线索。</w:t>
       </w:r>
     </w:p>
     <w:p>
@@ -458,7 +458,7 @@
           <w:color w:val="0563C1"/>
           <w:sz w:val="18"/>
         </w:rPr>
-        <w:t>链接：https://doi.org/10.1002/lol2.70143</w:t>
+        <w:t>链接：https://doi.org/10.1029/2025gb008930</w:t>
       </w:r>
     </w:p>
     <w:p>
@@ -470,7 +470,7 @@
           <w:rFonts w:ascii="Microsoft YaHei" w:hAnsi="Microsoft YaHei" w:eastAsia="Microsoft YaHei"/>
           <w:b/>
         </w:rPr>
-        <w:t>6. The impact of large-scale macroalgae cultivation and harvesting strategies on the marine carbon dioxide removal efficacy and marine biogeochemistry</w:t>
+        <w:t>6. The Seasonal Impact of the Island Mass Effect on Coastal Biogeochemistry and Phytoplankton Assemblage: The Case of the Tropical and Volcanic Island of Guadeloupe (French West Indies)</w:t>
       </w:r>
     </w:p>
     <w:p>
@@ -480,7 +480,7 @@
           <w:color w:val="55697D"/>
           <w:sz w:val="18"/>
         </w:rPr>
-        <w:t>作者：Prima Anugerahanti; Julien Palmiéri; Chelsey A. Baker; Ekaterina Popova; Andrew Yool</w:t>
+        <w:t>作者：Emma Moreau; Marie Boye; Pierre‐Yves Pascal; Monique Messié</w:t>
       </w:r>
     </w:p>
     <w:p>
@@ -490,7 +490,7 @@
           <w:color w:val="55697D"/>
           <w:sz w:val="18"/>
         </w:rPr>
-        <w:t>期刊：Biogeosciences</w:t>
+        <w:t>期刊：Journal of Geophysical Research: Oceans</w:t>
       </w:r>
     </w:p>
     <w:p>
@@ -500,7 +500,7 @@
           <w:color w:val="55697D"/>
           <w:sz w:val="18"/>
         </w:rPr>
-        <w:t>发表月份：2026-06</w:t>
+        <w:t>发表月份：2026-04</w:t>
       </w:r>
     </w:p>
     <w:p>
@@ -510,7 +510,7 @@
           <w:color w:val="55697D"/>
           <w:sz w:val="18"/>
         </w:rPr>
-        <w:t>DOI：10.5194/bg-23-3735-2026</w:t>
+        <w:t>DOI：10.1029/2025jc023236</w:t>
       </w:r>
     </w:p>
     <w:p>
@@ -538,7 +538,7 @@
           <w:color w:val="0563C1"/>
           <w:sz w:val="18"/>
         </w:rPr>
-        <w:t>链接：https://doi.org/10.5194/bg-23-3735-2026</w:t>
+        <w:t>链接：https://doi.org/10.1029/2025jc023236</w:t>
       </w:r>
     </w:p>
     <w:p>
@@ -550,7 +550,7 @@
           <w:rFonts w:ascii="Microsoft YaHei" w:hAnsi="Microsoft YaHei" w:eastAsia="Microsoft YaHei"/>
           <w:b/>
         </w:rPr>
-        <w:t>7. Trait-Based Micro-Phytoplankton Community Structure Across Hydrographic Gradients in the Eastern Indian Ocean</w:t>
+        <w:t>7. Combining the Underwater Vision Profiler 6 with sediment traps to measure in situ velocity of marine particles</w:t>
       </w:r>
     </w:p>
     <w:p>
@@ -560,7 +560,7 @@
           <w:color w:val="55697D"/>
           <w:sz w:val="18"/>
         </w:rPr>
-        <w:t>作者：Aparna Mol T A; Jagadish S Patil; Pranoy Paul</w:t>
+        <w:t>作者：Manon Laget; Alexandre Accardo; Marc Picheral; Camille Catalano; Lionel Guidi; Tristan Biard</w:t>
       </w:r>
     </w:p>
     <w:p>
@@ -570,7 +570,7 @@
           <w:color w:val="55697D"/>
           <w:sz w:val="18"/>
         </w:rPr>
-        <w:t>期刊：Deep Sea Research Part II: Topical Studies in Oceanography</w:t>
+        <w:t>期刊：Limnology and Oceanography</w:t>
       </w:r>
     </w:p>
     <w:p>
@@ -580,7 +580,7 @@
           <w:color w:val="55697D"/>
           <w:sz w:val="18"/>
         </w:rPr>
-        <w:t>发表月份：2026-05</w:t>
+        <w:t>发表月份：2026-04</w:t>
       </w:r>
     </w:p>
     <w:p>
@@ -590,7 +590,7 @@
           <w:color w:val="55697D"/>
           <w:sz w:val="18"/>
         </w:rPr>
-        <w:t>DOI：10.1016/j.dsr2.2026.105663</w:t>
+        <w:t>DOI：10.1002/lom3.70052</w:t>
       </w:r>
     </w:p>
     <w:p>
@@ -600,15 +600,15 @@
           <w:b/>
           <w:sz w:val="19"/>
         </w:rPr>
-        <w:t>关键词：phytoplankton</w:t>
-      </w:r>
-    </w:p>
-    <w:p>
-      <w:r>
-        <w:rPr>
-          <w:rFonts w:ascii="Microsoft YaHei" w:hAnsi="Microsoft YaHei" w:eastAsia="Microsoft YaHei"/>
-        </w:rPr>
-        <w:t>这项研究关注浮游植物群落、生理状态和生产力变化。 研究结合观测、模型或实验结果来刻画海洋生态和生物地球化学过程。 研究主要分析变化趋势、事件响应、驱动机制或方法表现，并把观测结果与生态和生物地球化学过程联系起来。 核心结果或实现为该主题提供了新的观测约束、方法基准或过程解释。 它有助于解释观测现象、比较方法差异，并为后续海洋生物地球化学分析提供线索。</w:t>
+        <w:t>关键词：carbon pump; vertical structure</w:t>
+      </w:r>
+    </w:p>
+    <w:p>
+      <w:r>
+        <w:rPr>
+          <w:rFonts w:ascii="Microsoft YaHei" w:hAnsi="Microsoft YaHei" w:eastAsia="Microsoft YaHei"/>
+        </w:rPr>
+        <w:t>这项研究关注有机碳输出和生物碳泵过程。 数据或方法上围绕沉积物捕获器、原位光学、生物光学参数或光谱观测展开。 研究主要分析变化趋势、事件响应、驱动机制或方法表现，并把观测结果与生态和生物地球化学过程联系起来。 核心结果或实现为该主题提供了新的观测约束、方法基准或过程解释。 它有助于解释观测现象、比较方法差异，并为后续海洋生物地球化学分析提供线索。</w:t>
       </w:r>
     </w:p>
     <w:p>
@@ -618,7 +618,7 @@
           <w:color w:val="0563C1"/>
           <w:sz w:val="18"/>
         </w:rPr>
-        <w:t>链接：https://doi.org/10.1016/j.dsr2.2026.105663</w:t>
+        <w:t>链接：https://doi.org/10.1002/lom3.70052</w:t>
       </w:r>
     </w:p>
     <w:p>
@@ -630,7 +630,7 @@
           <w:rFonts w:ascii="Microsoft YaHei" w:hAnsi="Microsoft YaHei" w:eastAsia="Microsoft YaHei"/>
           <w:b/>
         </w:rPr>
-        <w:t>8. Achieving Consistent Estimates of Particulate Organic Carbon from Satellites, Ships and Argo Floats</w:t>
+        <w:t>8. Modeling Upper Ocean Ecosystem Dynamics in Response to Interannual Sea‐Ice Variability in the Western Antarctic Peninsula</w:t>
       </w:r>
     </w:p>
     <w:p>
@@ -640,7 +640,7 @@
           <w:color w:val="55697D"/>
           <w:sz w:val="18"/>
         </w:rPr>
-        <w:t>作者：Graham D. Quartly; Shubha Sathyendranath; Martí Galí</w:t>
+        <w:t>作者：Catherine R. Czajka; Jessica S. Turner; Sharon Stammerjohn; Heather H. Kim; Oscar Schofield; Benjamin T. Saenz; Scott C. Doney</w:t>
       </w:r>
     </w:p>
     <w:p>
@@ -650,7 +650,7 @@
           <w:color w:val="55697D"/>
           <w:sz w:val="18"/>
         </w:rPr>
-        <w:t>期刊：Remote Sensing</w:t>
+        <w:t>期刊：Biogeosciences</w:t>
       </w:r>
     </w:p>
     <w:p>
@@ -660,7 +660,7 @@
           <w:color w:val="55697D"/>
           <w:sz w:val="18"/>
         </w:rPr>
-        <w:t>发表月份：2026-03</w:t>
+        <w:t>发表月份：2026-04</w:t>
       </w:r>
     </w:p>
     <w:p>
@@ -670,7 +670,7 @@
           <w:color w:val="55697D"/>
           <w:sz w:val="18"/>
         </w:rPr>
-        <w:t>DOI：10.3390/rs18050832</w:t>
+        <w:t>DOI：10.1029/2025jg009428</w:t>
       </w:r>
     </w:p>
     <w:p>
@@ -680,15 +680,15 @@
           <w:b/>
           <w:sz w:val="19"/>
         </w:rPr>
-        <w:t>关键词：BGC-Argo; carbon pump; phytoplankton; ocean colour; backscattering</w:t>
-      </w:r>
-    </w:p>
-    <w:p>
-      <w:r>
-        <w:rPr>
-          <w:rFonts w:ascii="Microsoft YaHei" w:hAnsi="Microsoft YaHei" w:eastAsia="Microsoft YaHei"/>
-        </w:rPr>
-        <w:t>这项研究关注BGC-Argo 剖面约束的生物地球化学变化。 数据基础是 BGC-Argo 浮标剖面及相关生物地球化学观测，可用于连接垂向结构和过程变化。 研究主要分析变化趋势、事件响应、驱动机制或方法表现，并把观测结果与生态和生物地球化学过程联系起来。 核心结果或实现为该主题提供了新的观测约束、方法基准或过程解释。 它有助于解释观测现象、比较方法差异，并为后续海洋生物地球化学分析提供线索。</w:t>
+        <w:t>关键词：carbon pump; phytoplankton; vertical structure</w:t>
+      </w:r>
+    </w:p>
+    <w:p>
+      <w:r>
+        <w:rPr>
+          <w:rFonts w:ascii="Microsoft YaHei" w:hAnsi="Microsoft YaHei" w:eastAsia="Microsoft YaHei"/>
+        </w:rPr>
+        <w:t>这项研究关注有机碳输出和生物碳泵过程。 这类论文主要综合已有观测、理论、模型、外场设计或社区训练材料，而不是发布一个新的单一观测数据集。 研究主要通过综述、模型框架或概念整合来梳理关键过程和不确定性来源。 核心结果或实现为该主题提供了新的观测约束、方法基准或过程解释。 它有助于解释观测现象、比较方法差异，并为后续海洋生物地球化学分析提供线索。</w:t>
       </w:r>
     </w:p>
     <w:p>
@@ -698,7 +698,7 @@
           <w:color w:val="0563C1"/>
           <w:sz w:val="18"/>
         </w:rPr>
-        <w:t>链接：https://doi.org/10.3390/rs18050832</w:t>
+        <w:t>链接：https://doi.org/10.1029/2025jg009428</w:t>
       </w:r>
     </w:p>
     <w:p>
@@ -710,7 +710,7 @@
           <w:rFonts w:ascii="Microsoft YaHei" w:hAnsi="Microsoft YaHei" w:eastAsia="Microsoft YaHei"/>
           <w:b/>
         </w:rPr>
-        <w:t>9. Decline in satellite-derived primary production in the north-east Atlantic driven by changes in sea surface temperature and mixed layer depth</w:t>
+        <w:t>9. Instrument-embedded sampling oscilloscope for in-situ waveform characterization and its implementation in the Ocean Color Instrument of the NASA PACE mission</w:t>
       </w:r>
     </w:p>
     <w:p>
@@ -720,7 +720,7 @@
           <w:color w:val="55697D"/>
           <w:sz w:val="18"/>
         </w:rPr>
-        <w:t>作者：Gavin H. Tilstone; Peter E. Land</w:t>
+        <w:t>作者：Kim S. Jepsen; Ulrik Gliese; Omar Haddad; Matt Owens; Steve Marlow; Bradley Tse; Leland Chemerys; Gerhard Meister; et al.</w:t>
       </w:r>
     </w:p>
     <w:p>
@@ -730,7 +730,7 @@
           <w:color w:val="55697D"/>
           <w:sz w:val="18"/>
         </w:rPr>
-        <w:t>期刊：Remote Sensing</w:t>
+        <w:t>期刊：IEEE Transactions on Geoscience and Remote Sensing</w:t>
       </w:r>
     </w:p>
     <w:p>
@@ -740,7 +740,7 @@
           <w:color w:val="55697D"/>
           <w:sz w:val="18"/>
         </w:rPr>
-        <w:t>发表月份：2026-06</w:t>
+        <w:t>发表月份：2026（月份未核准）</w:t>
       </w:r>
     </w:p>
     <w:p>
@@ -750,7 +750,7 @@
           <w:color w:val="55697D"/>
           <w:sz w:val="18"/>
         </w:rPr>
-        <w:t>DOI：10.3389/frsen.2026.1703257</w:t>
+        <w:t>DOI：10.1109/tgrs.2026.3695813</w:t>
       </w:r>
     </w:p>
     <w:p>
@@ -760,15 +760,15 @@
           <w:b/>
           <w:sz w:val="19"/>
         </w:rPr>
-        <w:t>关键词：phytoplankton; ocean colour</w:t>
-      </w:r>
-    </w:p>
-    <w:p>
-      <w:r>
-        <w:rPr>
-          <w:rFonts w:ascii="Microsoft YaHei" w:hAnsi="Microsoft YaHei" w:eastAsia="Microsoft YaHei"/>
-        </w:rPr>
-        <w:t>这项研究关注海色遥感中的浮游植物和光学信号变化。 数据上主要面向卫星海色、叶绿素或遥感反射率记录，并在需要时结合原位或剖面观测进行约束。 研究主要分析变化趋势、事件响应、驱动机制或方法表现，并把观测结果与生态和生物地球化学过程联系起来。 核心结果是识别出上升、下降或异常事件信号，并把这些变化放进气候变暖、生产力或碳循环背景下解释。 它有助于解释观测现象、比较方法差异，并为后续海洋生物地球化学分析提供线索。</w:t>
+        <w:t>关键词：ocean colour</w:t>
+      </w:r>
+    </w:p>
+    <w:p>
+      <w:r>
+        <w:rPr>
+          <w:rFonts w:ascii="Microsoft YaHei" w:hAnsi="Microsoft YaHei" w:eastAsia="Microsoft YaHei"/>
+        </w:rPr>
+        <w:t>这项研究关注海色遥感中的浮游植物和光学信号变化。 数据或应用场景围绕 NASA PACE/OCI 高光谱海色观测、产品验证和社区使用展开。 研究主要分析变化趋势、事件响应、驱动机制或方法表现，并把观测结果与生态和生物地球化学过程联系起来。 核心结果或实现为该主题提供了新的观测约束、方法基准或过程解释。 它有助于解释观测现象、比较方法差异，并为后续海洋生物地球化学分析提供线索。</w:t>
       </w:r>
     </w:p>
     <w:p>
@@ -778,7 +778,247 @@
           <w:color w:val="0563C1"/>
           <w:sz w:val="18"/>
         </w:rPr>
-        <w:t>链接：https://doi.org/10.3389/frsen.2026.1703257</w:t>
+        <w:t>链接：https://doi.org/10.1109/tgrs.2026.3695813</w:t>
+      </w:r>
+    </w:p>
+    <w:p>
+      <w:pPr>
+        <w:pStyle w:val="Heading3"/>
+      </w:pPr>
+      <w:r>
+        <w:rPr>
+          <w:rFonts w:ascii="Microsoft YaHei" w:hAnsi="Microsoft YaHei" w:eastAsia="Microsoft YaHei"/>
+          <w:b/>
+        </w:rPr>
+        <w:t>10. Long-term Ocean and Atmosphere Simultaneous Observation Network Supporting for Validation of Ocean Color Satellite Data Products</w:t>
+      </w:r>
+    </w:p>
+    <w:p>
+      <w:r>
+        <w:rPr>
+          <w:rFonts w:ascii="Microsoft YaHei" w:hAnsi="Microsoft YaHei" w:eastAsia="Microsoft YaHei"/>
+          <w:color w:val="55697D"/>
+          <w:sz w:val="18"/>
+        </w:rPr>
+        <w:t>作者：Xinhao Shi; Shuguo Chen; Chaofei Ma; Qingjun Song; Lianbo Hu; Junwei Wang; Hailong Peng</w:t>
+      </w:r>
+    </w:p>
+    <w:p>
+      <w:r>
+        <w:rPr>
+          <w:rFonts w:ascii="Microsoft YaHei" w:hAnsi="Microsoft YaHei" w:eastAsia="Microsoft YaHei"/>
+          <w:color w:val="55697D"/>
+          <w:sz w:val="18"/>
+        </w:rPr>
+        <w:t>期刊：Journal of Atmospheric and Oceanic Technology</w:t>
+      </w:r>
+    </w:p>
+    <w:p>
+      <w:r>
+        <w:rPr>
+          <w:rFonts w:ascii="Microsoft YaHei" w:hAnsi="Microsoft YaHei" w:eastAsia="Microsoft YaHei"/>
+          <w:color w:val="55697D"/>
+          <w:sz w:val="18"/>
+        </w:rPr>
+        <w:t>发表月份：2026-05</w:t>
+      </w:r>
+    </w:p>
+    <w:p>
+      <w:r>
+        <w:rPr>
+          <w:rFonts w:ascii="Microsoft YaHei" w:hAnsi="Microsoft YaHei" w:eastAsia="Microsoft YaHei"/>
+          <w:color w:val="55697D"/>
+          <w:sz w:val="18"/>
+        </w:rPr>
+        <w:t>DOI：10.1175/jtech-d-25-0053.1</w:t>
+      </w:r>
+    </w:p>
+    <w:p>
+      <w:r>
+        <w:rPr>
+          <w:rFonts w:ascii="Microsoft YaHei" w:hAnsi="Microsoft YaHei" w:eastAsia="Microsoft YaHei"/>
+          <w:b/>
+          <w:sz w:val="19"/>
+        </w:rPr>
+        <w:t>关键词：ocean colour; ocean optics; bio-optics</w:t>
+      </w:r>
+    </w:p>
+    <w:p>
+      <w:r>
+        <w:rPr>
+          <w:rFonts w:ascii="Microsoft YaHei" w:hAnsi="Microsoft YaHei" w:eastAsia="Microsoft YaHei"/>
+        </w:rPr>
+        <w:t>这项研究关注海洋生物光学和海洋光学参数、方法与应用。 数据上主要面向卫星海色、叶绿素或遥感反射率记录，并在需要时结合原位或剖面观测进行约束。 研究主要分析变化趋势、事件响应、驱动机制或方法表现，并把观测结果与生态和生物地球化学过程联系起来。 核心结果或实现为该主题提供了新的观测约束、方法基准或过程解释。 它有助于解释观测现象、比较方法差异，并为后续海洋生物地球化学分析提供线索。</w:t>
+      </w:r>
+    </w:p>
+    <w:p>
+      <w:r>
+        <w:rPr>
+          <w:rFonts w:ascii="Microsoft YaHei" w:hAnsi="Microsoft YaHei" w:eastAsia="Microsoft YaHei"/>
+          <w:color w:val="0563C1"/>
+          <w:sz w:val="18"/>
+        </w:rPr>
+        <w:t>链接：https://doi.org/10.1175/jtech-d-25-0053.1</w:t>
+      </w:r>
+    </w:p>
+    <w:p>
+      <w:pPr>
+        <w:pStyle w:val="Heading3"/>
+      </w:pPr>
+      <w:r>
+        <w:rPr>
+          <w:rFonts w:ascii="Microsoft YaHei" w:hAnsi="Microsoft YaHei" w:eastAsia="Microsoft YaHei"/>
+          <w:b/>
+        </w:rPr>
+        <w:t>11. Case 2 Regional Coast Colour: a neural network-based framework for atmospheric correction and in-water retrievals across multiple ocean colour satellite sensors</w:t>
+      </w:r>
+    </w:p>
+    <w:p>
+      <w:r>
+        <w:rPr>
+          <w:rFonts w:ascii="Microsoft YaHei" w:hAnsi="Microsoft YaHei" w:eastAsia="Microsoft YaHei"/>
+          <w:color w:val="55697D"/>
+          <w:sz w:val="18"/>
+        </w:rPr>
+        <w:t>作者：Dagmar Müller; Martin Hieronymi; Ana B. Ruescas; Marco Peters; Rüdiger Röttgers; Marcel König; Carole Lebreton; Kerstin Stelzer; et al.</w:t>
+      </w:r>
+    </w:p>
+    <w:p>
+      <w:r>
+        <w:rPr>
+          <w:rFonts w:ascii="Microsoft YaHei" w:hAnsi="Microsoft YaHei" w:eastAsia="Microsoft YaHei"/>
+          <w:color w:val="55697D"/>
+          <w:sz w:val="18"/>
+        </w:rPr>
+        <w:t>期刊：Remote Sensing</w:t>
+      </w:r>
+    </w:p>
+    <w:p>
+      <w:r>
+        <w:rPr>
+          <w:rFonts w:ascii="Microsoft YaHei" w:hAnsi="Microsoft YaHei" w:eastAsia="Microsoft YaHei"/>
+          <w:color w:val="55697D"/>
+          <w:sz w:val="18"/>
+        </w:rPr>
+        <w:t>发表月份：2026-03</w:t>
+      </w:r>
+    </w:p>
+    <w:p>
+      <w:r>
+        <w:rPr>
+          <w:rFonts w:ascii="Microsoft YaHei" w:hAnsi="Microsoft YaHei" w:eastAsia="Microsoft YaHei"/>
+          <w:color w:val="55697D"/>
+          <w:sz w:val="18"/>
+        </w:rPr>
+        <w:t>DOI：10.3389/frsen.2026.1710758</w:t>
+      </w:r>
+    </w:p>
+    <w:p>
+      <w:r>
+        <w:rPr>
+          <w:rFonts w:ascii="Microsoft YaHei" w:hAnsi="Microsoft YaHei" w:eastAsia="Microsoft YaHei"/>
+          <w:b/>
+          <w:sz w:val="19"/>
+        </w:rPr>
+        <w:t>关键词：ocean colour; ocean optics; bio-optics</w:t>
+      </w:r>
+    </w:p>
+    <w:p>
+      <w:r>
+        <w:rPr>
+          <w:rFonts w:ascii="Microsoft YaHei" w:hAnsi="Microsoft YaHei" w:eastAsia="Microsoft YaHei"/>
+        </w:rPr>
+        <w:t>这项研究关注海洋生物光学和海洋光学参数、方法与应用。 数据上主要面向卫星海色、叶绿素或遥感反射率记录，并在需要时结合原位或剖面观测进行约束。 方法上使用机器学习、深度学习或神经模拟器来提取信号、反演变量或识别驱动机制。 核心实现是提出可复用的框架、流程或数据产品，使类似观测、反演、验证或趋势分析可以更系统地开展。 它有助于解释观测现象、比较方法差异，并为后续海洋生物地球化学分析提供线索。</w:t>
+      </w:r>
+    </w:p>
+    <w:p>
+      <w:r>
+        <w:rPr>
+          <w:rFonts w:ascii="Microsoft YaHei" w:hAnsi="Microsoft YaHei" w:eastAsia="Microsoft YaHei"/>
+          <w:color w:val="0563C1"/>
+          <w:sz w:val="18"/>
+        </w:rPr>
+        <w:t>链接：https://doi.org/10.3389/frsen.2026.1710758</w:t>
+      </w:r>
+    </w:p>
+    <w:p>
+      <w:pPr>
+        <w:pStyle w:val="Heading3"/>
+      </w:pPr>
+      <w:r>
+        <w:rPr>
+          <w:rFonts w:ascii="Microsoft YaHei" w:hAnsi="Microsoft YaHei" w:eastAsia="Microsoft YaHei"/>
+          <w:b/>
+        </w:rPr>
+        <w:t>12. GPM DPR Observations of Regional Differences in Tropical Precipitation Systems: Microphysical Features and Land–Ocean Contrasts</w:t>
+      </w:r>
+    </w:p>
+    <w:p>
+      <w:r>
+        <w:rPr>
+          <w:rFonts w:ascii="Microsoft YaHei" w:hAnsi="Microsoft YaHei" w:eastAsia="Microsoft YaHei"/>
+          <w:color w:val="55697D"/>
+          <w:sz w:val="18"/>
+        </w:rPr>
+        <w:t>作者：Yihao Chen; Donghai Wang; Xueting Zhang; Enguang Li; Lebao Yao; Yangjinxi Ge; Yuting Xue; Rui Xie</w:t>
+      </w:r>
+    </w:p>
+    <w:p>
+      <w:r>
+        <w:rPr>
+          <w:rFonts w:ascii="Microsoft YaHei" w:hAnsi="Microsoft YaHei" w:eastAsia="Microsoft YaHei"/>
+          <w:color w:val="55697D"/>
+          <w:sz w:val="18"/>
+        </w:rPr>
+        <w:t>期刊：Remote Sensing</w:t>
+      </w:r>
+    </w:p>
+    <w:p>
+      <w:r>
+        <w:rPr>
+          <w:rFonts w:ascii="Microsoft YaHei" w:hAnsi="Microsoft YaHei" w:eastAsia="Microsoft YaHei"/>
+          <w:color w:val="55697D"/>
+          <w:sz w:val="18"/>
+        </w:rPr>
+        <w:t>发表月份：2026-06</w:t>
+      </w:r>
+    </w:p>
+    <w:p>
+      <w:r>
+        <w:rPr>
+          <w:rFonts w:ascii="Microsoft YaHei" w:hAnsi="Microsoft YaHei" w:eastAsia="Microsoft YaHei"/>
+          <w:color w:val="55697D"/>
+          <w:sz w:val="18"/>
+        </w:rPr>
+        <w:t>DOI：10.3390/rs18111838</w:t>
+      </w:r>
+    </w:p>
+    <w:p>
+      <w:r>
+        <w:rPr>
+          <w:rFonts w:ascii="Microsoft YaHei" w:hAnsi="Microsoft YaHei" w:eastAsia="Microsoft YaHei"/>
+          <w:b/>
+          <w:sz w:val="19"/>
+        </w:rPr>
+        <w:t>关键词：vertical structure</w:t>
+      </w:r>
+    </w:p>
+    <w:p>
+      <w:r>
+        <w:rPr>
+          <w:rFonts w:ascii="Microsoft YaHei" w:hAnsi="Microsoft YaHei" w:eastAsia="Microsoft YaHei"/>
+        </w:rPr>
+        <w:t>这项研究关注海洋生物地球化学过程。 研究结合观测、模型或实验结果来刻画海洋生态和生物地球化学过程。 研究主要分析变化趋势、事件响应、驱动机制或方法表现，并把观测结果与生态和生物地球化学过程联系起来。 核心结果或实现为该主题提供了新的观测约束、方法基准或过程解释。 它有助于解释观测现象、比较方法差异，并为后续海洋生物地球化学分析提供线索。</w:t>
+      </w:r>
+    </w:p>
+    <w:p>
+      <w:r>
+        <w:rPr>
+          <w:rFonts w:ascii="Microsoft YaHei" w:hAnsi="Microsoft YaHei" w:eastAsia="Microsoft YaHei"/>
+          <w:color w:val="0563C1"/>
+          <w:sz w:val="18"/>
+        </w:rPr>
+        <w:t>链接：https://doi.org/10.3390/rs18111838</w:t>
       </w:r>
     </w:p>
     <w:p>
@@ -786,7 +1026,7 @@
         <w:pStyle w:val="Heading2"/>
       </w:pPr>
       <w:r>
-        <w:t>其他相关期刊：按主题相关性补充</w:t>
+        <w:t>重点关注团队</w:t>
       </w:r>
     </w:p>
     <w:p>
@@ -798,7 +1038,7 @@
           <w:rFonts w:ascii="Microsoft YaHei" w:hAnsi="Microsoft YaHei" w:eastAsia="Microsoft YaHei"/>
           <w:b/>
         </w:rPr>
-        <w:t>10. Identification of phytoplankton pigment assemblages using derivative spectroscopy of hyperspectral remote-sensing reflectances</w:t>
+        <w:t>13. Lidar for Ocean Applications: Review of International Efforts</w:t>
       </w:r>
     </w:p>
     <w:p>
@@ -808,7 +1048,7 @@
           <w:color w:val="55697D"/>
           <w:sz w:val="18"/>
         </w:rPr>
-        <w:t>作者：Elena Torrecilla Ribalta; Jaume Piera Fernández; D. Stramski; R. Reynolds; E. Millán-Nuñez</w:t>
+        <w:t>作者：C. Jamet; K. Bisson; P. Chen; B. Collister; P. Di Girolamo; Y. Hu; D. Liu; X. Lu; et al.</w:t>
       </w:r>
     </w:p>
     <w:p>
@@ -818,7 +1058,7 @@
           <w:color w:val="55697D"/>
           <w:sz w:val="18"/>
         </w:rPr>
-        <w:t>期刊：Instrumentation Viewpoint</w:t>
+        <w:t>期刊：EPJ Web of Conferences</w:t>
       </w:r>
     </w:p>
     <w:p>
@@ -828,7 +1068,7 @@
           <w:color w:val="55697D"/>
           <w:sz w:val="18"/>
         </w:rPr>
-        <w:t>发表月份：2010-04</w:t>
+        <w:t>发表月份：2026（月份未核准）</w:t>
       </w:r>
     </w:p>
     <w:p>
@@ -838,7 +1078,7 @@
           <w:color w:val="55697D"/>
           <w:sz w:val="18"/>
         </w:rPr>
-        <w:t>DOI：10.5821/iwp.2009.8.15680</w:t>
+        <w:t>DOI：10.1051/epjconf/202636205004</w:t>
       </w:r>
     </w:p>
     <w:p>
@@ -848,15 +1088,15 @@
           <w:b/>
           <w:sz w:val="19"/>
         </w:rPr>
-        <w:t>关键词：phytoplankton; ocean colour; ocean optics</w:t>
-      </w:r>
-    </w:p>
-    <w:p>
-      <w:r>
-        <w:rPr>
-          <w:rFonts w:ascii="Microsoft YaHei" w:hAnsi="Microsoft YaHei" w:eastAsia="Microsoft YaHei"/>
-        </w:rPr>
-        <w:t>这项研究关注海洋生物光学和海洋光学参数、方法与应用。 数据上主要面向卫星海色、叶绿素或遥感反射率记录，并在需要时结合原位或剖面观测进行约束。 研究主要分析变化趋势、事件响应、驱动机制或方法表现，并把观测结果与生态和生物地球化学过程联系起来。 核心结果或实现为该主题提供了新的观测约束、方法基准或过程解释。 它有助于解释观测现象、比较方法差异，并为后续海洋生物地球化学分析提供线索。</w:t>
+        <w:t>关键词：phytoplankton; ocean colour; backscattering; bio-optics; vertical structure</w:t>
+      </w:r>
+    </w:p>
+    <w:p>
+      <w:r>
+        <w:rPr>
+          <w:rFonts w:ascii="Microsoft YaHei" w:hAnsi="Microsoft YaHei" w:eastAsia="Microsoft YaHei"/>
+        </w:rPr>
+        <w:t>这项研究关注海洋生物光学和海洋光学参数、方法与应用。 数据上主要面向卫星海色、叶绿素或遥感反射率记录，并在需要时结合原位或剖面观测进行约束。 研究主要通过综述、模型框架或概念整合来梳理关键过程和不确定性来源。 核心结果或实现为该主题提供了新的观测约束、方法基准或过程解释。 它有助于解释观测现象、比较方法差异，并为后续海洋生物地球化学分析提供线索。</w:t>
       </w:r>
     </w:p>
     <w:p>
@@ -866,7 +1106,7 @@
           <w:color w:val="0563C1"/>
           <w:sz w:val="18"/>
         </w:rPr>
-        <w:t>链接：https://doi.org/10.5821/iwp.2009.8.15680</w:t>
+        <w:t>链接：https://doi.org/10.1051/epjconf/202636205004</w:t>
       </w:r>
     </w:p>
     <w:p>
@@ -878,7 +1118,7 @@
           <w:rFonts w:ascii="Microsoft YaHei" w:hAnsi="Microsoft YaHei" w:eastAsia="Microsoft YaHei"/>
           <w:b/>
         </w:rPr>
-        <w:t>11. Phytoplankton Bloom and Enhanced Carbon Uptake Induced by Marine Heatwaves in the Mid-High Latitudes of the Northwestern Pacific in 2022 and 2023</w:t>
+        <w:t>14. Assessment of gap-filling techniques applied to satellite phytoplankton composition products for the Atlantic Ocean</w:t>
       </w:r>
     </w:p>
     <w:p>
@@ -888,7 +1128,7 @@
           <w:color w:val="55697D"/>
           <w:sz w:val="18"/>
         </w:rPr>
-        <w:t>作者：立斌 董</w:t>
+        <w:t>作者：Ehsan Mehdipour; Hongyan Xi; Alexander Barth; Aida Alvera-Azcárate; Adalbert Wilhelm; Astrid Bracher</w:t>
       </w:r>
     </w:p>
     <w:p>
@@ -898,7 +1138,7 @@
           <w:color w:val="55697D"/>
           <w:sz w:val="18"/>
         </w:rPr>
-        <w:t>期刊：Climate Change Research Letters</w:t>
+        <w:t>期刊：Geoscientific Model Development</w:t>
       </w:r>
     </w:p>
     <w:p>
@@ -908,7 +1148,7 @@
           <w:color w:val="55697D"/>
           <w:sz w:val="18"/>
         </w:rPr>
-        <w:t>发表月份：2026（月份未核准）</w:t>
+        <w:t>发表月份：2026-02</w:t>
       </w:r>
     </w:p>
     <w:p>
@@ -918,7 +1158,7 @@
           <w:color w:val="55697D"/>
           <w:sz w:val="18"/>
         </w:rPr>
-        <w:t>DOI：10.12677/ccrl.2026.153070</w:t>
+        <w:t>DOI：10.5194/gmd-19-1619-2026</w:t>
       </w:r>
     </w:p>
     <w:p>
@@ -928,15 +1168,15 @@
           <w:b/>
           <w:sz w:val="19"/>
         </w:rPr>
-        <w:t>关键词：phytoplankton; marine heatwaves</w:t>
-      </w:r>
-    </w:p>
-    <w:p>
-      <w:r>
-        <w:rPr>
-          <w:rFonts w:ascii="Microsoft YaHei" w:hAnsi="Microsoft YaHei" w:eastAsia="Microsoft YaHei"/>
-        </w:rPr>
-        <w:t>这项研究关注海洋热浪对生态结构和碳循环的影响。 研究结合观测、模型或实验结果来刻画海洋生态和生物地球化学过程。 研究主要分析变化趋势、事件响应、驱动机制或方法表现，并把观测结果与生态和生物地球化学过程联系起来。 核心结果帮助说明海洋热浪如何通过强度、持续时间或垂向结构影响生态和碳循环过程。 它有助于解释观测现象、比较方法差异，并为后续海洋生物地球化学分析提供线索。</w:t>
+        <w:t>关键词：phytoplankton; ocean colour</w:t>
+      </w:r>
+    </w:p>
+    <w:p>
+      <w:r>
+        <w:rPr>
+          <w:rFonts w:ascii="Microsoft YaHei" w:hAnsi="Microsoft YaHei" w:eastAsia="Microsoft YaHei"/>
+        </w:rPr>
+        <w:t>这项研究关注海色遥感中的浮游植物和光学信号变化。 数据上主要面向卫星海色、叶绿素或遥感反射率记录，并在需要时结合原位或剖面观测进行约束。 研究主要分析变化趋势、事件响应、驱动机制或方法表现，并把观测结果与生态和生物地球化学过程联系起来。 核心结果或实现为该主题提供了新的观测约束、方法基准或过程解释。 它有助于解释观测现象、比较方法差异，并为后续海洋生物地球化学分析提供线索。</w:t>
       </w:r>
     </w:p>
     <w:p>
@@ -946,7 +1186,7 @@
           <w:color w:val="0563C1"/>
           <w:sz w:val="18"/>
         </w:rPr>
-        <w:t>链接：https://doi.org/10.12677/ccrl.2026.153070</w:t>
+        <w:t>链接：https://doi.org/10.5194/gmd-19-1619-2026</w:t>
       </w:r>
     </w:p>
     <w:p>
@@ -958,7 +1198,7 @@
           <w:rFonts w:ascii="Microsoft YaHei" w:hAnsi="Microsoft YaHei" w:eastAsia="Microsoft YaHei"/>
           <w:b/>
         </w:rPr>
-        <w:t>12. Review of potential impacts of marine heatwaves in the Caribbean, Gulf and Southeastern U.S</w:t>
+        <w:t>15. Modelling primary production: multitude of theories, or multitude of languages?</w:t>
       </w:r>
     </w:p>
     <w:p>
@@ -968,7 +1208,7 @@
           <w:color w:val="55697D"/>
           <w:sz w:val="18"/>
         </w:rPr>
-        <w:t>作者：Renata Poulton Kamakura; Chris Simoniello; Devanarayana R.M. Rao; Brian Dzwonkowski; Xiao Qi; Megan Howson; Jorge Brenner</w:t>
+        <w:t>作者：Jozef Skákala; Shubha Sathyendranath; Yuri Artioli; Deep S. Banerjee; Heather Bouman; Robert J. W. Brewin; Momme Butenschön; Stefano Ciavatta; et al.</w:t>
       </w:r>
     </w:p>
     <w:p>
@@ -978,7 +1218,7 @@
           <w:color w:val="55697D"/>
           <w:sz w:val="18"/>
         </w:rPr>
-        <w:t>期刊：Environmental Research Communications</w:t>
+        <w:t>期刊：Ocean Science</w:t>
       </w:r>
     </w:p>
     <w:p>
@@ -988,7 +1228,7 @@
           <w:color w:val="55697D"/>
           <w:sz w:val="18"/>
         </w:rPr>
-        <w:t>发表月份：2026-06</w:t>
+        <w:t>发表月份：2026-05</w:t>
       </w:r>
     </w:p>
     <w:p>
@@ -998,7 +1238,7 @@
           <w:color w:val="55697D"/>
           <w:sz w:val="18"/>
         </w:rPr>
-        <w:t>DOI：10.1088/2515-7620/ae78b5</w:t>
+        <w:t>DOI：10.5194/os-22-1457-2026</w:t>
       </w:r>
     </w:p>
     <w:p>
@@ -1008,15 +1248,15 @@
           <w:b/>
           <w:sz w:val="19"/>
         </w:rPr>
-        <w:t>关键词：marine heatwaves</w:t>
-      </w:r>
-    </w:p>
-    <w:p>
-      <w:r>
-        <w:rPr>
-          <w:rFonts w:ascii="Microsoft YaHei" w:hAnsi="Microsoft YaHei" w:eastAsia="Microsoft YaHei"/>
-        </w:rPr>
-        <w:t>这项研究关注海洋热浪对生态结构和碳循环的影响。 这类论文主要综合已有观测、理论、模型、外场设计或社区训练材料，而不是发布一个新的单一观测数据集。 研究主要通过综述、模型框架或概念整合来梳理关键过程和不确定性来源。 核心结果帮助说明海洋热浪如何通过强度、持续时间或垂向结构影响生态和碳循环过程。 它有助于解释观测现象、比较方法差异，并为后续海洋生物地球化学分析提供线索。</w:t>
+        <w:t>关键词：phytoplankton; vertical structure</w:t>
+      </w:r>
+    </w:p>
+    <w:p>
+      <w:r>
+        <w:rPr>
+          <w:rFonts w:ascii="Microsoft YaHei" w:hAnsi="Microsoft YaHei" w:eastAsia="Microsoft YaHei"/>
+        </w:rPr>
+        <w:t>这项研究关注浮游植物群落、生理状态和生产力变化。 研究结合观测、模型或实验结果来刻画海洋生态和生物地球化学过程。 研究主要分析变化趋势、事件响应、驱动机制或方法表现，并把观测结果与生态和生物地球化学过程联系起来。 核心结果或实现为该主题提供了新的观测约束、方法基准或过程解释。 它有助于解释观测现象、比较方法差异，并为后续海洋生物地球化学分析提供线索。</w:t>
       </w:r>
     </w:p>
     <w:p>
@@ -1026,7 +1266,7 @@
           <w:color w:val="0563C1"/>
           <w:sz w:val="18"/>
         </w:rPr>
-        <w:t>链接：https://doi.org/10.1088/2515-7620/ae78b5</w:t>
+        <w:t>链接：https://doi.org/10.5194/os-22-1457-2026</w:t>
       </w:r>
     </w:p>
     <w:p>
@@ -1038,7 +1278,7 @@
           <w:rFonts w:ascii="Microsoft YaHei" w:hAnsi="Microsoft YaHei" w:eastAsia="Microsoft YaHei"/>
           <w:b/>
         </w:rPr>
-        <w:t>13. Evaluation of Trophic State in the Banda Sea Utilizing Marine Biogeochemistry Parameters and Phytoplankton Diversity</w:t>
+        <w:t>16. Assessment of transparent exopolymer particles in the Arctic Ocean implemented into the coupled ocean–sea ice–biogeochemistry model FESOM2.1–REcoM3</w:t>
       </w:r>
     </w:p>
     <w:p>
@@ -1048,7 +1288,7 @@
           <w:color w:val="55697D"/>
           <w:sz w:val="18"/>
         </w:rPr>
-        <w:t>作者：Iis Triyulianti; Faisal Hamzah; Dessy Berlianty; Bayu Priyono; Teguh Agustiadi; Rikha Widiaratih; Marsya J. Rugebregt; Irma Kesaulya; et al.</w:t>
+        <w:t>作者：Moritz Zeising; Laurent Oziel; Silke Thoms; Özgür Gürses; Judith Hauck; Bernd Heinold; Svetlana N. Losa; Manuela van Pinxteren; et al.</w:t>
       </w:r>
     </w:p>
     <w:p>
@@ -1058,7 +1298,7 @@
           <w:color w:val="55697D"/>
           <w:sz w:val="18"/>
         </w:rPr>
-        <w:t>期刊：IOP Conference Series: Earth and Environmental Science</w:t>
+        <w:t>期刊：Geoscientific Model Development</w:t>
       </w:r>
     </w:p>
     <w:p>
@@ -1068,7 +1308,7 @@
           <w:color w:val="55697D"/>
           <w:sz w:val="18"/>
         </w:rPr>
-        <w:t>发表月份：2026-05</w:t>
+        <w:t>发表月份：2026-03</w:t>
       </w:r>
     </w:p>
     <w:p>
@@ -1078,7 +1318,7 @@
           <w:color w:val="55697D"/>
           <w:sz w:val="18"/>
         </w:rPr>
-        <w:t>DOI：10.1088/1755-1315/1624/1/012006</w:t>
+        <w:t>DOI：10.5194/gmd-19-2077-2026</w:t>
       </w:r>
     </w:p>
     <w:p>
@@ -1106,7 +1346,7 @@
           <w:color w:val="0563C1"/>
           <w:sz w:val="18"/>
         </w:rPr>
-        <w:t>链接：https://doi.org/10.1088/1755-1315/1624/1/012006</w:t>
+        <w:t>链接：https://doi.org/10.5194/gmd-19-2077-2026</w:t>
       </w:r>
     </w:p>
     <w:p>
@@ -1118,7 +1358,7 @@
           <w:rFonts w:ascii="Microsoft YaHei" w:hAnsi="Microsoft YaHei" w:eastAsia="Microsoft YaHei"/>
           <w:b/>
         </w:rPr>
-        <w:t>14. Variability of chlorophyll-a in the central part of the eastern Arabian Sea using biogeochemical Argo observations</w:t>
+        <w:t>17. Composition and assembly of the microbial community within the deep chlorophyll maximum layer of the seamount and the adjacent coastal waters in the South China Sea</w:t>
       </w:r>
     </w:p>
     <w:p>
@@ -1128,7 +1368,7 @@
           <w:color w:val="55697D"/>
           <w:sz w:val="18"/>
         </w:rPr>
-        <w:t>作者：Madhurima Paul; Rashmi R. Nayak; Arun Chakraborty</w:t>
+        <w:t>作者：Liyuan Ren; Yanpeng Shang; Zhangxian Xie; Dongxu Li; Cheng Xue; Dazhi Wang</w:t>
       </w:r>
     </w:p>
     <w:p>
@@ -1138,7 +1378,7 @@
           <w:color w:val="55697D"/>
           <w:sz w:val="18"/>
         </w:rPr>
-        <w:t>期刊：Discover Oceans</w:t>
+        <w:t>期刊：mSphere</w:t>
       </w:r>
     </w:p>
     <w:p>
@@ -1148,7 +1388,7 @@
           <w:color w:val="55697D"/>
           <w:sz w:val="18"/>
         </w:rPr>
-        <w:t>发表月份：2026-03</w:t>
+        <w:t>发表月份：2026-06</w:t>
       </w:r>
     </w:p>
     <w:p>
@@ -1158,7 +1398,7 @@
           <w:color w:val="55697D"/>
           <w:sz w:val="18"/>
         </w:rPr>
-        <w:t>DOI：10.1007/s44289-026-00128-2</w:t>
+        <w:t>DOI：10.1128/msphere.00162-26</w:t>
       </w:r>
     </w:p>
     <w:p>
@@ -1168,15 +1408,15 @@
           <w:b/>
           <w:sz w:val="19"/>
         </w:rPr>
-        <w:t>关键词：BGC-Argo; phytoplankton</w:t>
-      </w:r>
-    </w:p>
-    <w:p>
-      <w:r>
-        <w:rPr>
-          <w:rFonts w:ascii="Microsoft YaHei" w:hAnsi="Microsoft YaHei" w:eastAsia="Microsoft YaHei"/>
-        </w:rPr>
-        <w:t>这项研究关注BGC-Argo 剖面约束的生物地球化学变化。 数据基础是 BGC-Argo 浮标剖面及相关生物地球化学观测，可用于连接垂向结构和过程变化。 研究主要分析变化趋势、事件响应、驱动机制或方法表现，并把观测结果与生态和生物地球化学过程联系起来。 核心结果或实现为该主题提供了新的观测约束、方法基准或过程解释。 它有助于解释观测现象、比较方法差异，并为后续海洋生物地球化学分析提供线索。</w:t>
+        <w:t>关键词：phytoplankton; microbial carbon; vertical structure</w:t>
+      </w:r>
+    </w:p>
+    <w:p>
+      <w:r>
+        <w:rPr>
+          <w:rFonts w:ascii="Microsoft YaHei" w:hAnsi="Microsoft YaHei" w:eastAsia="Microsoft YaHei"/>
+        </w:rPr>
+        <w:t>这项研究关注浮游植物群落、生理状态和生产力变化。 数据上主要面向卫星海色、叶绿素或遥感反射率记录，并在需要时结合原位或剖面观测进行约束。 研究主要分析变化趋势、事件响应、驱动机制或方法表现，并把观测结果与生态和生物地球化学过程联系起来。 核心结果或实现为该主题提供了新的观测约束、方法基准或过程解释。 它有助于解释观测现象、比较方法差异，并为后续海洋生物地球化学分析提供线索。</w:t>
       </w:r>
     </w:p>
     <w:p>
@@ -1186,7 +1426,7 @@
           <w:color w:val="0563C1"/>
           <w:sz w:val="18"/>
         </w:rPr>
-        <w:t>链接：https://doi.org/10.1007/s44289-026-00128-2</w:t>
+        <w:t>链接：https://doi.org/10.1128/msphere.00162-26</w:t>
       </w:r>
     </w:p>
     <w:p>
@@ -1198,7 +1438,7 @@
           <w:rFonts w:ascii="Microsoft YaHei" w:hAnsi="Microsoft YaHei" w:eastAsia="Microsoft YaHei"/>
           <w:b/>
         </w:rPr>
-        <w:t>15. Annual net community production in the western North Pacific subtropical gyre estimated from Argo float observations</w:t>
+        <w:t>18. Random Forest Regression Using Autonomous In Situ Ocean Observations: Inferring Small-Scale Nutrient Variability during a Southern Ocean Field Experiment</w:t>
       </w:r>
     </w:p>
     <w:p>
@@ -1208,7 +1448,7 @@
           <w:color w:val="55697D"/>
           <w:sz w:val="18"/>
         </w:rPr>
-        <w:t>作者：Doshik Hahm; Inhee Lee</w:t>
+        <w:t>作者：Sangmin Song; Paige D. Lavin; Alison R. Gray; Zachary Nachod; Dhruv Balwada; Lilian A. Dove; Andrew F. Thompson</w:t>
       </w:r>
     </w:p>
     <w:p>
@@ -1218,7 +1458,7 @@
           <w:color w:val="55697D"/>
           <w:sz w:val="18"/>
         </w:rPr>
-        <w:t>期刊：Ocean Science Journal</w:t>
+        <w:t>期刊：Artificial Intelligence for the Earth Systems</w:t>
       </w:r>
     </w:p>
     <w:p>
@@ -1228,7 +1468,7 @@
           <w:color w:val="55697D"/>
           <w:sz w:val="18"/>
         </w:rPr>
-        <w:t>发表月份：2026-06</w:t>
+        <w:t>发表月份：2026-04</w:t>
       </w:r>
     </w:p>
     <w:p>
@@ -1238,7 +1478,7 @@
           <w:color w:val="55697D"/>
           <w:sz w:val="18"/>
         </w:rPr>
-        <w:t>DOI：10.1007/s12601-026-00277-7</w:t>
+        <w:t>DOI：10.1175/aies-d-24-0048.1</w:t>
       </w:r>
     </w:p>
     <w:p>
@@ -1248,7 +1488,7 @@
           <w:b/>
           <w:sz w:val="19"/>
         </w:rPr>
-        <w:t>关键词：BGC-Argo; carbon pump</w:t>
+        <w:t>关键词：BGC-Argo</w:t>
       </w:r>
     </w:p>
     <w:p>
@@ -1266,7 +1506,7 @@
           <w:color w:val="0563C1"/>
           <w:sz w:val="18"/>
         </w:rPr>
-        <w:t>链接：https://doi.org/10.1007/s12601-026-00277-7</w:t>
+        <w:t>链接：https://doi.org/10.1175/aies-d-24-0048.1</w:t>
       </w:r>
     </w:p>
     <w:p>
@@ -1278,7 +1518,7 @@
           <w:rFonts w:ascii="Microsoft YaHei" w:hAnsi="Microsoft YaHei" w:eastAsia="Microsoft YaHei"/>
           <w:b/>
         </w:rPr>
-        <w:t>16. Phytoplankton Community in Blue Carbon Ecosystem: Responses to Colour-Producing Agents and Nutrients Variability in Kota Belud, North Borneo, Malaysia</w:t>
+        <w:t>19. Sea ice loss drives a regime shift in Arctic Ocean nitrogen biogeochemistry</w:t>
       </w:r>
     </w:p>
     <w:p>
@@ -1288,7 +1528,7 @@
           <w:color w:val="55697D"/>
           <w:sz w:val="18"/>
         </w:rPr>
-        <w:t>作者：Nur Natasha Abd Manap; Madihah Jafar Sidik; Muhammad Ikhlas Zabidi; Noramira Mahadir; B Mabel Manjaji Matsumoto; Ejria Saleh; Muhammad Ali Syed Hussein; Mohd Fikri Mohd Akmal Khodzori; et al.</w:t>
+        <w:t>作者：Marta Santos-García; Raja S. Ganeshram; Laurent Oziel; Paul A. Dodd; Laura de Steur; Robyn E. Tuerena; Colin A. Stedmon</w:t>
       </w:r>
     </w:p>
     <w:p>
@@ -1298,7 +1538,7 @@
           <w:color w:val="55697D"/>
           <w:sz w:val="18"/>
         </w:rPr>
-        <w:t>期刊：IOP Conference Series: Earth and Environmental Science</w:t>
+        <w:t>期刊：Communications Earth &amp;amp; Environment</w:t>
       </w:r>
     </w:p>
     <w:p>
@@ -1318,7 +1558,7 @@
           <w:color w:val="55697D"/>
           <w:sz w:val="18"/>
         </w:rPr>
-        <w:t>DOI：10.1088/1755-1315/1624/1/012002</w:t>
+        <w:t>DOI：10.1038/s43247-026-03569-x</w:t>
       </w:r>
     </w:p>
     <w:p>
@@ -1328,15 +1568,15 @@
           <w:b/>
           <w:sz w:val="19"/>
         </w:rPr>
-        <w:t>关键词：phytoplankton; bio-optics</w:t>
-      </w:r>
-    </w:p>
-    <w:p>
-      <w:r>
-        <w:rPr>
-          <w:rFonts w:ascii="Microsoft YaHei" w:hAnsi="Microsoft YaHei" w:eastAsia="Microsoft YaHei"/>
-        </w:rPr>
-        <w:t>这项研究关注海洋生物光学和海洋光学参数、方法与应用。 数据或方法上围绕沉积物捕获器、原位光学、生物光学参数或光谱观测展开。 研究主要分析变化趋势、事件响应、驱动机制或方法表现，并把观测结果与生态和生物地球化学过程联系起来。 核心结果或实现为该主题提供了新的观测约束、方法基准或过程解释。 它有助于解释观测现象、比较方法差异，并为后续海洋生物地球化学分析提供线索。</w:t>
+        <w:t>关键词：ocean biogeochemistry</w:t>
+      </w:r>
+    </w:p>
+    <w:p>
+      <w:r>
+        <w:rPr>
+          <w:rFonts w:ascii="Microsoft YaHei" w:hAnsi="Microsoft YaHei" w:eastAsia="Microsoft YaHei"/>
+        </w:rPr>
+        <w:t>这项研究关注海洋生物地球化学过程。 研究结合观测、模型或实验结果来刻画海洋生态和生物地球化学过程。 研究主要分析变化趋势、事件响应、驱动机制或方法表现，并把观测结果与生态和生物地球化学过程联系起来。 核心结果或实现为该主题提供了新的观测约束、方法基准或过程解释。 它有助于解释观测现象、比较方法差异，并为后续海洋生物地球化学分析提供线索。</w:t>
       </w:r>
     </w:p>
     <w:p>
@@ -1346,7 +1586,1607 @@
           <w:color w:val="0563C1"/>
           <w:sz w:val="18"/>
         </w:rPr>
-        <w:t>链接：https://doi.org/10.1088/1755-1315/1624/1/012002</w:t>
+        <w:t>链接：https://doi.org/10.1038/s43247-026-03569-x</w:t>
+      </w:r>
+    </w:p>
+    <w:p>
+      <w:pPr>
+        <w:pStyle w:val="Heading3"/>
+      </w:pPr>
+      <w:r>
+        <w:rPr>
+          <w:rFonts w:ascii="Microsoft YaHei" w:hAnsi="Microsoft YaHei" w:eastAsia="Microsoft YaHei"/>
+          <w:b/>
+        </w:rPr>
+        <w:t>20. Coexistence of Photosynthetic Marine Microorganisms, Viruses and Grazers: Towards Integration in Ocean Ecosystem Models</w:t>
+      </w:r>
+    </w:p>
+    <w:p>
+      <w:r>
+        <w:rPr>
+          <w:rFonts w:ascii="Microsoft YaHei" w:hAnsi="Microsoft YaHei" w:eastAsia="Microsoft YaHei"/>
+          <w:color w:val="55697D"/>
+          <w:sz w:val="18"/>
+        </w:rPr>
+        <w:t>作者：Paul Frémont; Stephen J. Beckett; David Demory; Eric Carr; Christopher L. Follett; Debbie Lindell; David Talmy; Stephanie Dutkiewicz; et al.</w:t>
+      </w:r>
+    </w:p>
+    <w:p>
+      <w:r>
+        <w:rPr>
+          <w:rFonts w:ascii="Microsoft YaHei" w:hAnsi="Microsoft YaHei" w:eastAsia="Microsoft YaHei"/>
+          <w:color w:val="55697D"/>
+          <w:sz w:val="18"/>
+        </w:rPr>
+        <w:t>期刊：Environmental Microbiology</w:t>
+      </w:r>
+    </w:p>
+    <w:p>
+      <w:r>
+        <w:rPr>
+          <w:rFonts w:ascii="Microsoft YaHei" w:hAnsi="Microsoft YaHei" w:eastAsia="Microsoft YaHei"/>
+          <w:color w:val="55697D"/>
+          <w:sz w:val="18"/>
+        </w:rPr>
+        <w:t>发表月份：2026-04</w:t>
+      </w:r>
+    </w:p>
+    <w:p>
+      <w:r>
+        <w:rPr>
+          <w:rFonts w:ascii="Microsoft YaHei" w:hAnsi="Microsoft YaHei" w:eastAsia="Microsoft YaHei"/>
+          <w:color w:val="55697D"/>
+          <w:sz w:val="18"/>
+        </w:rPr>
+        <w:t>DOI：10.1111/1462-2920.70295</w:t>
+      </w:r>
+    </w:p>
+    <w:p>
+      <w:r>
+        <w:rPr>
+          <w:rFonts w:ascii="Microsoft YaHei" w:hAnsi="Microsoft YaHei" w:eastAsia="Microsoft YaHei"/>
+          <w:b/>
+          <w:sz w:val="19"/>
+        </w:rPr>
+        <w:t>关键词：phytoplankton</w:t>
+      </w:r>
+    </w:p>
+    <w:p>
+      <w:r>
+        <w:rPr>
+          <w:rFonts w:ascii="Microsoft YaHei" w:hAnsi="Microsoft YaHei" w:eastAsia="Microsoft YaHei"/>
+        </w:rPr>
+        <w:t>这项研究关注浮游植物群落、生理状态和生产力变化。 研究结合观测、模型或实验结果来刻画海洋生态和生物地球化学过程。 研究主要分析变化趋势、事件响应、驱动机制或方法表现，并把观测结果与生态和生物地球化学过程联系起来。 核心结果或实现为该主题提供了新的观测约束、方法基准或过程解释。 它有助于解释观测现象、比较方法差异，并为后续海洋生物地球化学分析提供线索。</w:t>
+      </w:r>
+    </w:p>
+    <w:p>
+      <w:r>
+        <w:rPr>
+          <w:rFonts w:ascii="Microsoft YaHei" w:hAnsi="Microsoft YaHei" w:eastAsia="Microsoft YaHei"/>
+          <w:color w:val="0563C1"/>
+          <w:sz w:val="18"/>
+        </w:rPr>
+        <w:t>链接：https://doi.org/10.1111/1462-2920.70295</w:t>
+      </w:r>
+    </w:p>
+    <w:p>
+      <w:pPr>
+        <w:pStyle w:val="Heading3"/>
+      </w:pPr>
+      <w:r>
+        <w:rPr>
+          <w:rFonts w:ascii="Microsoft YaHei" w:hAnsi="Microsoft YaHei" w:eastAsia="Microsoft YaHei"/>
+          <w:b/>
+        </w:rPr>
+        <w:t>21. Ecological roles, climate-driven responses, and critical knowledge gaps of krill in the global ocean</w:t>
+      </w:r>
+    </w:p>
+    <w:p>
+      <w:r>
+        <w:rPr>
+          <w:rFonts w:ascii="Microsoft YaHei" w:hAnsi="Microsoft YaHei" w:eastAsia="Microsoft YaHei"/>
+          <w:color w:val="55697D"/>
+          <w:sz w:val="18"/>
+        </w:rPr>
+        <w:t>作者：Kim S Bernard; Geraint A Tarling; Angus Atkinson; Emma L Cavan; Alison C Cleary; Padmini Dalpadado; Macarena Díaz-Astudillo; Jeffrey Dorman; et al.</w:t>
+      </w:r>
+    </w:p>
+    <w:p>
+      <w:r>
+        <w:rPr>
+          <w:rFonts w:ascii="Microsoft YaHei" w:hAnsi="Microsoft YaHei" w:eastAsia="Microsoft YaHei"/>
+          <w:color w:val="55697D"/>
+          <w:sz w:val="18"/>
+        </w:rPr>
+        <w:t>期刊：ICES Journal of Marine Science</w:t>
+      </w:r>
+    </w:p>
+    <w:p>
+      <w:r>
+        <w:rPr>
+          <w:rFonts w:ascii="Microsoft YaHei" w:hAnsi="Microsoft YaHei" w:eastAsia="Microsoft YaHei"/>
+          <w:color w:val="55697D"/>
+          <w:sz w:val="18"/>
+        </w:rPr>
+        <w:t>发表月份：2026-05</w:t>
+      </w:r>
+    </w:p>
+    <w:p>
+      <w:r>
+        <w:rPr>
+          <w:rFonts w:ascii="Microsoft YaHei" w:hAnsi="Microsoft YaHei" w:eastAsia="Microsoft YaHei"/>
+          <w:color w:val="55697D"/>
+          <w:sz w:val="18"/>
+        </w:rPr>
+        <w:t>DOI：10.1093/icesjms/fsag090</w:t>
+      </w:r>
+    </w:p>
+    <w:p>
+      <w:r>
+        <w:rPr>
+          <w:rFonts w:ascii="Microsoft YaHei" w:hAnsi="Microsoft YaHei" w:eastAsia="Microsoft YaHei"/>
+          <w:b/>
+          <w:sz w:val="19"/>
+        </w:rPr>
+        <w:t>关键词：carbon pump; vertical structure</w:t>
+      </w:r>
+    </w:p>
+    <w:p>
+      <w:r>
+        <w:rPr>
+          <w:rFonts w:ascii="Microsoft YaHei" w:hAnsi="Microsoft YaHei" w:eastAsia="Microsoft YaHei"/>
+        </w:rPr>
+        <w:t>这项研究关注有机碳输出和生物碳泵过程。 研究结合观测、模型或实验结果来刻画海洋生态和生物地球化学过程。 研究主要分析变化趋势、事件响应、驱动机制或方法表现，并把观测结果与生态和生物地球化学过程联系起来。 核心结果或实现为该主题提供了新的观测约束、方法基准或过程解释。 它有助于解释观测现象、比较方法差异，并为后续海洋生物地球化学分析提供线索。</w:t>
+      </w:r>
+    </w:p>
+    <w:p>
+      <w:r>
+        <w:rPr>
+          <w:rFonts w:ascii="Microsoft YaHei" w:hAnsi="Microsoft YaHei" w:eastAsia="Microsoft YaHei"/>
+          <w:color w:val="0563C1"/>
+          <w:sz w:val="18"/>
+        </w:rPr>
+        <w:t>链接：https://doi.org/10.1093/icesjms/fsag090</w:t>
+      </w:r>
+    </w:p>
+    <w:p>
+      <w:pPr>
+        <w:pStyle w:val="Heading3"/>
+      </w:pPr>
+      <w:r>
+        <w:rPr>
+          <w:rFonts w:ascii="Microsoft YaHei" w:hAnsi="Microsoft YaHei" w:eastAsia="Microsoft YaHei"/>
+          <w:b/>
+        </w:rPr>
+        <w:t>22. Development of a next-generation general ocean circulation model for the Great Lakes</w:t>
+      </w:r>
+    </w:p>
+    <w:p>
+      <w:r>
+        <w:rPr>
+          <w:rFonts w:ascii="Microsoft YaHei" w:hAnsi="Microsoft YaHei" w:eastAsia="Microsoft YaHei"/>
+          <w:color w:val="55697D"/>
+          <w:sz w:val="18"/>
+        </w:rPr>
+        <w:t>作者：Meena Raju; David J. Cannon; Peter Alsip; He Wang; Jia Wang; Theresa Cordero; Robert W. Hallberg; Charles A. Stock; et al.</w:t>
+      </w:r>
+    </w:p>
+    <w:p>
+      <w:r>
+        <w:rPr>
+          <w:rFonts w:ascii="Microsoft YaHei" w:hAnsi="Microsoft YaHei" w:eastAsia="Microsoft YaHei"/>
+          <w:color w:val="55697D"/>
+          <w:sz w:val="18"/>
+        </w:rPr>
+        <w:t>期刊：Geoscientific Model Development</w:t>
+      </w:r>
+    </w:p>
+    <w:p>
+      <w:r>
+        <w:rPr>
+          <w:rFonts w:ascii="Microsoft YaHei" w:hAnsi="Microsoft YaHei" w:eastAsia="Microsoft YaHei"/>
+          <w:color w:val="55697D"/>
+          <w:sz w:val="18"/>
+        </w:rPr>
+        <w:t>发表月份：2026-05</w:t>
+      </w:r>
+    </w:p>
+    <w:p>
+      <w:r>
+        <w:rPr>
+          <w:rFonts w:ascii="Microsoft YaHei" w:hAnsi="Microsoft YaHei" w:eastAsia="Microsoft YaHei"/>
+          <w:color w:val="55697D"/>
+          <w:sz w:val="18"/>
+        </w:rPr>
+        <w:t>DOI：10.5194/gmd-19-4331-2026</w:t>
+      </w:r>
+    </w:p>
+    <w:p>
+      <w:r>
+        <w:rPr>
+          <w:rFonts w:ascii="Microsoft YaHei" w:hAnsi="Microsoft YaHei" w:eastAsia="Microsoft YaHei"/>
+          <w:b/>
+          <w:sz w:val="19"/>
+        </w:rPr>
+        <w:t>关键词：ocean colour; vertical structure</w:t>
+      </w:r>
+    </w:p>
+    <w:p>
+      <w:r>
+        <w:rPr>
+          <w:rFonts w:ascii="Microsoft YaHei" w:hAnsi="Microsoft YaHei" w:eastAsia="Microsoft YaHei"/>
+        </w:rPr>
+        <w:t>这项研究关注海色遥感中的浮游植物和光学信号变化。 数据上主要面向卫星海色、叶绿素或遥感反射率记录，并在需要时结合原位或剖面观测进行约束。 研究主要分析变化趋势、事件响应、驱动机制或方法表现，并把观测结果与生态和生物地球化学过程联系起来。 核心结果或实现为该主题提供了新的观测约束、方法基准或过程解释。 它有助于解释观测现象、比较方法差异，并为后续海洋生物地球化学分析提供线索。</w:t>
+      </w:r>
+    </w:p>
+    <w:p>
+      <w:r>
+        <w:rPr>
+          <w:rFonts w:ascii="Microsoft YaHei" w:hAnsi="Microsoft YaHei" w:eastAsia="Microsoft YaHei"/>
+          <w:color w:val="0563C1"/>
+          <w:sz w:val="18"/>
+        </w:rPr>
+        <w:t>链接：https://doi.org/10.5194/gmd-19-4331-2026</w:t>
+      </w:r>
+    </w:p>
+    <w:p>
+      <w:pPr>
+        <w:pStyle w:val="Heading3"/>
+      </w:pPr>
+      <w:r>
+        <w:rPr>
+          <w:rFonts w:ascii="Microsoft YaHei" w:hAnsi="Microsoft YaHei" w:eastAsia="Microsoft YaHei"/>
+          <w:b/>
+        </w:rPr>
+        <w:t>23. Monitoring coastal ocean dynamics under typhoon conditions using submarine distributed optical-fiber acoustic sensing</w:t>
+      </w:r>
+    </w:p>
+    <w:p>
+      <w:r>
+        <w:rPr>
+          <w:rFonts w:ascii="Microsoft YaHei" w:hAnsi="Microsoft YaHei" w:eastAsia="Microsoft YaHei"/>
+          <w:color w:val="55697D"/>
+          <w:sz w:val="18"/>
+        </w:rPr>
+        <w:t>作者：Sunke Fang; Jianmin Lin; Wen Xu</w:t>
+      </w:r>
+    </w:p>
+    <w:p>
+      <w:r>
+        <w:rPr>
+          <w:rFonts w:ascii="Microsoft YaHei" w:hAnsi="Microsoft YaHei" w:eastAsia="Microsoft YaHei"/>
+          <w:color w:val="55697D"/>
+          <w:sz w:val="18"/>
+        </w:rPr>
+        <w:t>期刊：The Journal of the Acoustical Society of America</w:t>
+      </w:r>
+    </w:p>
+    <w:p>
+      <w:r>
+        <w:rPr>
+          <w:rFonts w:ascii="Microsoft YaHei" w:hAnsi="Microsoft YaHei" w:eastAsia="Microsoft YaHei"/>
+          <w:color w:val="55697D"/>
+          <w:sz w:val="18"/>
+        </w:rPr>
+        <w:t>发表月份：2026-05</w:t>
+      </w:r>
+    </w:p>
+    <w:p>
+      <w:r>
+        <w:rPr>
+          <w:rFonts w:ascii="Microsoft YaHei" w:hAnsi="Microsoft YaHei" w:eastAsia="Microsoft YaHei"/>
+          <w:color w:val="55697D"/>
+          <w:sz w:val="18"/>
+        </w:rPr>
+        <w:t>DOI：10.1121/10.0043910</w:t>
+      </w:r>
+    </w:p>
+    <w:p>
+      <w:r>
+        <w:rPr>
+          <w:rFonts w:ascii="Microsoft YaHei" w:hAnsi="Microsoft YaHei" w:eastAsia="Microsoft YaHei"/>
+          <w:b/>
+          <w:sz w:val="19"/>
+        </w:rPr>
+        <w:t>关键词：bio-optics; vertical structure</w:t>
+      </w:r>
+    </w:p>
+    <w:p>
+      <w:r>
+        <w:rPr>
+          <w:rFonts w:ascii="Microsoft YaHei" w:hAnsi="Microsoft YaHei" w:eastAsia="Microsoft YaHei"/>
+        </w:rPr>
+        <w:t>这项研究关注海洋生物光学和海洋光学参数、方法与应用。 数据或方法上围绕沉积物捕获器、原位光学、生物光学参数或光谱观测展开。 研究主要分析变化趋势、事件响应、驱动机制或方法表现，并把观测结果与生态和生物地球化学过程联系起来。 核心结果或实现为该主题提供了新的观测约束、方法基准或过程解释。 它有助于解释观测现象、比较方法差异，并为后续海洋生物地球化学分析提供线索。</w:t>
+      </w:r>
+    </w:p>
+    <w:p>
+      <w:r>
+        <w:rPr>
+          <w:rFonts w:ascii="Microsoft YaHei" w:hAnsi="Microsoft YaHei" w:eastAsia="Microsoft YaHei"/>
+          <w:color w:val="0563C1"/>
+          <w:sz w:val="18"/>
+        </w:rPr>
+        <w:t>链接：https://doi.org/10.1121/10.0043910</w:t>
+      </w:r>
+    </w:p>
+    <w:p>
+      <w:pPr>
+        <w:pStyle w:val="Heading3"/>
+      </w:pPr>
+      <w:r>
+        <w:rPr>
+          <w:rFonts w:ascii="Microsoft YaHei" w:hAnsi="Microsoft YaHei" w:eastAsia="Microsoft YaHei"/>
+          <w:b/>
+        </w:rPr>
+        <w:t>24. Autonomous ocean observations: the challenges for fair and reliable data for digital twins development</w:t>
+      </w:r>
+    </w:p>
+    <w:p>
+      <w:r>
+        <w:rPr>
+          <w:rFonts w:ascii="Microsoft YaHei" w:hAnsi="Microsoft YaHei" w:eastAsia="Microsoft YaHei"/>
+          <w:color w:val="55697D"/>
+          <w:sz w:val="18"/>
+        </w:rPr>
+        <w:t>作者：Nikolaos D. Zarokanellos; Lara Díaz Barroso; Miguel Charcos Llorens; Emma Reyes Reyes; Mélanie Juza; Albert Miralles Brunet; Manuel Rubio Fernández; Patricia Rivera Rodríguez; et al.</w:t>
+      </w:r>
+    </w:p>
+    <w:p>
+      <w:r>
+        <w:rPr>
+          <w:rFonts w:ascii="Microsoft YaHei" w:hAnsi="Microsoft YaHei" w:eastAsia="Microsoft YaHei"/>
+          <w:color w:val="55697D"/>
+          <w:sz w:val="18"/>
+        </w:rPr>
+        <w:t>期刊：Instrumentation viewpoint</w:t>
+      </w:r>
+    </w:p>
+    <w:p>
+      <w:r>
+        <w:rPr>
+          <w:rFonts w:ascii="Microsoft YaHei" w:hAnsi="Microsoft YaHei" w:eastAsia="Microsoft YaHei"/>
+          <w:color w:val="55697D"/>
+          <w:sz w:val="18"/>
+        </w:rPr>
+        <w:t>发表月份：2024-01</w:t>
+      </w:r>
+    </w:p>
+    <w:p>
+      <w:r>
+        <w:rPr>
+          <w:rFonts w:ascii="Microsoft YaHei" w:hAnsi="Microsoft YaHei" w:eastAsia="Microsoft YaHei"/>
+          <w:color w:val="55697D"/>
+          <w:sz w:val="18"/>
+        </w:rPr>
+        <w:t>DOI：10.5821/iwp.2024.23.14114</w:t>
+      </w:r>
+    </w:p>
+    <w:p>
+      <w:r>
+        <w:rPr>
+          <w:rFonts w:ascii="Microsoft YaHei" w:hAnsi="Microsoft YaHei" w:eastAsia="Microsoft YaHei"/>
+          <w:b/>
+          <w:sz w:val="19"/>
+        </w:rPr>
+        <w:t>关键词：phytoplankton</w:t>
+      </w:r>
+    </w:p>
+    <w:p>
+      <w:r>
+        <w:rPr>
+          <w:rFonts w:ascii="Microsoft YaHei" w:hAnsi="Microsoft YaHei" w:eastAsia="Microsoft YaHei"/>
+        </w:rPr>
+        <w:t>这项研究关注浮游植物群落、生理状态和生产力变化。 研究结合观测、模型或实验结果来刻画海洋生态和生物地球化学过程。 研究主要分析变化趋势、事件响应、驱动机制或方法表现，并把观测结果与生态和生物地球化学过程联系起来。 核心结果或实现为该主题提供了新的观测约束、方法基准或过程解释。 它有助于解释观测现象、比较方法差异，并为后续海洋生物地球化学分析提供线索。</w:t>
+      </w:r>
+    </w:p>
+    <w:p>
+      <w:r>
+        <w:rPr>
+          <w:rFonts w:ascii="Microsoft YaHei" w:hAnsi="Microsoft YaHei" w:eastAsia="Microsoft YaHei"/>
+          <w:color w:val="0563C1"/>
+          <w:sz w:val="18"/>
+        </w:rPr>
+        <w:t>链接：https://doi.org/10.5821/iwp.2024.23.14114</w:t>
+      </w:r>
+    </w:p>
+    <w:p>
+      <w:pPr>
+        <w:pStyle w:val="Heading3"/>
+      </w:pPr>
+      <w:r>
+        <w:rPr>
+          <w:rFonts w:ascii="Microsoft YaHei" w:hAnsi="Microsoft YaHei" w:eastAsia="Microsoft YaHei"/>
+          <w:b/>
+        </w:rPr>
+        <w:t>25. CART Rule-Guided MaxEnt Model Construction and Its Application in Fishing Ground Prediction of Chub Mackerel in the Northwestern Pacific Ocean</w:t>
+      </w:r>
+    </w:p>
+    <w:p>
+      <w:r>
+        <w:rPr>
+          <w:rFonts w:ascii="Microsoft YaHei" w:hAnsi="Microsoft YaHei" w:eastAsia="Microsoft YaHei"/>
+          <w:color w:val="55697D"/>
+          <w:sz w:val="18"/>
+        </w:rPr>
+        <w:t>作者：Zuli Wu; Fenghua Tang; Yumei Wu; Shengmao Zhang; Fei Wang; Xuesen Cui</w:t>
+      </w:r>
+    </w:p>
+    <w:p>
+      <w:r>
+        <w:rPr>
+          <w:rFonts w:ascii="Microsoft YaHei" w:hAnsi="Microsoft YaHei" w:eastAsia="Microsoft YaHei"/>
+          <w:color w:val="55697D"/>
+          <w:sz w:val="18"/>
+        </w:rPr>
+        <w:t>期刊：Fishes</w:t>
+      </w:r>
+    </w:p>
+    <w:p>
+      <w:r>
+        <w:rPr>
+          <w:rFonts w:ascii="Microsoft YaHei" w:hAnsi="Microsoft YaHei" w:eastAsia="Microsoft YaHei"/>
+          <w:color w:val="55697D"/>
+          <w:sz w:val="18"/>
+        </w:rPr>
+        <w:t>发表月份：2026-06</w:t>
+      </w:r>
+    </w:p>
+    <w:p>
+      <w:r>
+        <w:rPr>
+          <w:rFonts w:ascii="Microsoft YaHei" w:hAnsi="Microsoft YaHei" w:eastAsia="Microsoft YaHei"/>
+          <w:color w:val="55697D"/>
+          <w:sz w:val="18"/>
+        </w:rPr>
+        <w:t>DOI：10.3390/fishes11060337</w:t>
+      </w:r>
+    </w:p>
+    <w:p>
+      <w:r>
+        <w:rPr>
+          <w:rFonts w:ascii="Microsoft YaHei" w:hAnsi="Microsoft YaHei" w:eastAsia="Microsoft YaHei"/>
+          <w:b/>
+          <w:sz w:val="19"/>
+        </w:rPr>
+        <w:t>关键词：phytoplankton</w:t>
+      </w:r>
+    </w:p>
+    <w:p>
+      <w:r>
+        <w:rPr>
+          <w:rFonts w:ascii="Microsoft YaHei" w:hAnsi="Microsoft YaHei" w:eastAsia="Microsoft YaHei"/>
+        </w:rPr>
+        <w:t>这项研究关注浮游植物群落、生理状态和生产力变化。 研究结合观测、模型或实验结果来刻画海洋生态和生物地球化学过程。 研究主要分析变化趋势、事件响应、驱动机制或方法表现，并把观测结果与生态和生物地球化学过程联系起来。 核心结果或实现为该主题提供了新的观测约束、方法基准或过程解释。 它有助于解释观测现象、比较方法差异，并为后续海洋生物地球化学分析提供线索。</w:t>
+      </w:r>
+    </w:p>
+    <w:p>
+      <w:r>
+        <w:rPr>
+          <w:rFonts w:ascii="Microsoft YaHei" w:hAnsi="Microsoft YaHei" w:eastAsia="Microsoft YaHei"/>
+          <w:color w:val="0563C1"/>
+          <w:sz w:val="18"/>
+        </w:rPr>
+        <w:t>链接：https://doi.org/10.3390/fishes11060337</w:t>
+      </w:r>
+    </w:p>
+    <w:p>
+      <w:pPr>
+        <w:pStyle w:val="Heading3"/>
+      </w:pPr>
+      <w:r>
+        <w:rPr>
+          <w:rFonts w:ascii="Microsoft YaHei" w:hAnsi="Microsoft YaHei" w:eastAsia="Microsoft YaHei"/>
+          <w:b/>
+        </w:rPr>
+        <w:t>26. Oceanography, biogeochemical cycles, and biodiversity in the Central Arctic Ocean: Current state of knowledge and research directions for the Tara Polaris expeditions</w:t>
+      </w:r>
+    </w:p>
+    <w:p>
+      <w:r>
+        <w:rPr>
+          <w:rFonts w:ascii="Microsoft YaHei" w:hAnsi="Microsoft YaHei" w:eastAsia="Microsoft YaHei"/>
+          <w:color w:val="55697D"/>
+          <w:sz w:val="18"/>
+        </w:rPr>
+        <w:t>作者：Maxime Geoffroy; Igor Polyakov; Marit Reigstad; Silvia G. Acinas; Rémi Amiraux; Hélène Angot; Mathieu Ardyna; Marcel Babin; et al.</w:t>
+      </w:r>
+    </w:p>
+    <w:p>
+      <w:r>
+        <w:rPr>
+          <w:rFonts w:ascii="Microsoft YaHei" w:hAnsi="Microsoft YaHei" w:eastAsia="Microsoft YaHei"/>
+          <w:color w:val="55697D"/>
+          <w:sz w:val="18"/>
+        </w:rPr>
+        <w:t>期刊：Elem Sci Anth</w:t>
+      </w:r>
+    </w:p>
+    <w:p>
+      <w:r>
+        <w:rPr>
+          <w:rFonts w:ascii="Microsoft YaHei" w:hAnsi="Microsoft YaHei" w:eastAsia="Microsoft YaHei"/>
+          <w:color w:val="55697D"/>
+          <w:sz w:val="18"/>
+        </w:rPr>
+        <w:t>发表月份：2026-06</w:t>
+      </w:r>
+    </w:p>
+    <w:p>
+      <w:r>
+        <w:rPr>
+          <w:rFonts w:ascii="Microsoft YaHei" w:hAnsi="Microsoft YaHei" w:eastAsia="Microsoft YaHei"/>
+          <w:color w:val="55697D"/>
+          <w:sz w:val="18"/>
+        </w:rPr>
+        <w:t>DOI：10.1525/elementa.2025.00027</w:t>
+      </w:r>
+    </w:p>
+    <w:p>
+      <w:r>
+        <w:rPr>
+          <w:rFonts w:ascii="Microsoft YaHei" w:hAnsi="Microsoft YaHei" w:eastAsia="Microsoft YaHei"/>
+          <w:b/>
+          <w:sz w:val="19"/>
+        </w:rPr>
+        <w:t>关键词：carbon pump</w:t>
+      </w:r>
+    </w:p>
+    <w:p>
+      <w:r>
+        <w:rPr>
+          <w:rFonts w:ascii="Microsoft YaHei" w:hAnsi="Microsoft YaHei" w:eastAsia="Microsoft YaHei"/>
+        </w:rPr>
+        <w:t>这项研究关注有机碳输出和生物碳泵过程。 研究结合观测、模型或实验结果来刻画海洋生态和生物地球化学过程。 研究主要分析变化趋势、事件响应、驱动机制或方法表现，并把观测结果与生态和生物地球化学过程联系起来。 核心结果或实现为该主题提供了新的观测约束、方法基准或过程解释。 它有助于解释观测现象、比较方法差异，并为后续海洋生物地球化学分析提供线索。</w:t>
+      </w:r>
+    </w:p>
+    <w:p>
+      <w:r>
+        <w:rPr>
+          <w:rFonts w:ascii="Microsoft YaHei" w:hAnsi="Microsoft YaHei" w:eastAsia="Microsoft YaHei"/>
+          <w:color w:val="0563C1"/>
+          <w:sz w:val="18"/>
+        </w:rPr>
+        <w:t>链接：https://doi.org/10.1525/elementa.2025.00027</w:t>
+      </w:r>
+    </w:p>
+    <w:p>
+      <w:pPr>
+        <w:pStyle w:val="Heading3"/>
+      </w:pPr>
+      <w:r>
+        <w:rPr>
+          <w:rFonts w:ascii="Microsoft YaHei" w:hAnsi="Microsoft YaHei" w:eastAsia="Microsoft YaHei"/>
+          <w:b/>
+        </w:rPr>
+        <w:t>27. Spatial Distribution Characteristics of Dissolved Oxygen Saturation and Chlorophyll a Concentration in the Central Arabian Sea Based on the 2024 Cruise Observations</w:t>
+      </w:r>
+    </w:p>
+    <w:p>
+      <w:r>
+        <w:rPr>
+          <w:rFonts w:ascii="Microsoft YaHei" w:hAnsi="Microsoft YaHei" w:eastAsia="Microsoft YaHei"/>
+          <w:color w:val="55697D"/>
+          <w:sz w:val="18"/>
+        </w:rPr>
+        <w:t>作者：Xiumei Fan; Lingzhi Li; Yongchuang Shi; Hanfeng Zheng; Wei Chen; Ziniu Li; Chao Li; Zhi Zhu; et al.</w:t>
+      </w:r>
+    </w:p>
+    <w:p>
+      <w:r>
+        <w:rPr>
+          <w:rFonts w:ascii="Microsoft YaHei" w:hAnsi="Microsoft YaHei" w:eastAsia="Microsoft YaHei"/>
+          <w:color w:val="55697D"/>
+          <w:sz w:val="18"/>
+        </w:rPr>
+        <w:t>期刊：Journal of Marine Science and Engineering</w:t>
+      </w:r>
+    </w:p>
+    <w:p>
+      <w:r>
+        <w:rPr>
+          <w:rFonts w:ascii="Microsoft YaHei" w:hAnsi="Microsoft YaHei" w:eastAsia="Microsoft YaHei"/>
+          <w:color w:val="55697D"/>
+          <w:sz w:val="18"/>
+        </w:rPr>
+        <w:t>发表月份：2026-06</w:t>
+      </w:r>
+    </w:p>
+    <w:p>
+      <w:r>
+        <w:rPr>
+          <w:rFonts w:ascii="Microsoft YaHei" w:hAnsi="Microsoft YaHei" w:eastAsia="Microsoft YaHei"/>
+          <w:color w:val="55697D"/>
+          <w:sz w:val="18"/>
+        </w:rPr>
+        <w:t>DOI：10.3390/jmse14111046</w:t>
+      </w:r>
+    </w:p>
+    <w:p>
+      <w:r>
+        <w:rPr>
+          <w:rFonts w:ascii="Microsoft YaHei" w:hAnsi="Microsoft YaHei" w:eastAsia="Microsoft YaHei"/>
+          <w:b/>
+          <w:sz w:val="19"/>
+        </w:rPr>
+        <w:t>关键词：phytoplankton; vertical structure</w:t>
+      </w:r>
+    </w:p>
+    <w:p>
+      <w:r>
+        <w:rPr>
+          <w:rFonts w:ascii="Microsoft YaHei" w:hAnsi="Microsoft YaHei" w:eastAsia="Microsoft YaHei"/>
+        </w:rPr>
+        <w:t>这项研究关注浮游植物群落、生理状态和生产力变化。 数据上主要面向卫星海色、叶绿素或遥感反射率记录，并在需要时结合原位或剖面观测进行约束。 研究主要分析变化趋势、事件响应、驱动机制或方法表现，并把观测结果与生态和生物地球化学过程联系起来。 核心结果或实现为该主题提供了新的观测约束、方法基准或过程解释。 它有助于解释观测现象、比较方法差异，并为后续海洋生物地球化学分析提供线索。</w:t>
+      </w:r>
+    </w:p>
+    <w:p>
+      <w:r>
+        <w:rPr>
+          <w:rFonts w:ascii="Microsoft YaHei" w:hAnsi="Microsoft YaHei" w:eastAsia="Microsoft YaHei"/>
+          <w:color w:val="0563C1"/>
+          <w:sz w:val="18"/>
+        </w:rPr>
+        <w:t>链接：https://doi.org/10.3390/jmse14111046</w:t>
+      </w:r>
+    </w:p>
+    <w:p>
+      <w:pPr>
+        <w:pStyle w:val="Heading3"/>
+      </w:pPr>
+      <w:r>
+        <w:rPr>
+          <w:rFonts w:ascii="Microsoft YaHei" w:hAnsi="Microsoft YaHei" w:eastAsia="Microsoft YaHei"/>
+          <w:b/>
+        </w:rPr>
+        <w:t>28. Construction of an Oil Spill Dynamics Model Based on 3D Terrain and Marine Environmental Fields</w:t>
+      </w:r>
+    </w:p>
+    <w:p>
+      <w:r>
+        <w:rPr>
+          <w:rFonts w:ascii="Microsoft YaHei" w:hAnsi="Microsoft YaHei" w:eastAsia="Microsoft YaHei"/>
+          <w:color w:val="55697D"/>
+          <w:sz w:val="18"/>
+        </w:rPr>
+        <w:t>作者：Hengshuai Shang; Bo Ai; Wenjun Feng; Jiaxing Xiong; Linan Wei</w:t>
+      </w:r>
+    </w:p>
+    <w:p>
+      <w:r>
+        <w:rPr>
+          <w:rFonts w:ascii="Microsoft YaHei" w:hAnsi="Microsoft YaHei" w:eastAsia="Microsoft YaHei"/>
+          <w:color w:val="55697D"/>
+          <w:sz w:val="18"/>
+        </w:rPr>
+        <w:t>期刊：E3S Web of Conferences</w:t>
+      </w:r>
+    </w:p>
+    <w:p>
+      <w:r>
+        <w:rPr>
+          <w:rFonts w:ascii="Microsoft YaHei" w:hAnsi="Microsoft YaHei" w:eastAsia="Microsoft YaHei"/>
+          <w:color w:val="55697D"/>
+          <w:sz w:val="18"/>
+        </w:rPr>
+        <w:t>发表月份：2026（月份未核准）</w:t>
+      </w:r>
+    </w:p>
+    <w:p>
+      <w:r>
+        <w:rPr>
+          <w:rFonts w:ascii="Microsoft YaHei" w:hAnsi="Microsoft YaHei" w:eastAsia="Microsoft YaHei"/>
+          <w:color w:val="55697D"/>
+          <w:sz w:val="18"/>
+        </w:rPr>
+        <w:t>DOI：10.1051/e3sconf/202671701017</w:t>
+      </w:r>
+    </w:p>
+    <w:p>
+      <w:r>
+        <w:rPr>
+          <w:rFonts w:ascii="Microsoft YaHei" w:hAnsi="Microsoft YaHei" w:eastAsia="Microsoft YaHei"/>
+          <w:b/>
+          <w:sz w:val="19"/>
+        </w:rPr>
+        <w:t>关键词：ocean colour; vertical structure</w:t>
+      </w:r>
+    </w:p>
+    <w:p>
+      <w:r>
+        <w:rPr>
+          <w:rFonts w:ascii="Microsoft YaHei" w:hAnsi="Microsoft YaHei" w:eastAsia="Microsoft YaHei"/>
+        </w:rPr>
+        <w:t>这项研究关注海色遥感中的浮游植物和光学信号变化。 数据上主要面向卫星海色、叶绿素或遥感反射率记录，并在需要时结合原位或剖面观测进行约束。 研究主要分析变化趋势、事件响应、驱动机制或方法表现，并把观测结果与生态和生物地球化学过程联系起来。 核心结果或实现为该主题提供了新的观测约束、方法基准或过程解释。 它有助于解释观测现象、比较方法差异，并为后续海洋生物地球化学分析提供线索。</w:t>
+      </w:r>
+    </w:p>
+    <w:p>
+      <w:r>
+        <w:rPr>
+          <w:rFonts w:ascii="Microsoft YaHei" w:hAnsi="Microsoft YaHei" w:eastAsia="Microsoft YaHei"/>
+          <w:color w:val="0563C1"/>
+          <w:sz w:val="18"/>
+        </w:rPr>
+        <w:t>链接：https://doi.org/10.1051/e3sconf/202671701017</w:t>
+      </w:r>
+    </w:p>
+    <w:p>
+      <w:pPr>
+        <w:pStyle w:val="Heading3"/>
+      </w:pPr>
+      <w:r>
+        <w:rPr>
+          <w:rFonts w:ascii="Microsoft YaHei" w:hAnsi="Microsoft YaHei" w:eastAsia="Microsoft YaHei"/>
+          <w:b/>
+        </w:rPr>
+        <w:t>29. The stratigraphic record of the Eocene–Oligocene transition in the East Pisco Basin (Peru): a phytoplankton perspective</w:t>
+      </w:r>
+    </w:p>
+    <w:p>
+      <w:r>
+        <w:rPr>
+          <w:rFonts w:ascii="Microsoft YaHei" w:hAnsi="Microsoft YaHei" w:eastAsia="Microsoft YaHei"/>
+          <w:color w:val="55697D"/>
+          <w:sz w:val="18"/>
+        </w:rPr>
+        <w:t>作者：Maria Elena Gastaldello; Giulia Bosio; Claudio Di Celma; Giovanni Bianucci; Alberto Collareta; Stefano Mazzoli; Luca Pellegrino; Igor Maria Villa; et al.</w:t>
+      </w:r>
+    </w:p>
+    <w:p>
+      <w:r>
+        <w:rPr>
+          <w:rFonts w:ascii="Microsoft YaHei" w:hAnsi="Microsoft YaHei" w:eastAsia="Microsoft YaHei"/>
+          <w:color w:val="55697D"/>
+          <w:sz w:val="18"/>
+        </w:rPr>
+        <w:t>期刊：Newsletters on Stratigraphy</w:t>
+      </w:r>
+    </w:p>
+    <w:p>
+      <w:r>
+        <w:rPr>
+          <w:rFonts w:ascii="Microsoft YaHei" w:hAnsi="Microsoft YaHei" w:eastAsia="Microsoft YaHei"/>
+          <w:color w:val="55697D"/>
+          <w:sz w:val="18"/>
+        </w:rPr>
+        <w:t>发表月份：2026-06</w:t>
+      </w:r>
+    </w:p>
+    <w:p>
+      <w:r>
+        <w:rPr>
+          <w:rFonts w:ascii="Microsoft YaHei" w:hAnsi="Microsoft YaHei" w:eastAsia="Microsoft YaHei"/>
+          <w:color w:val="55697D"/>
+          <w:sz w:val="18"/>
+        </w:rPr>
+        <w:t>DOI：10.1127/nos/0873</w:t>
+      </w:r>
+    </w:p>
+    <w:p>
+      <w:r>
+        <w:rPr>
+          <w:rFonts w:ascii="Microsoft YaHei" w:hAnsi="Microsoft YaHei" w:eastAsia="Microsoft YaHei"/>
+          <w:b/>
+          <w:sz w:val="19"/>
+        </w:rPr>
+        <w:t>关键词：phytoplankton</w:t>
+      </w:r>
+    </w:p>
+    <w:p>
+      <w:r>
+        <w:rPr>
+          <w:rFonts w:ascii="Microsoft YaHei" w:hAnsi="Microsoft YaHei" w:eastAsia="Microsoft YaHei"/>
+        </w:rPr>
+        <w:t>这项研究关注浮游植物群落、生理状态和生产力变化。 研究结合观测、模型或实验结果来刻画海洋生态和生物地球化学过程。 研究主要分析变化趋势、事件响应、驱动机制或方法表现，并把观测结果与生态和生物地球化学过程联系起来。 核心结果或实现为该主题提供了新的观测约束、方法基准或过程解释。 它有助于解释观测现象、比较方法差异，并为后续海洋生物地球化学分析提供线索。</w:t>
+      </w:r>
+    </w:p>
+    <w:p>
+      <w:r>
+        <w:rPr>
+          <w:rFonts w:ascii="Microsoft YaHei" w:hAnsi="Microsoft YaHei" w:eastAsia="Microsoft YaHei"/>
+          <w:color w:val="0563C1"/>
+          <w:sz w:val="18"/>
+        </w:rPr>
+        <w:t>链接：https://doi.org/10.1127/nos/0873</w:t>
+      </w:r>
+    </w:p>
+    <w:p>
+      <w:pPr>
+        <w:pStyle w:val="Heading3"/>
+      </w:pPr>
+      <w:r>
+        <w:rPr>
+          <w:rFonts w:ascii="Microsoft YaHei" w:hAnsi="Microsoft YaHei" w:eastAsia="Microsoft YaHei"/>
+          <w:b/>
+        </w:rPr>
+        <w:t>30. Response of eukaryotic phytoplankton to mesoscale and sub-mesoscale processes within a cyclonic-anticyclonic eddy pair</w:t>
+      </w:r>
+    </w:p>
+    <w:p>
+      <w:r>
+        <w:rPr>
+          <w:rFonts w:ascii="Microsoft YaHei" w:hAnsi="Microsoft YaHei" w:eastAsia="Microsoft YaHei"/>
+          <w:color w:val="55697D"/>
+          <w:sz w:val="18"/>
+        </w:rPr>
+        <w:t>作者：Jia Guo; Jiaxing Liu; Zhiyou Jing; Tong Yan; Sheng Dai; Yuan Liu; Yehui Tan</w:t>
+      </w:r>
+    </w:p>
+    <w:p>
+      <w:r>
+        <w:rPr>
+          <w:rFonts w:ascii="Microsoft YaHei" w:hAnsi="Microsoft YaHei" w:eastAsia="Microsoft YaHei"/>
+          <w:color w:val="55697D"/>
+          <w:sz w:val="18"/>
+        </w:rPr>
+        <w:t>期刊：Ocean Dynamics</w:t>
+      </w:r>
+    </w:p>
+    <w:p>
+      <w:r>
+        <w:rPr>
+          <w:rFonts w:ascii="Microsoft YaHei" w:hAnsi="Microsoft YaHei" w:eastAsia="Microsoft YaHei"/>
+          <w:color w:val="55697D"/>
+          <w:sz w:val="18"/>
+        </w:rPr>
+        <w:t>发表月份：2026-06</w:t>
+      </w:r>
+    </w:p>
+    <w:p>
+      <w:r>
+        <w:rPr>
+          <w:rFonts w:ascii="Microsoft YaHei" w:hAnsi="Microsoft YaHei" w:eastAsia="Microsoft YaHei"/>
+          <w:color w:val="55697D"/>
+          <w:sz w:val="18"/>
+        </w:rPr>
+        <w:t>DOI：10.1007/s10236-026-01818-3</w:t>
+      </w:r>
+    </w:p>
+    <w:p>
+      <w:r>
+        <w:rPr>
+          <w:rFonts w:ascii="Microsoft YaHei" w:hAnsi="Microsoft YaHei" w:eastAsia="Microsoft YaHei"/>
+          <w:b/>
+          <w:sz w:val="19"/>
+        </w:rPr>
+        <w:t>关键词：phytoplankton</w:t>
+      </w:r>
+    </w:p>
+    <w:p>
+      <w:r>
+        <w:rPr>
+          <w:rFonts w:ascii="Microsoft YaHei" w:hAnsi="Microsoft YaHei" w:eastAsia="Microsoft YaHei"/>
+        </w:rPr>
+        <w:t>这项研究关注浮游植物群落、生理状态和生产力变化。 研究结合观测、模型或实验结果来刻画海洋生态和生物地球化学过程。 研究主要分析变化趋势、事件响应、驱动机制或方法表现，并把观测结果与生态和生物地球化学过程联系起来。 核心结果或实现为该主题提供了新的观测约束、方法基准或过程解释。 它有助于解释观测现象、比较方法差异，并为后续海洋生物地球化学分析提供线索。</w:t>
+      </w:r>
+    </w:p>
+    <w:p>
+      <w:r>
+        <w:rPr>
+          <w:rFonts w:ascii="Microsoft YaHei" w:hAnsi="Microsoft YaHei" w:eastAsia="Microsoft YaHei"/>
+          <w:color w:val="0563C1"/>
+          <w:sz w:val="18"/>
+        </w:rPr>
+        <w:t>链接：https://doi.org/10.1007/s10236-026-01818-3</w:t>
+      </w:r>
+    </w:p>
+    <w:p>
+      <w:pPr>
+        <w:pStyle w:val="Heading3"/>
+      </w:pPr>
+      <w:r>
+        <w:rPr>
+          <w:rFonts w:ascii="Microsoft YaHei" w:hAnsi="Microsoft YaHei" w:eastAsia="Microsoft YaHei"/>
+          <w:b/>
+        </w:rPr>
+        <w:t>31. Environmental drivers of allelopathic interactions among phytoplankton: Insights into abiotic and biotic regulation</w:t>
+      </w:r>
+    </w:p>
+    <w:p>
+      <w:r>
+        <w:rPr>
+          <w:rFonts w:ascii="Microsoft YaHei" w:hAnsi="Microsoft YaHei" w:eastAsia="Microsoft YaHei"/>
+          <w:color w:val="55697D"/>
+          <w:sz w:val="18"/>
+        </w:rPr>
+        <w:t>作者：Hani Abdo; Bingbing Wang; Liju Tan; Jiangtao Wang</w:t>
+      </w:r>
+    </w:p>
+    <w:p>
+      <w:r>
+        <w:rPr>
+          <w:rFonts w:ascii="Microsoft YaHei" w:hAnsi="Microsoft YaHei" w:eastAsia="Microsoft YaHei"/>
+          <w:color w:val="55697D"/>
+          <w:sz w:val="18"/>
+        </w:rPr>
+        <w:t>期刊：Regional Studies in Marine Science</w:t>
+      </w:r>
+    </w:p>
+    <w:p>
+      <w:r>
+        <w:rPr>
+          <w:rFonts w:ascii="Microsoft YaHei" w:hAnsi="Microsoft YaHei" w:eastAsia="Microsoft YaHei"/>
+          <w:color w:val="55697D"/>
+          <w:sz w:val="18"/>
+        </w:rPr>
+        <w:t>发表月份：2026-06</w:t>
+      </w:r>
+    </w:p>
+    <w:p>
+      <w:r>
+        <w:rPr>
+          <w:rFonts w:ascii="Microsoft YaHei" w:hAnsi="Microsoft YaHei" w:eastAsia="Microsoft YaHei"/>
+          <w:color w:val="55697D"/>
+          <w:sz w:val="18"/>
+        </w:rPr>
+        <w:t>DOI：10.1016/j.rsma.2026.105083</w:t>
+      </w:r>
+    </w:p>
+    <w:p>
+      <w:r>
+        <w:rPr>
+          <w:rFonts w:ascii="Microsoft YaHei" w:hAnsi="Microsoft YaHei" w:eastAsia="Microsoft YaHei"/>
+          <w:b/>
+          <w:sz w:val="19"/>
+        </w:rPr>
+        <w:t>关键词：phytoplankton</w:t>
+      </w:r>
+    </w:p>
+    <w:p>
+      <w:r>
+        <w:rPr>
+          <w:rFonts w:ascii="Microsoft YaHei" w:hAnsi="Microsoft YaHei" w:eastAsia="Microsoft YaHei"/>
+        </w:rPr>
+        <w:t>这项研究关注浮游植物群落、生理状态和生产力变化。 研究结合观测、模型或实验结果来刻画海洋生态和生物地球化学过程。 研究主要分析变化趋势、事件响应、驱动机制或方法表现，并把观测结果与生态和生物地球化学过程联系起来。 核心结果或实现为该主题提供了新的观测约束、方法基准或过程解释。 它有助于解释观测现象、比较方法差异，并为后续海洋生物地球化学分析提供线索。</w:t>
+      </w:r>
+    </w:p>
+    <w:p>
+      <w:r>
+        <w:rPr>
+          <w:rFonts w:ascii="Microsoft YaHei" w:hAnsi="Microsoft YaHei" w:eastAsia="Microsoft YaHei"/>
+          <w:color w:val="0563C1"/>
+          <w:sz w:val="18"/>
+        </w:rPr>
+        <w:t>链接：https://doi.org/10.1016/j.rsma.2026.105083</w:t>
+      </w:r>
+    </w:p>
+    <w:p>
+      <w:pPr>
+        <w:pStyle w:val="Heading3"/>
+      </w:pPr>
+      <w:r>
+        <w:rPr>
+          <w:rFonts w:ascii="Microsoft YaHei" w:hAnsi="Microsoft YaHei" w:eastAsia="Microsoft YaHei"/>
+          <w:b/>
+        </w:rPr>
+        <w:t>32. High sea ice algal primary production near marine-terminating glaciers linked to turbulence-driven nutrient fluxes across the ice–ocean interface</w:t>
+      </w:r>
+    </w:p>
+    <w:p>
+      <w:r>
+        <w:rPr>
+          <w:rFonts w:ascii="Microsoft YaHei" w:hAnsi="Microsoft YaHei" w:eastAsia="Microsoft YaHei"/>
+          <w:color w:val="55697D"/>
+          <w:sz w:val="18"/>
+        </w:rPr>
+        <w:t>作者：Dorte H. Søgaard; Søren Rysgaard; Tobias Reiner Vonnahme; Pedro Duarte; Cæcilie Erichsen Kudsk; Brian K. Sorrell; Lorenz Meire; Josefa Verdugo; et al.</w:t>
+      </w:r>
+    </w:p>
+    <w:p>
+      <w:r>
+        <w:rPr>
+          <w:rFonts w:ascii="Microsoft YaHei" w:hAnsi="Microsoft YaHei" w:eastAsia="Microsoft YaHei"/>
+          <w:color w:val="55697D"/>
+          <w:sz w:val="18"/>
+        </w:rPr>
+        <w:t>期刊：Scientific Reports</w:t>
+      </w:r>
+    </w:p>
+    <w:p>
+      <w:r>
+        <w:rPr>
+          <w:rFonts w:ascii="Microsoft YaHei" w:hAnsi="Microsoft YaHei" w:eastAsia="Microsoft YaHei"/>
+          <w:color w:val="55697D"/>
+          <w:sz w:val="18"/>
+        </w:rPr>
+        <w:t>发表月份：2026-05</w:t>
+      </w:r>
+    </w:p>
+    <w:p>
+      <w:r>
+        <w:rPr>
+          <w:rFonts w:ascii="Microsoft YaHei" w:hAnsi="Microsoft YaHei" w:eastAsia="Microsoft YaHei"/>
+          <w:color w:val="55697D"/>
+          <w:sz w:val="18"/>
+        </w:rPr>
+        <w:t>DOI：10.1038/s41598-026-53846-0</w:t>
+      </w:r>
+    </w:p>
+    <w:p>
+      <w:r>
+        <w:rPr>
+          <w:rFonts w:ascii="Microsoft YaHei" w:hAnsi="Microsoft YaHei" w:eastAsia="Microsoft YaHei"/>
+          <w:b/>
+          <w:sz w:val="19"/>
+        </w:rPr>
+        <w:t>关键词：ocean biogeochemistry</w:t>
+      </w:r>
+    </w:p>
+    <w:p>
+      <w:r>
+        <w:rPr>
+          <w:rFonts w:ascii="Microsoft YaHei" w:hAnsi="Microsoft YaHei" w:eastAsia="Microsoft YaHei"/>
+        </w:rPr>
+        <w:t>这项研究关注海洋生物地球化学过程。 研究结合观测、模型或实验结果来刻画海洋生态和生物地球化学过程。 研究主要分析变化趋势、事件响应、驱动机制或方法表现，并把观测结果与生态和生物地球化学过程联系起来。 核心结果或实现为该主题提供了新的观测约束、方法基准或过程解释。 它有助于解释观测现象、比较方法差异，并为后续海洋生物地球化学分析提供线索。</w:t>
+      </w:r>
+    </w:p>
+    <w:p>
+      <w:r>
+        <w:rPr>
+          <w:rFonts w:ascii="Microsoft YaHei" w:hAnsi="Microsoft YaHei" w:eastAsia="Microsoft YaHei"/>
+          <w:color w:val="0563C1"/>
+          <w:sz w:val="18"/>
+        </w:rPr>
+        <w:t>链接：https://doi.org/10.1038/s41598-026-53846-0</w:t>
+      </w:r>
+    </w:p>
+    <w:p>
+      <w:pPr>
+        <w:pStyle w:val="Heading3"/>
+      </w:pPr>
+      <w:r>
+        <w:rPr>
+          <w:rFonts w:ascii="Microsoft YaHei" w:hAnsi="Microsoft YaHei" w:eastAsia="Microsoft YaHei"/>
+          <w:b/>
+        </w:rPr>
+        <w:t>33. From Flames to the Ocean: Biomass Burning Aerosols Are Associated With Changes in Prokaryotic Communities in the Mediterranean Sea</w:t>
+      </w:r>
+    </w:p>
+    <w:p>
+      <w:r>
+        <w:rPr>
+          <w:rFonts w:ascii="Microsoft YaHei" w:hAnsi="Microsoft YaHei" w:eastAsia="Microsoft YaHei"/>
+          <w:color w:val="55697D"/>
+          <w:sz w:val="18"/>
+        </w:rPr>
+        <w:t>作者：Nathan Nault; Frédéric Gazeau; Philippe Catala; Barbara Marie; Joan Llort; Cécile Guieu; Matthieu Bressac; Emmanuelle Uher; et al.</w:t>
+      </w:r>
+    </w:p>
+    <w:p>
+      <w:r>
+        <w:rPr>
+          <w:rFonts w:ascii="Microsoft YaHei" w:hAnsi="Microsoft YaHei" w:eastAsia="Microsoft YaHei"/>
+          <w:color w:val="55697D"/>
+          <w:sz w:val="18"/>
+        </w:rPr>
+        <w:t>期刊：Environmental Microbiology</w:t>
+      </w:r>
+    </w:p>
+    <w:p>
+      <w:r>
+        <w:rPr>
+          <w:rFonts w:ascii="Microsoft YaHei" w:hAnsi="Microsoft YaHei" w:eastAsia="Microsoft YaHei"/>
+          <w:color w:val="55697D"/>
+          <w:sz w:val="18"/>
+        </w:rPr>
+        <w:t>发表月份：2026-04</w:t>
+      </w:r>
+    </w:p>
+    <w:p>
+      <w:r>
+        <w:rPr>
+          <w:rFonts w:ascii="Microsoft YaHei" w:hAnsi="Microsoft YaHei" w:eastAsia="Microsoft YaHei"/>
+          <w:color w:val="55697D"/>
+          <w:sz w:val="18"/>
+        </w:rPr>
+        <w:t>DOI：10.1111/1462-2920.70267</w:t>
+      </w:r>
+    </w:p>
+    <w:p>
+      <w:r>
+        <w:rPr>
+          <w:rFonts w:ascii="Microsoft YaHei" w:hAnsi="Microsoft YaHei" w:eastAsia="Microsoft YaHei"/>
+          <w:b/>
+          <w:sz w:val="19"/>
+        </w:rPr>
+        <w:t>关键词：phytoplankton</w:t>
+      </w:r>
+    </w:p>
+    <w:p>
+      <w:r>
+        <w:rPr>
+          <w:rFonts w:ascii="Microsoft YaHei" w:hAnsi="Microsoft YaHei" w:eastAsia="Microsoft YaHei"/>
+        </w:rPr>
+        <w:t>这项研究关注浮游植物群落、生理状态和生产力变化。 研究结合观测、模型或实验结果来刻画海洋生态和生物地球化学过程。 研究主要分析变化趋势、事件响应、驱动机制或方法表现，并把观测结果与生态和生物地球化学过程联系起来。 核心结果或实现为该主题提供了新的观测约束、方法基准或过程解释。 它有助于解释观测现象、比较方法差异，并为后续海洋生物地球化学分析提供线索。</w:t>
+      </w:r>
+    </w:p>
+    <w:p>
+      <w:r>
+        <w:rPr>
+          <w:rFonts w:ascii="Microsoft YaHei" w:hAnsi="Microsoft YaHei" w:eastAsia="Microsoft YaHei"/>
+          <w:color w:val="0563C1"/>
+          <w:sz w:val="18"/>
+        </w:rPr>
+        <w:t>链接：https://doi.org/10.1111/1462-2920.70267</w:t>
+      </w:r>
+    </w:p>
+    <w:p>
+      <w:pPr>
+        <w:pStyle w:val="Heading3"/>
+      </w:pPr>
+      <w:r>
+        <w:rPr>
+          <w:rFonts w:ascii="Microsoft YaHei" w:hAnsi="Microsoft YaHei" w:eastAsia="Microsoft YaHei"/>
+          <w:b/>
+        </w:rPr>
+        <w:t>34. Assessing the Ocean Color observation capability of the CALIGOLA mission: The PROTEO project</w:t>
+      </w:r>
+    </w:p>
+    <w:p>
+      <w:r>
+        <w:rPr>
+          <w:rFonts w:ascii="Microsoft YaHei" w:hAnsi="Microsoft YaHei" w:eastAsia="Microsoft YaHei"/>
+          <w:color w:val="55697D"/>
+          <w:sz w:val="18"/>
+        </w:rPr>
+        <w:t>作者：D. Dionisi; M. Di Paolantonio; E. D'Acunzo; G. Giuliano; G. L. Liberti; G. Volpe; N. Franco; A. Andrisani; et al.</w:t>
+      </w:r>
+    </w:p>
+    <w:p>
+      <w:r>
+        <w:rPr>
+          <w:rFonts w:ascii="Microsoft YaHei" w:hAnsi="Microsoft YaHei" w:eastAsia="Microsoft YaHei"/>
+          <w:color w:val="55697D"/>
+          <w:sz w:val="18"/>
+        </w:rPr>
+        <w:t>期刊：EPJ Web of Conferences</w:t>
+      </w:r>
+    </w:p>
+    <w:p>
+      <w:r>
+        <w:rPr>
+          <w:rFonts w:ascii="Microsoft YaHei" w:hAnsi="Microsoft YaHei" w:eastAsia="Microsoft YaHei"/>
+          <w:color w:val="55697D"/>
+          <w:sz w:val="18"/>
+        </w:rPr>
+        <w:t>发表月份：2026（月份未核准）</w:t>
+      </w:r>
+    </w:p>
+    <w:p>
+      <w:r>
+        <w:rPr>
+          <w:rFonts w:ascii="Microsoft YaHei" w:hAnsi="Microsoft YaHei" w:eastAsia="Microsoft YaHei"/>
+          <w:color w:val="55697D"/>
+          <w:sz w:val="18"/>
+        </w:rPr>
+        <w:t>DOI：10.1051/epjconf/202636205007</w:t>
+      </w:r>
+    </w:p>
+    <w:p>
+      <w:r>
+        <w:rPr>
+          <w:rFonts w:ascii="Microsoft YaHei" w:hAnsi="Microsoft YaHei" w:eastAsia="Microsoft YaHei"/>
+          <w:b/>
+          <w:sz w:val="19"/>
+        </w:rPr>
+        <w:t>关键词：ocean colour</w:t>
+      </w:r>
+    </w:p>
+    <w:p>
+      <w:r>
+        <w:rPr>
+          <w:rFonts w:ascii="Microsoft YaHei" w:hAnsi="Microsoft YaHei" w:eastAsia="Microsoft YaHei"/>
+        </w:rPr>
+        <w:t>这项研究关注海色遥感中的浮游植物和光学信号变化。 数据上主要面向卫星海色、叶绿素或遥感反射率记录，并在需要时结合原位或剖面观测进行约束。 研究主要分析变化趋势、事件响应、驱动机制或方法表现，并把观测结果与生态和生物地球化学过程联系起来。 核心结果或实现为该主题提供了新的观测约束、方法基准或过程解释。 它有助于解释观测现象、比较方法差异，并为后续海洋生物地球化学分析提供线索。</w:t>
+      </w:r>
+    </w:p>
+    <w:p>
+      <w:r>
+        <w:rPr>
+          <w:rFonts w:ascii="Microsoft YaHei" w:hAnsi="Microsoft YaHei" w:eastAsia="Microsoft YaHei"/>
+          <w:color w:val="0563C1"/>
+          <w:sz w:val="18"/>
+        </w:rPr>
+        <w:t>链接：https://doi.org/10.1051/epjconf/202636205007</w:t>
+      </w:r>
+    </w:p>
+    <w:p>
+      <w:pPr>
+        <w:pStyle w:val="Heading3"/>
+      </w:pPr>
+      <w:r>
+        <w:rPr>
+          <w:rFonts w:ascii="Microsoft YaHei" w:hAnsi="Microsoft YaHei" w:eastAsia="Microsoft YaHei"/>
+          <w:b/>
+        </w:rPr>
+        <w:t>35. Non-Temporal Environmental Factor-Driven Dissolved Oxygen Prediction via Physics-Informed Regression for Sustainable Environmental Monitoring</w:t>
+      </w:r>
+    </w:p>
+    <w:p>
+      <w:r>
+        <w:rPr>
+          <w:rFonts w:ascii="Microsoft YaHei" w:hAnsi="Microsoft YaHei" w:eastAsia="Microsoft YaHei"/>
+          <w:color w:val="55697D"/>
+          <w:sz w:val="18"/>
+        </w:rPr>
+        <w:t>作者：Lun Tan; Sen Lin; Xinran Li; Qi Wang; Qiang Zhao; Lianjie Guo; Wenzhen Zhang; Wei Wang</w:t>
+      </w:r>
+    </w:p>
+    <w:p>
+      <w:r>
+        <w:rPr>
+          <w:rFonts w:ascii="Microsoft YaHei" w:hAnsi="Microsoft YaHei" w:eastAsia="Microsoft YaHei"/>
+          <w:color w:val="55697D"/>
+          <w:sz w:val="18"/>
+        </w:rPr>
+        <w:t>期刊：Sustainability</w:t>
+      </w:r>
+    </w:p>
+    <w:p>
+      <w:r>
+        <w:rPr>
+          <w:rFonts w:ascii="Microsoft YaHei" w:hAnsi="Microsoft YaHei" w:eastAsia="Microsoft YaHei"/>
+          <w:color w:val="55697D"/>
+          <w:sz w:val="18"/>
+        </w:rPr>
+        <w:t>发表月份：2026-06</w:t>
+      </w:r>
+    </w:p>
+    <w:p>
+      <w:r>
+        <w:rPr>
+          <w:rFonts w:ascii="Microsoft YaHei" w:hAnsi="Microsoft YaHei" w:eastAsia="Microsoft YaHei"/>
+          <w:color w:val="55697D"/>
+          <w:sz w:val="18"/>
+        </w:rPr>
+        <w:t>DOI：10.3390/su18115746</w:t>
+      </w:r>
+    </w:p>
+    <w:p>
+      <w:r>
+        <w:rPr>
+          <w:rFonts w:ascii="Microsoft YaHei" w:hAnsi="Microsoft YaHei" w:eastAsia="Microsoft YaHei"/>
+          <w:b/>
+          <w:sz w:val="19"/>
+        </w:rPr>
+        <w:t>关键词：phytoplankton</w:t>
+      </w:r>
+    </w:p>
+    <w:p>
+      <w:r>
+        <w:rPr>
+          <w:rFonts w:ascii="Microsoft YaHei" w:hAnsi="Microsoft YaHei" w:eastAsia="Microsoft YaHei"/>
+        </w:rPr>
+        <w:t>这项研究关注浮游植物群落、生理状态和生产力变化。 研究结合观测、模型或实验结果来刻画海洋生态和生物地球化学过程。 研究主要分析变化趋势、事件响应、驱动机制或方法表现，并把观测结果与生态和生物地球化学过程联系起来。 核心结果或实现为该主题提供了新的观测约束、方法基准或过程解释。 它有助于解释观测现象、比较方法差异，并为后续海洋生物地球化学分析提供线索。</w:t>
+      </w:r>
+    </w:p>
+    <w:p>
+      <w:r>
+        <w:rPr>
+          <w:rFonts w:ascii="Microsoft YaHei" w:hAnsi="Microsoft YaHei" w:eastAsia="Microsoft YaHei"/>
+          <w:color w:val="0563C1"/>
+          <w:sz w:val="18"/>
+        </w:rPr>
+        <w:t>链接：https://doi.org/10.3390/su18115746</w:t>
+      </w:r>
+    </w:p>
+    <w:p>
+      <w:pPr>
+        <w:pStyle w:val="Heading3"/>
+      </w:pPr>
+      <w:r>
+        <w:rPr>
+          <w:rFonts w:ascii="Microsoft YaHei" w:hAnsi="Microsoft YaHei" w:eastAsia="Microsoft YaHei"/>
+          <w:b/>
+        </w:rPr>
+        <w:t>36. Hydrodynamic Modelling of Semi-Enclosed Coastal Systems: A Stepwise Assessment of Key Forcing Factors</w:t>
+      </w:r>
+    </w:p>
+    <w:p>
+      <w:r>
+        <w:rPr>
+          <w:rFonts w:ascii="Microsoft YaHei" w:hAnsi="Microsoft YaHei" w:eastAsia="Microsoft YaHei"/>
+          <w:color w:val="55697D"/>
+          <w:sz w:val="18"/>
+        </w:rPr>
+        <w:t>作者：Baiming Chen; Cui Wang; Shang Jiang</w:t>
+      </w:r>
+    </w:p>
+    <w:p>
+      <w:r>
+        <w:rPr>
+          <w:rFonts w:ascii="Microsoft YaHei" w:hAnsi="Microsoft YaHei" w:eastAsia="Microsoft YaHei"/>
+          <w:color w:val="55697D"/>
+          <w:sz w:val="18"/>
+        </w:rPr>
+        <w:t>期刊：Journal of Marine Science and Engineering</w:t>
+      </w:r>
+    </w:p>
+    <w:p>
+      <w:r>
+        <w:rPr>
+          <w:rFonts w:ascii="Microsoft YaHei" w:hAnsi="Microsoft YaHei" w:eastAsia="Microsoft YaHei"/>
+          <w:color w:val="55697D"/>
+          <w:sz w:val="18"/>
+        </w:rPr>
+        <w:t>发表月份：2026-06</w:t>
+      </w:r>
+    </w:p>
+    <w:p>
+      <w:r>
+        <w:rPr>
+          <w:rFonts w:ascii="Microsoft YaHei" w:hAnsi="Microsoft YaHei" w:eastAsia="Microsoft YaHei"/>
+          <w:color w:val="55697D"/>
+          <w:sz w:val="18"/>
+        </w:rPr>
+        <w:t>DOI：10.3390/jmse14111058</w:t>
+      </w:r>
+    </w:p>
+    <w:p>
+      <w:r>
+        <w:rPr>
+          <w:rFonts w:ascii="Microsoft YaHei" w:hAnsi="Microsoft YaHei" w:eastAsia="Microsoft YaHei"/>
+          <w:b/>
+          <w:sz w:val="19"/>
+        </w:rPr>
+        <w:t>关键词：vertical structure</w:t>
+      </w:r>
+    </w:p>
+    <w:p>
+      <w:r>
+        <w:rPr>
+          <w:rFonts w:ascii="Microsoft YaHei" w:hAnsi="Microsoft YaHei" w:eastAsia="Microsoft YaHei"/>
+        </w:rPr>
+        <w:t>这项研究关注海洋生物地球化学过程。 研究结合观测、模型或实验结果来刻画海洋生态和生物地球化学过程。 研究主要分析变化趋势、事件响应、驱动机制或方法表现，并把观测结果与生态和生物地球化学过程联系起来。 核心结果或实现为该主题提供了新的观测约束、方法基准或过程解释。 它有助于解释观测现象、比较方法差异，并为后续海洋生物地球化学分析提供线索。</w:t>
+      </w:r>
+    </w:p>
+    <w:p>
+      <w:r>
+        <w:rPr>
+          <w:rFonts w:ascii="Microsoft YaHei" w:hAnsi="Microsoft YaHei" w:eastAsia="Microsoft YaHei"/>
+          <w:color w:val="0563C1"/>
+          <w:sz w:val="18"/>
+        </w:rPr>
+        <w:t>链接：https://doi.org/10.3390/jmse14111058</w:t>
+      </w:r>
+    </w:p>
+    <w:p>
+      <w:pPr>
+        <w:pStyle w:val="Heading3"/>
+      </w:pPr>
+      <w:r>
+        <w:rPr>
+          <w:rFonts w:ascii="Microsoft YaHei" w:hAnsi="Microsoft YaHei" w:eastAsia="Microsoft YaHei"/>
+          <w:b/>
+        </w:rPr>
+        <w:t>37. Heterogeneous spatial drivers of chlorophyll-a seasonal variability off the Shandong Peninsula, China</w:t>
+      </w:r>
+    </w:p>
+    <w:p>
+      <w:r>
+        <w:rPr>
+          <w:rFonts w:ascii="Microsoft YaHei" w:hAnsi="Microsoft YaHei" w:eastAsia="Microsoft YaHei"/>
+          <w:color w:val="55697D"/>
+          <w:sz w:val="18"/>
+        </w:rPr>
+        <w:t>作者：Jie Sun; Xiangyang Xue; Peimiao Zhao; Xinling Song; Wenjian Li; Ling Zhao; Zhenyan Wang</w:t>
+      </w:r>
+    </w:p>
+    <w:p>
+      <w:r>
+        <w:rPr>
+          <w:rFonts w:ascii="Microsoft YaHei" w:hAnsi="Microsoft YaHei" w:eastAsia="Microsoft YaHei"/>
+          <w:color w:val="55697D"/>
+          <w:sz w:val="18"/>
+        </w:rPr>
+        <w:t>期刊：Geo-Marine Letters</w:t>
+      </w:r>
+    </w:p>
+    <w:p>
+      <w:r>
+        <w:rPr>
+          <w:rFonts w:ascii="Microsoft YaHei" w:hAnsi="Microsoft YaHei" w:eastAsia="Microsoft YaHei"/>
+          <w:color w:val="55697D"/>
+          <w:sz w:val="18"/>
+        </w:rPr>
+        <w:t>发表月份：2026-06</w:t>
+      </w:r>
+    </w:p>
+    <w:p>
+      <w:r>
+        <w:rPr>
+          <w:rFonts w:ascii="Microsoft YaHei" w:hAnsi="Microsoft YaHei" w:eastAsia="Microsoft YaHei"/>
+          <w:color w:val="55697D"/>
+          <w:sz w:val="18"/>
+        </w:rPr>
+        <w:t>DOI：10.1007/s00367-026-00856-6</w:t>
+      </w:r>
+    </w:p>
+    <w:p>
+      <w:r>
+        <w:rPr>
+          <w:rFonts w:ascii="Microsoft YaHei" w:hAnsi="Microsoft YaHei" w:eastAsia="Microsoft YaHei"/>
+          <w:b/>
+          <w:sz w:val="19"/>
+        </w:rPr>
+        <w:t>关键词：phytoplankton</w:t>
+      </w:r>
+    </w:p>
+    <w:p>
+      <w:r>
+        <w:rPr>
+          <w:rFonts w:ascii="Microsoft YaHei" w:hAnsi="Microsoft YaHei" w:eastAsia="Microsoft YaHei"/>
+        </w:rPr>
+        <w:t>这项研究关注浮游植物群落、生理状态和生产力变化。 数据上主要面向卫星海色、叶绿素或遥感反射率记录，并在需要时结合原位或剖面观测进行约束。 研究主要分析变化趋势、事件响应、驱动机制或方法表现，并把观测结果与生态和生物地球化学过程联系起来。 核心结果或实现为该主题提供了新的观测约束、方法基准或过程解释。 它有助于解释观测现象、比较方法差异，并为后续海洋生物地球化学分析提供线索。</w:t>
+      </w:r>
+    </w:p>
+    <w:p>
+      <w:r>
+        <w:rPr>
+          <w:rFonts w:ascii="Microsoft YaHei" w:hAnsi="Microsoft YaHei" w:eastAsia="Microsoft YaHei"/>
+          <w:color w:val="0563C1"/>
+          <w:sz w:val="18"/>
+        </w:rPr>
+        <w:t>链接：https://doi.org/10.1007/s00367-026-00856-6</w:t>
+      </w:r>
+    </w:p>
+    <w:p>
+      <w:pPr>
+        <w:pStyle w:val="Heading3"/>
+      </w:pPr>
+      <w:r>
+        <w:rPr>
+          <w:rFonts w:ascii="Microsoft YaHei" w:hAnsi="Microsoft YaHei" w:eastAsia="Microsoft YaHei"/>
+          <w:b/>
+        </w:rPr>
+        <w:t>38. The Impact of Climate Change on the Potential Habitat Distribution of Eggs and Larvae of the Liza haematocheilus and Harpadon nehereus in the Coastal Waters of Zhejiang Province</w:t>
+      </w:r>
+    </w:p>
+    <w:p>
+      <w:r>
+        <w:rPr>
+          <w:rFonts w:ascii="Microsoft YaHei" w:hAnsi="Microsoft YaHei" w:eastAsia="Microsoft YaHei"/>
+          <w:color w:val="55697D"/>
+          <w:sz w:val="18"/>
+        </w:rPr>
+        <w:t>作者：Yuelian He; Rijin Jiang; Rui Yin; Peng Zhao; Mengyuan Zhang; Jinqing Wang</w:t>
+      </w:r>
+    </w:p>
+    <w:p>
+      <w:r>
+        <w:rPr>
+          <w:rFonts w:ascii="Microsoft YaHei" w:hAnsi="Microsoft YaHei" w:eastAsia="Microsoft YaHei"/>
+          <w:color w:val="55697D"/>
+          <w:sz w:val="18"/>
+        </w:rPr>
+        <w:t>期刊：Journal of Marine Science and Engineering</w:t>
+      </w:r>
+    </w:p>
+    <w:p>
+      <w:r>
+        <w:rPr>
+          <w:rFonts w:ascii="Microsoft YaHei" w:hAnsi="Microsoft YaHei" w:eastAsia="Microsoft YaHei"/>
+          <w:color w:val="55697D"/>
+          <w:sz w:val="18"/>
+        </w:rPr>
+        <w:t>发表月份：2026-05</w:t>
+      </w:r>
+    </w:p>
+    <w:p>
+      <w:r>
+        <w:rPr>
+          <w:rFonts w:ascii="Microsoft YaHei" w:hAnsi="Microsoft YaHei" w:eastAsia="Microsoft YaHei"/>
+          <w:color w:val="55697D"/>
+          <w:sz w:val="18"/>
+        </w:rPr>
+        <w:t>DOI：10.3390/jmse14111017</w:t>
+      </w:r>
+    </w:p>
+    <w:p>
+      <w:r>
+        <w:rPr>
+          <w:rFonts w:ascii="Microsoft YaHei" w:hAnsi="Microsoft YaHei" w:eastAsia="Microsoft YaHei"/>
+          <w:b/>
+          <w:sz w:val="19"/>
+        </w:rPr>
+        <w:t>关键词：phytoplankton</w:t>
+      </w:r>
+    </w:p>
+    <w:p>
+      <w:r>
+        <w:rPr>
+          <w:rFonts w:ascii="Microsoft YaHei" w:hAnsi="Microsoft YaHei" w:eastAsia="Microsoft YaHei"/>
+        </w:rPr>
+        <w:t>这项研究关注浮游植物群落、生理状态和生产力变化。 研究结合观测、模型或实验结果来刻画海洋生态和生物地球化学过程。 研究主要分析变化趋势、事件响应、驱动机制或方法表现，并把观测结果与生态和生物地球化学过程联系起来。 核心结果或实现为该主题提供了新的观测约束、方法基准或过程解释。 它有助于解释观测现象、比较方法差异，并为后续海洋生物地球化学分析提供线索。</w:t>
+      </w:r>
+    </w:p>
+    <w:p>
+      <w:r>
+        <w:rPr>
+          <w:rFonts w:ascii="Microsoft YaHei" w:hAnsi="Microsoft YaHei" w:eastAsia="Microsoft YaHei"/>
+          <w:color w:val="0563C1"/>
+          <w:sz w:val="18"/>
+        </w:rPr>
+        <w:t>链接：https://doi.org/10.3390/jmse14111017</w:t>
+      </w:r>
+    </w:p>
+    <w:p>
+      <w:pPr>
+        <w:pStyle w:val="Heading3"/>
+      </w:pPr>
+      <w:r>
+        <w:rPr>
+          <w:rFonts w:ascii="Microsoft YaHei" w:hAnsi="Microsoft YaHei" w:eastAsia="Microsoft YaHei"/>
+          <w:b/>
+        </w:rPr>
+        <w:t>39. Spatiotemporal Distribution of Chlorophyll-a and Dissolved Organic Matter in Ganjiang River Estuary of Lake Poyang</w:t>
+      </w:r>
+    </w:p>
+    <w:p>
+      <w:r>
+        <w:rPr>
+          <w:rFonts w:ascii="Microsoft YaHei" w:hAnsi="Microsoft YaHei" w:eastAsia="Microsoft YaHei"/>
+          <w:color w:val="55697D"/>
+          <w:sz w:val="18"/>
+        </w:rPr>
+        <w:t>作者：Zitong Huang; Haiqing Liao; Meichen Ji; Yule Luo; Fang Yang; Danni Liu; Yiling Zhong; Dongxia Feng; et al.</w:t>
+      </w:r>
+    </w:p>
+    <w:p>
+      <w:r>
+        <w:rPr>
+          <w:rFonts w:ascii="Microsoft YaHei" w:hAnsi="Microsoft YaHei" w:eastAsia="Microsoft YaHei"/>
+          <w:color w:val="55697D"/>
+          <w:sz w:val="18"/>
+        </w:rPr>
+        <w:t>期刊：Water</w:t>
+      </w:r>
+    </w:p>
+    <w:p>
+      <w:r>
+        <w:rPr>
+          <w:rFonts w:ascii="Microsoft YaHei" w:hAnsi="Microsoft YaHei" w:eastAsia="Microsoft YaHei"/>
+          <w:color w:val="55697D"/>
+          <w:sz w:val="18"/>
+        </w:rPr>
+        <w:t>发表月份：2026-05</w:t>
+      </w:r>
+    </w:p>
+    <w:p>
+      <w:r>
+        <w:rPr>
+          <w:rFonts w:ascii="Microsoft YaHei" w:hAnsi="Microsoft YaHei" w:eastAsia="Microsoft YaHei"/>
+          <w:color w:val="55697D"/>
+          <w:sz w:val="18"/>
+        </w:rPr>
+        <w:t>DOI：10.3390/w18101160</w:t>
+      </w:r>
+    </w:p>
+    <w:p>
+      <w:r>
+        <w:rPr>
+          <w:rFonts w:ascii="Microsoft YaHei" w:hAnsi="Microsoft YaHei" w:eastAsia="Microsoft YaHei"/>
+          <w:b/>
+          <w:sz w:val="19"/>
+        </w:rPr>
+        <w:t>关键词：phytoplankton; microbial carbon</w:t>
+      </w:r>
+    </w:p>
+    <w:p>
+      <w:r>
+        <w:rPr>
+          <w:rFonts w:ascii="Microsoft YaHei" w:hAnsi="Microsoft YaHei" w:eastAsia="Microsoft YaHei"/>
+        </w:rPr>
+        <w:t>这项研究关注浮游植物群落、生理状态和生产力变化。 数据上主要面向卫星海色、叶绿素或遥感反射率记录，并在需要时结合原位或剖面观测进行约束。 研究主要分析变化趋势、事件响应、驱动机制或方法表现，并把观测结果与生态和生物地球化学过程联系起来。 核心结果或实现为该主题提供了新的观测约束、方法基准或过程解释。 它有助于解释观测现象、比较方法差异，并为后续海洋生物地球化学分析提供线索。</w:t>
+      </w:r>
+    </w:p>
+    <w:p>
+      <w:r>
+        <w:rPr>
+          <w:rFonts w:ascii="Microsoft YaHei" w:hAnsi="Microsoft YaHei" w:eastAsia="Microsoft YaHei"/>
+          <w:color w:val="0563C1"/>
+          <w:sz w:val="18"/>
+        </w:rPr>
+        <w:t>链接：https://doi.org/10.3390/w18101160</w:t>
       </w:r>
     </w:p>
     <w:sectPr>
